--- a/LAB3/LAB3_CNPM2_1150080141_NguyenAnhKhoi.docx
+++ b/LAB3/LAB3_CNPM2_1150080141_NguyenAnhKhoi.docx
@@ -11,45 +11,174 @@
           <w:lang w:val="en-US"/>
         </w:rPr>
       </w:pPr>
-      <w:r>
-        <w:rPr>
-          <w:rFonts w:asciiTheme="majorHAnsi" w:hAnsiTheme="majorHAnsi" w:cstheme="majorHAnsi"/>
-          <w:sz w:val="26"/>
-          <w:szCs w:val="26"/>
-        </w:rPr>
-        <w:t>A. TỔNG QUAN</w:t>
-      </w:r>
-    </w:p>
-    <w:p>
-      <w:pPr>
-        <w:rPr>
-          <w:rFonts w:asciiTheme="majorHAnsi" w:hAnsiTheme="majorHAnsi" w:cstheme="majorHAnsi"/>
-          <w:sz w:val="26"/>
-          <w:szCs w:val="26"/>
-          <w:lang w:val="en-US"/>
-        </w:rPr>
-      </w:pPr>
-      <w:r>
-        <w:rPr>
-          <w:rFonts w:asciiTheme="majorHAnsi" w:hAnsiTheme="majorHAnsi" w:cstheme="majorHAnsi"/>
-          <w:sz w:val="26"/>
-          <w:szCs w:val="26"/>
-        </w:rPr>
-        <w:t>4. Môi trường thực hành</w:t>
-      </w:r>
-    </w:p>
-    <w:p>
-      <w:pPr>
-        <w:rPr>
-          <w:rFonts w:asciiTheme="majorHAnsi" w:hAnsiTheme="majorHAnsi" w:cstheme="majorHAnsi"/>
-          <w:sz w:val="26"/>
-          <w:szCs w:val="26"/>
-          <w:lang w:val="en-US"/>
-        </w:rPr>
-      </w:pPr>
-      <w:r>
-        <w:rPr>
-          <w:rFonts w:asciiTheme="majorHAnsi" w:hAnsiTheme="majorHAnsi" w:cstheme="majorHAnsi"/>
+    </w:p>
+    <w:p>
+      <w:pPr>
+        <w:rPr>
+          <w:rFonts w:asciiTheme="majorHAnsi" w:hAnsiTheme="majorHAnsi" w:cstheme="majorHAnsi"/>
+          <w:b/>
+          <w:bCs/>
+          <w:sz w:val="26"/>
+          <w:szCs w:val="26"/>
+          <w:lang w:val="en-US"/>
+        </w:rPr>
+      </w:pPr>
+      <w:r>
+        <w:rPr>
+          <w:rFonts w:asciiTheme="majorHAnsi" w:hAnsiTheme="majorHAnsi" w:cstheme="majorHAnsi"/>
+          <w:b/>
+          <w:bCs/>
+          <w:sz w:val="26"/>
+          <w:szCs w:val="26"/>
+          <w:lang w:val="en-US"/>
+        </w:rPr>
+        <w:t>Bài Lab3</w:t>
+      </w:r>
+    </w:p>
+    <w:p>
+      <w:pPr>
+        <w:rPr>
+          <w:rFonts w:asciiTheme="majorHAnsi" w:hAnsiTheme="majorHAnsi" w:cstheme="majorHAnsi"/>
+          <w:b/>
+          <w:bCs/>
+          <w:sz w:val="26"/>
+          <w:szCs w:val="26"/>
+          <w:lang w:val="en-US"/>
+        </w:rPr>
+      </w:pPr>
+      <w:r>
+        <w:rPr>
+          <w:rFonts w:asciiTheme="majorHAnsi" w:hAnsiTheme="majorHAnsi" w:cstheme="majorHAnsi"/>
+          <w:b/>
+          <w:bCs/>
+          <w:sz w:val="26"/>
+          <w:szCs w:val="26"/>
+          <w:lang w:val="en-US"/>
+        </w:rPr>
+        <w:t>Tên: Nguyễn Anh Khôi</w:t>
+      </w:r>
+    </w:p>
+    <w:p>
+      <w:pPr>
+        <w:rPr>
+          <w:rFonts w:asciiTheme="majorHAnsi" w:hAnsiTheme="majorHAnsi" w:cstheme="majorHAnsi"/>
+          <w:b/>
+          <w:bCs/>
+          <w:sz w:val="26"/>
+          <w:szCs w:val="26"/>
+          <w:lang w:val="en-US"/>
+        </w:rPr>
+      </w:pPr>
+      <w:r>
+        <w:rPr>
+          <w:rFonts w:asciiTheme="majorHAnsi" w:hAnsiTheme="majorHAnsi" w:cstheme="majorHAnsi"/>
+          <w:b/>
+          <w:bCs/>
+          <w:sz w:val="26"/>
+          <w:szCs w:val="26"/>
+          <w:lang w:val="en-US"/>
+        </w:rPr>
+        <w:t>MSSV: 1150080141</w:t>
+      </w:r>
+    </w:p>
+    <w:p>
+      <w:pPr>
+        <w:rPr>
+          <w:rFonts w:asciiTheme="majorHAnsi" w:hAnsiTheme="majorHAnsi" w:cstheme="majorHAnsi"/>
+          <w:b/>
+          <w:bCs/>
+          <w:sz w:val="26"/>
+          <w:szCs w:val="26"/>
+          <w:lang w:val="en-US"/>
+        </w:rPr>
+      </w:pPr>
+      <w:r>
+        <w:rPr>
+          <w:rFonts w:asciiTheme="majorHAnsi" w:hAnsiTheme="majorHAnsi" w:cstheme="majorHAnsi"/>
+          <w:b/>
+          <w:bCs/>
+          <w:sz w:val="26"/>
+          <w:szCs w:val="26"/>
+          <w:lang w:val="en-US"/>
+        </w:rPr>
+        <w:t>Link Youtube:</w:t>
+      </w:r>
+      <w:r>
+        <w:rPr>
+          <w:rFonts w:asciiTheme="majorHAnsi" w:hAnsiTheme="majorHAnsi" w:cstheme="majorHAnsi"/>
+          <w:b/>
+          <w:bCs/>
+          <w:sz w:val="26"/>
+          <w:szCs w:val="26"/>
+          <w:lang w:val="en-US"/>
+        </w:rPr>
+        <w:t xml:space="preserve"> </w:t>
+      </w:r>
+      <w:r>
+        <w:rPr>
+          <w:rFonts w:asciiTheme="majorHAnsi" w:hAnsiTheme="majorHAnsi" w:cstheme="majorHAnsi"/>
+          <w:b/>
+          <w:bCs/>
+          <w:sz w:val="26"/>
+          <w:szCs w:val="26"/>
+          <w:lang w:val="en-US"/>
+        </w:rPr>
+        <w:t>https://youtu.be/mGHiAixPmmA</w:t>
+      </w:r>
+    </w:p>
+    <w:p>
+      <w:pPr>
+        <w:rPr>
+          <w:rFonts w:asciiTheme="majorHAnsi" w:hAnsiTheme="majorHAnsi" w:cstheme="majorHAnsi"/>
+          <w:b/>
+          <w:bCs/>
+          <w:sz w:val="26"/>
+          <w:szCs w:val="26"/>
+          <w:lang w:val="en-US"/>
+        </w:rPr>
+      </w:pPr>
+      <w:r>
+        <w:rPr>
+          <w:rFonts w:asciiTheme="majorHAnsi" w:hAnsiTheme="majorHAnsi" w:cstheme="majorHAnsi"/>
+          <w:b/>
+          <w:bCs/>
+          <w:sz w:val="26"/>
+          <w:szCs w:val="26"/>
+        </w:rPr>
+        <w:t>TỔNG QUAN</w:t>
+      </w:r>
+    </w:p>
+    <w:p>
+      <w:pPr>
+        <w:rPr>
+          <w:rFonts w:asciiTheme="majorHAnsi" w:hAnsiTheme="majorHAnsi" w:cstheme="majorHAnsi"/>
+          <w:sz w:val="26"/>
+          <w:szCs w:val="26"/>
+          <w:lang w:val="en-US"/>
+        </w:rPr>
+      </w:pPr>
+      <w:r>
+        <w:rPr>
+          <w:rFonts w:asciiTheme="majorHAnsi" w:hAnsiTheme="majorHAnsi" w:cstheme="majorHAnsi"/>
+          <w:sz w:val="26"/>
+          <w:szCs w:val="26"/>
+        </w:rPr>
+        <w:t>Môi trường thực hành</w:t>
+      </w:r>
+    </w:p>
+    <w:p>
+      <w:pPr>
+        <w:rPr>
+          <w:rFonts w:asciiTheme="majorHAnsi" w:hAnsiTheme="majorHAnsi" w:cstheme="majorHAnsi"/>
+          <w:sz w:val="26"/>
+          <w:szCs w:val="26"/>
+          <w:lang w:val="en-US"/>
+        </w:rPr>
+      </w:pPr>
+      <w:r>
+        <w:rPr>
+          <w:rFonts w:asciiTheme="majorHAnsi" w:hAnsiTheme="majorHAnsi" w:cstheme="majorHAnsi"/>
+          <w:noProof/>
           <w:sz w:val="26"/>
           <w:szCs w:val="26"/>
           <w:lang w:val="en-US"/>
@@ -121,6 +250,7 @@
       <w:r>
         <w:rPr>
           <w:rFonts w:asciiTheme="majorHAnsi" w:hAnsiTheme="majorHAnsi" w:cstheme="majorHAnsi"/>
+          <w:noProof/>
           <w:sz w:val="26"/>
           <w:szCs w:val="26"/>
           <w:lang w:val="en-US"/>
@@ -193,6 +323,7 @@
       <w:r>
         <w:rPr>
           <w:rFonts w:asciiTheme="majorHAnsi" w:hAnsiTheme="majorHAnsi" w:cstheme="majorHAnsi"/>
+          <w:noProof/>
           <w:sz w:val="26"/>
           <w:szCs w:val="26"/>
           <w:lang w:val="en-US"/>
@@ -265,6 +396,7 @@
       <w:r>
         <w:rPr>
           <w:rFonts w:asciiTheme="majorHAnsi" w:hAnsiTheme="majorHAnsi" w:cstheme="majorHAnsi"/>
+          <w:noProof/>
           <w:sz w:val="26"/>
           <w:szCs w:val="26"/>
           <w:lang w:val="en-US"/>
@@ -333,16 +465,4314 @@
           <w:lang w:val="en-US"/>
         </w:rPr>
       </w:pPr>
-    </w:p>
-    <w:p>
-      <w:pPr>
-        <w:rPr>
-          <w:rFonts w:asciiTheme="majorHAnsi" w:hAnsiTheme="majorHAnsi" w:cstheme="majorHAnsi"/>
-          <w:sz w:val="26"/>
-          <w:szCs w:val="26"/>
-          <w:lang w:val="en-US"/>
-        </w:rPr>
-      </w:pPr>
+      <w:r>
+        <w:rPr>
+          <w:rFonts w:asciiTheme="majorHAnsi" w:hAnsiTheme="majorHAnsi" w:cstheme="majorHAnsi"/>
+          <w:sz w:val="26"/>
+          <w:szCs w:val="26"/>
+        </w:rPr>
+        <w:lastRenderedPageBreak/>
+        <w:drawing>
+          <wp:inline distT="0" distB="0" distL="0" distR="0" wp14:anchorId="3B24D1DE" wp14:editId="0CD4FBD9">
+            <wp:extent cx="5731510" cy="3018790"/>
+            <wp:effectExtent l="0" t="0" r="2540" b="0"/>
+            <wp:docPr id="6" name="Picture 6"/>
+            <wp:cNvGraphicFramePr>
+              <a:graphicFrameLocks xmlns:a="http://schemas.openxmlformats.org/drawingml/2006/main" noChangeAspect="1"/>
+            </wp:cNvGraphicFramePr>
+            <a:graphic xmlns:a="http://schemas.openxmlformats.org/drawingml/2006/main">
+              <a:graphicData uri="http://schemas.openxmlformats.org/drawingml/2006/picture">
+                <pic:pic xmlns:pic="http://schemas.openxmlformats.org/drawingml/2006/picture">
+                  <pic:nvPicPr>
+                    <pic:cNvPr id="1" name=""/>
+                    <pic:cNvPicPr/>
+                  </pic:nvPicPr>
+                  <pic:blipFill>
+                    <a:blip r:embed="rId8"/>
+                    <a:stretch>
+                      <a:fillRect/>
+                    </a:stretch>
+                  </pic:blipFill>
+                  <pic:spPr>
+                    <a:xfrm>
+                      <a:off x="0" y="0"/>
+                      <a:ext cx="5731510" cy="3018790"/>
+                    </a:xfrm>
+                    <a:prstGeom prst="rect">
+                      <a:avLst/>
+                    </a:prstGeom>
+                  </pic:spPr>
+                </pic:pic>
+              </a:graphicData>
+            </a:graphic>
+          </wp:inline>
+        </w:drawing>
+      </w:r>
+      <w:r>
+        <w:rPr>
+          <w:rFonts w:asciiTheme="majorHAnsi" w:hAnsiTheme="majorHAnsi" w:cstheme="majorHAnsi"/>
+          <w:sz w:val="26"/>
+          <w:szCs w:val="26"/>
+        </w:rPr>
+        <w:t>Các công cụ phục vụ thu thập và phân tích bằng chứng gồm Python, Wireshark, Sysmon, Autoruns và Process Explorer. Phiên bản của các công cụ được kiểm tra trước khi bắt đầu các tình huống thực hành.</w:t>
+      </w:r>
+    </w:p>
+    <w:p>
+      <w:pPr>
+        <w:rPr>
+          <w:rFonts w:asciiTheme="majorHAnsi" w:hAnsiTheme="majorHAnsi" w:cstheme="majorHAnsi"/>
+          <w:b/>
+          <w:bCs/>
+          <w:sz w:val="26"/>
+          <w:szCs w:val="26"/>
+          <w:lang w:val="en-US"/>
+        </w:rPr>
+      </w:pPr>
+      <w:r>
+        <w:rPr>
+          <w:rFonts w:asciiTheme="majorHAnsi" w:hAnsiTheme="majorHAnsi" w:cstheme="majorHAnsi"/>
+          <w:b/>
+          <w:bCs/>
+          <w:sz w:val="26"/>
+          <w:szCs w:val="26"/>
+          <w:lang w:val="en-US"/>
+        </w:rPr>
+        <w:t>Thực Hành</w:t>
+      </w:r>
+    </w:p>
+    <w:p>
+      <w:pPr>
+        <w:rPr>
+          <w:rFonts w:asciiTheme="majorHAnsi" w:hAnsiTheme="majorHAnsi" w:cstheme="majorHAnsi"/>
+          <w:sz w:val="26"/>
+          <w:szCs w:val="26"/>
+          <w:lang w:val="en-US"/>
+        </w:rPr>
+      </w:pPr>
+      <w:r>
+        <w:rPr>
+          <w:rFonts w:asciiTheme="majorHAnsi" w:hAnsiTheme="majorHAnsi" w:cstheme="majorHAnsi"/>
+          <w:sz w:val="26"/>
+          <w:szCs w:val="26"/>
+          <w:lang w:val="en-US"/>
+        </w:rPr>
+        <w:t>Baseline trước khi tạo tình huống</w:t>
+      </w:r>
+    </w:p>
+    <w:p>
+      <w:pPr>
+        <w:rPr>
+          <w:rFonts w:asciiTheme="majorHAnsi" w:hAnsiTheme="majorHAnsi" w:cstheme="majorHAnsi"/>
+          <w:sz w:val="26"/>
+          <w:szCs w:val="26"/>
+          <w:lang w:val="en-US"/>
+        </w:rPr>
+      </w:pPr>
+      <w:r>
+        <w:rPr>
+          <w:rFonts w:asciiTheme="majorHAnsi" w:hAnsiTheme="majorHAnsi" w:cstheme="majorHAnsi"/>
+          <w:sz w:val="26"/>
+          <w:szCs w:val="26"/>
+          <w:lang w:val="en-US"/>
+        </w:rPr>
+        <w:drawing>
+          <wp:inline distT="0" distB="0" distL="0" distR="0" wp14:anchorId="6605157C" wp14:editId="7823EB2E">
+            <wp:extent cx="5731510" cy="3125470"/>
+            <wp:effectExtent l="0" t="0" r="2540" b="0"/>
+            <wp:docPr id="7" name="Picture 7"/>
+            <wp:cNvGraphicFramePr>
+              <a:graphicFrameLocks xmlns:a="http://schemas.openxmlformats.org/drawingml/2006/main" noChangeAspect="1"/>
+            </wp:cNvGraphicFramePr>
+            <a:graphic xmlns:a="http://schemas.openxmlformats.org/drawingml/2006/main">
+              <a:graphicData uri="http://schemas.openxmlformats.org/drawingml/2006/picture">
+                <pic:pic xmlns:pic="http://schemas.openxmlformats.org/drawingml/2006/picture">
+                  <pic:nvPicPr>
+                    <pic:cNvPr id="1" name=""/>
+                    <pic:cNvPicPr/>
+                  </pic:nvPicPr>
+                  <pic:blipFill>
+                    <a:blip r:embed="rId9"/>
+                    <a:stretch>
+                      <a:fillRect/>
+                    </a:stretch>
+                  </pic:blipFill>
+                  <pic:spPr>
+                    <a:xfrm>
+                      <a:off x="0" y="0"/>
+                      <a:ext cx="5731510" cy="3125470"/>
+                    </a:xfrm>
+                    <a:prstGeom prst="rect">
+                      <a:avLst/>
+                    </a:prstGeom>
+                  </pic:spPr>
+                </pic:pic>
+              </a:graphicData>
+            </a:graphic>
+          </wp:inline>
+        </w:drawing>
+      </w:r>
+    </w:p>
+    <w:p>
+      <w:pPr>
+        <w:rPr>
+          <w:rFonts w:asciiTheme="majorHAnsi" w:hAnsiTheme="majorHAnsi" w:cstheme="majorHAnsi"/>
+          <w:sz w:val="26"/>
+          <w:szCs w:val="26"/>
+          <w:lang w:val="en-US"/>
+        </w:rPr>
+      </w:pPr>
+      <w:r>
+        <w:rPr>
+          <w:rFonts w:asciiTheme="majorHAnsi" w:hAnsiTheme="majorHAnsi" w:cstheme="majorHAnsi"/>
+          <w:sz w:val="26"/>
+          <w:szCs w:val="26"/>
+        </w:rPr>
+        <w:t>Kết quả cho thấy Microsoft Defender đang hoạt động với bảo vệ thời gian thực được bật. Windows Firewall cũng được duy trì trong quá trình thực hành.</w:t>
+      </w:r>
+    </w:p>
+    <w:p>
+      <w:pPr>
+        <w:rPr>
+          <w:rFonts w:asciiTheme="majorHAnsi" w:hAnsiTheme="majorHAnsi" w:cstheme="majorHAnsi"/>
+          <w:b/>
+          <w:bCs/>
+          <w:sz w:val="26"/>
+          <w:szCs w:val="26"/>
+        </w:rPr>
+      </w:pPr>
+      <w:r>
+        <w:rPr>
+          <w:rFonts w:asciiTheme="majorHAnsi" w:hAnsiTheme="majorHAnsi" w:cstheme="majorHAnsi"/>
+          <w:b/>
+          <w:bCs/>
+          <w:sz w:val="26"/>
+          <w:szCs w:val="26"/>
+        </w:rPr>
+        <w:br w:type="page"/>
+      </w:r>
+    </w:p>
+    <w:p>
+      <w:pPr>
+        <w:rPr>
+          <w:rFonts w:asciiTheme="majorHAnsi" w:hAnsiTheme="majorHAnsi" w:cstheme="majorHAnsi"/>
+          <w:b/>
+          <w:bCs/>
+          <w:sz w:val="26"/>
+          <w:szCs w:val="26"/>
+          <w:lang w:val="en-US"/>
+        </w:rPr>
+      </w:pPr>
+      <w:r>
+        <w:rPr>
+          <w:rFonts w:asciiTheme="majorHAnsi" w:hAnsiTheme="majorHAnsi" w:cstheme="majorHAnsi"/>
+          <w:b/>
+          <w:bCs/>
+          <w:sz w:val="26"/>
+          <w:szCs w:val="26"/>
+          <w:lang w:val="en-US"/>
+        </w:rPr>
+        <w:lastRenderedPageBreak/>
+        <w:t>ư</w:t>
+      </w:r>
+      <w:r>
+        <w:rPr>
+          <w:rFonts w:asciiTheme="majorHAnsi" w:hAnsiTheme="majorHAnsi" w:cstheme="majorHAnsi"/>
+          <w:b/>
+          <w:bCs/>
+          <w:sz w:val="26"/>
+          <w:szCs w:val="26"/>
+        </w:rPr>
+        <w:t>Tình huống 1 – Xác định tài sản, lỗ hổng, mối đe dọa và rủi ro</w:t>
+      </w:r>
+    </w:p>
+    <w:tbl>
+      <w:tblPr>
+        <w:tblStyle w:val="TableGrid"/>
+        <w:tblW w:w="0" w:type="auto"/>
+        <w:tblLook w:val="04A0" w:firstRow="1" w:lastRow="0" w:firstColumn="1" w:lastColumn="0" w:noHBand="0" w:noVBand="1"/>
+      </w:tblPr>
+      <w:tblGrid>
+        <w:gridCol w:w="1675"/>
+        <w:gridCol w:w="1368"/>
+        <w:gridCol w:w="2481"/>
+        <w:gridCol w:w="1147"/>
+        <w:gridCol w:w="2345"/>
+      </w:tblGrid>
+      <w:tr>
+        <w:tc>
+          <w:tcPr>
+            <w:tcW w:w="0" w:type="auto"/>
+            <w:vAlign w:val="center"/>
+            <w:hideMark/>
+          </w:tcPr>
+          <w:p>
+            <w:pPr>
+              <w:spacing w:after="160" w:line="278" w:lineRule="auto"/>
+              <w:jc w:val="center"/>
+              <w:rPr>
+                <w:rFonts w:asciiTheme="majorHAnsi" w:hAnsiTheme="majorHAnsi" w:cstheme="majorHAnsi"/>
+                <w:b/>
+                <w:bCs/>
+                <w:sz w:val="26"/>
+                <w:szCs w:val="26"/>
+              </w:rPr>
+            </w:pPr>
+            <w:r>
+              <w:rPr>
+                <w:rFonts w:asciiTheme="majorHAnsi" w:hAnsiTheme="majorHAnsi" w:cstheme="majorHAnsi"/>
+                <w:b/>
+                <w:bCs/>
+                <w:sz w:val="26"/>
+                <w:szCs w:val="26"/>
+              </w:rPr>
+              <w:t>Tài sản</w:t>
+            </w:r>
+          </w:p>
+        </w:tc>
+        <w:tc>
+          <w:tcPr>
+            <w:tcW w:w="0" w:type="auto"/>
+            <w:vAlign w:val="center"/>
+            <w:hideMark/>
+          </w:tcPr>
+          <w:p>
+            <w:pPr>
+              <w:spacing w:after="160" w:line="278" w:lineRule="auto"/>
+              <w:jc w:val="center"/>
+              <w:rPr>
+                <w:rFonts w:asciiTheme="majorHAnsi" w:hAnsiTheme="majorHAnsi" w:cstheme="majorHAnsi"/>
+                <w:b/>
+                <w:bCs/>
+                <w:sz w:val="26"/>
+                <w:szCs w:val="26"/>
+              </w:rPr>
+            </w:pPr>
+            <w:r>
+              <w:rPr>
+                <w:rFonts w:asciiTheme="majorHAnsi" w:hAnsiTheme="majorHAnsi" w:cstheme="majorHAnsi"/>
+                <w:b/>
+                <w:bCs/>
+                <w:sz w:val="26"/>
+                <w:szCs w:val="26"/>
+              </w:rPr>
+              <w:t>Lỗ hổng</w:t>
+            </w:r>
+          </w:p>
+        </w:tc>
+        <w:tc>
+          <w:tcPr>
+            <w:tcW w:w="0" w:type="auto"/>
+            <w:vAlign w:val="center"/>
+            <w:hideMark/>
+          </w:tcPr>
+          <w:p>
+            <w:pPr>
+              <w:spacing w:after="160" w:line="278" w:lineRule="auto"/>
+              <w:jc w:val="center"/>
+              <w:rPr>
+                <w:rFonts w:asciiTheme="majorHAnsi" w:hAnsiTheme="majorHAnsi" w:cstheme="majorHAnsi"/>
+                <w:b/>
+                <w:bCs/>
+                <w:sz w:val="26"/>
+                <w:szCs w:val="26"/>
+              </w:rPr>
+            </w:pPr>
+            <w:r>
+              <w:rPr>
+                <w:rFonts w:asciiTheme="majorHAnsi" w:hAnsiTheme="majorHAnsi" w:cstheme="majorHAnsi"/>
+                <w:b/>
+                <w:bCs/>
+                <w:sz w:val="26"/>
+                <w:szCs w:val="26"/>
+              </w:rPr>
+              <w:t>Mối đe dọa</w:t>
+            </w:r>
+          </w:p>
+        </w:tc>
+        <w:tc>
+          <w:tcPr>
+            <w:tcW w:w="0" w:type="auto"/>
+            <w:vAlign w:val="center"/>
+            <w:hideMark/>
+          </w:tcPr>
+          <w:p>
+            <w:pPr>
+              <w:spacing w:after="160" w:line="278" w:lineRule="auto"/>
+              <w:jc w:val="center"/>
+              <w:rPr>
+                <w:rFonts w:asciiTheme="majorHAnsi" w:hAnsiTheme="majorHAnsi" w:cstheme="majorHAnsi"/>
+                <w:b/>
+                <w:bCs/>
+                <w:sz w:val="26"/>
+                <w:szCs w:val="26"/>
+              </w:rPr>
+            </w:pPr>
+            <w:r>
+              <w:rPr>
+                <w:rFonts w:asciiTheme="majorHAnsi" w:hAnsiTheme="majorHAnsi" w:cstheme="majorHAnsi"/>
+                <w:b/>
+                <w:bCs/>
+                <w:sz w:val="26"/>
+                <w:szCs w:val="26"/>
+              </w:rPr>
+              <w:t>Rủi ro</w:t>
+            </w:r>
+          </w:p>
+        </w:tc>
+        <w:tc>
+          <w:tcPr>
+            <w:tcW w:w="0" w:type="auto"/>
+            <w:vAlign w:val="center"/>
+            <w:hideMark/>
+          </w:tcPr>
+          <w:p>
+            <w:pPr>
+              <w:spacing w:after="160" w:line="278" w:lineRule="auto"/>
+              <w:jc w:val="center"/>
+              <w:rPr>
+                <w:rFonts w:asciiTheme="majorHAnsi" w:hAnsiTheme="majorHAnsi" w:cstheme="majorHAnsi"/>
+                <w:b/>
+                <w:bCs/>
+                <w:sz w:val="26"/>
+                <w:szCs w:val="26"/>
+              </w:rPr>
+            </w:pPr>
+            <w:r>
+              <w:rPr>
+                <w:rFonts w:asciiTheme="majorHAnsi" w:hAnsiTheme="majorHAnsi" w:cstheme="majorHAnsi"/>
+                <w:b/>
+                <w:bCs/>
+                <w:sz w:val="26"/>
+                <w:szCs w:val="26"/>
+              </w:rPr>
+              <w:t>Biện pháp</w:t>
+            </w:r>
+          </w:p>
+        </w:tc>
+      </w:tr>
+      <w:tr>
+        <w:tc>
+          <w:tcPr>
+            <w:tcW w:w="0" w:type="auto"/>
+            <w:hideMark/>
+          </w:tcPr>
+          <w:p>
+            <w:pPr>
+              <w:spacing w:after="160" w:line="278" w:lineRule="auto"/>
+              <w:rPr>
+                <w:rFonts w:asciiTheme="majorHAnsi" w:hAnsiTheme="majorHAnsi" w:cstheme="majorHAnsi"/>
+                <w:sz w:val="26"/>
+                <w:szCs w:val="26"/>
+              </w:rPr>
+            </w:pPr>
+            <w:r>
+              <w:rPr>
+                <w:rFonts w:asciiTheme="majorHAnsi" w:hAnsiTheme="majorHAnsi" w:cstheme="majorHAnsi"/>
+                <w:sz w:val="26"/>
+                <w:szCs w:val="26"/>
+              </w:rPr>
+              <w:t>Thông tin xác thực tài khoản lab</w:t>
+            </w:r>
+          </w:p>
+        </w:tc>
+        <w:tc>
+          <w:tcPr>
+            <w:tcW w:w="0" w:type="auto"/>
+            <w:hideMark/>
+          </w:tcPr>
+          <w:p>
+            <w:pPr>
+              <w:spacing w:after="160" w:line="278" w:lineRule="auto"/>
+              <w:rPr>
+                <w:rFonts w:asciiTheme="majorHAnsi" w:hAnsiTheme="majorHAnsi" w:cstheme="majorHAnsi"/>
+                <w:sz w:val="26"/>
+                <w:szCs w:val="26"/>
+              </w:rPr>
+            </w:pPr>
+            <w:r>
+              <w:rPr>
+                <w:rFonts w:asciiTheme="majorHAnsi" w:hAnsiTheme="majorHAnsi" w:cstheme="majorHAnsi"/>
+                <w:sz w:val="26"/>
+                <w:szCs w:val="26"/>
+              </w:rPr>
+              <w:t>Mật khẩu ngắn hoặc nhập vào phần mềm không tin cậy</w:t>
+            </w:r>
+          </w:p>
+        </w:tc>
+        <w:tc>
+          <w:tcPr>
+            <w:tcW w:w="0" w:type="auto"/>
+            <w:hideMark/>
+          </w:tcPr>
+          <w:p>
+            <w:pPr>
+              <w:spacing w:after="160" w:line="278" w:lineRule="auto"/>
+              <w:rPr>
+                <w:rFonts w:asciiTheme="majorHAnsi" w:hAnsiTheme="majorHAnsi" w:cstheme="majorHAnsi"/>
+                <w:sz w:val="26"/>
+                <w:szCs w:val="26"/>
+              </w:rPr>
+            </w:pPr>
+            <w:r>
+              <w:rPr>
+                <w:rFonts w:asciiTheme="majorHAnsi" w:hAnsiTheme="majorHAnsi" w:cstheme="majorHAnsi"/>
+                <w:sz w:val="26"/>
+                <w:szCs w:val="26"/>
+              </w:rPr>
+              <w:t>Dò mật khẩu, keylogging, phishing</w:t>
+            </w:r>
+          </w:p>
+        </w:tc>
+        <w:tc>
+          <w:tcPr>
+            <w:tcW w:w="0" w:type="auto"/>
+            <w:hideMark/>
+          </w:tcPr>
+          <w:p>
+            <w:pPr>
+              <w:spacing w:after="160" w:line="278" w:lineRule="auto"/>
+              <w:rPr>
+                <w:rFonts w:asciiTheme="majorHAnsi" w:hAnsiTheme="majorHAnsi" w:cstheme="majorHAnsi"/>
+                <w:sz w:val="26"/>
+                <w:szCs w:val="26"/>
+              </w:rPr>
+            </w:pPr>
+            <w:r>
+              <w:rPr>
+                <w:rFonts w:asciiTheme="majorHAnsi" w:hAnsiTheme="majorHAnsi" w:cstheme="majorHAnsi"/>
+                <w:sz w:val="26"/>
+                <w:szCs w:val="26"/>
+              </w:rPr>
+              <w:t>Mất quyền truy cập hoặc bị chiếm tài khoản</w:t>
+            </w:r>
+          </w:p>
+        </w:tc>
+        <w:tc>
+          <w:tcPr>
+            <w:tcW w:w="0" w:type="auto"/>
+            <w:hideMark/>
+          </w:tcPr>
+          <w:p>
+            <w:pPr>
+              <w:spacing w:after="160" w:line="278" w:lineRule="auto"/>
+              <w:rPr>
+                <w:rFonts w:asciiTheme="majorHAnsi" w:hAnsiTheme="majorHAnsi" w:cstheme="majorHAnsi"/>
+                <w:sz w:val="26"/>
+                <w:szCs w:val="26"/>
+              </w:rPr>
+            </w:pPr>
+            <w:r>
+              <w:rPr>
+                <w:rFonts w:asciiTheme="majorHAnsi" w:hAnsiTheme="majorHAnsi" w:cstheme="majorHAnsi"/>
+                <w:sz w:val="26"/>
+                <w:szCs w:val="26"/>
+              </w:rPr>
+              <w:t>Mật khẩu dài, MFA nếu hỗ trợ, endpoint protection, audit log</w:t>
+            </w:r>
+          </w:p>
+        </w:tc>
+      </w:tr>
+      <w:tr>
+        <w:tc>
+          <w:tcPr>
+            <w:tcW w:w="0" w:type="auto"/>
+            <w:hideMark/>
+          </w:tcPr>
+          <w:p>
+            <w:pPr>
+              <w:spacing w:after="160" w:line="278" w:lineRule="auto"/>
+              <w:rPr>
+                <w:rFonts w:asciiTheme="majorHAnsi" w:hAnsiTheme="majorHAnsi" w:cstheme="majorHAnsi"/>
+                <w:sz w:val="26"/>
+                <w:szCs w:val="26"/>
+              </w:rPr>
+            </w:pPr>
+            <w:r>
+              <w:rPr>
+                <w:rFonts w:asciiTheme="majorHAnsi" w:hAnsiTheme="majorHAnsi" w:cstheme="majorHAnsi"/>
+                <w:sz w:val="26"/>
+                <w:szCs w:val="26"/>
+              </w:rPr>
+              <w:t>Dữ liệu trong C:\LAB3</w:t>
+            </w:r>
+          </w:p>
+        </w:tc>
+        <w:tc>
+          <w:tcPr>
+            <w:tcW w:w="0" w:type="auto"/>
+            <w:hideMark/>
+          </w:tcPr>
+          <w:p>
+            <w:pPr>
+              <w:spacing w:after="160" w:line="278" w:lineRule="auto"/>
+              <w:rPr>
+                <w:rFonts w:asciiTheme="majorHAnsi" w:hAnsiTheme="majorHAnsi" w:cstheme="majorHAnsi"/>
+                <w:sz w:val="26"/>
+                <w:szCs w:val="26"/>
+              </w:rPr>
+            </w:pPr>
+            <w:r>
+              <w:rPr>
+                <w:rFonts w:asciiTheme="majorHAnsi" w:hAnsiTheme="majorHAnsi" w:cstheme="majorHAnsi"/>
+                <w:sz w:val="26"/>
+                <w:szCs w:val="26"/>
+              </w:rPr>
+              <w:t>Thiếu backup hoặc kiểm soát thay đổi</w:t>
+            </w:r>
+          </w:p>
+        </w:tc>
+        <w:tc>
+          <w:tcPr>
+            <w:tcW w:w="0" w:type="auto"/>
+            <w:hideMark/>
+          </w:tcPr>
+          <w:p>
+            <w:pPr>
+              <w:spacing w:after="160" w:line="278" w:lineRule="auto"/>
+              <w:rPr>
+                <w:rFonts w:asciiTheme="majorHAnsi" w:hAnsiTheme="majorHAnsi" w:cstheme="majorHAnsi"/>
+                <w:sz w:val="26"/>
+                <w:szCs w:val="26"/>
+              </w:rPr>
+            </w:pPr>
+            <w:r>
+              <w:rPr>
+                <w:rFonts w:asciiTheme="majorHAnsi" w:hAnsiTheme="majorHAnsi" w:cstheme="majorHAnsi"/>
+                <w:sz w:val="26"/>
+                <w:szCs w:val="26"/>
+              </w:rPr>
+              <w:t>Xóa nhầm, mã độc, lỗi đĩa</w:t>
+            </w:r>
+          </w:p>
+        </w:tc>
+        <w:tc>
+          <w:tcPr>
+            <w:tcW w:w="0" w:type="auto"/>
+            <w:hideMark/>
+          </w:tcPr>
+          <w:p>
+            <w:pPr>
+              <w:spacing w:after="160" w:line="278" w:lineRule="auto"/>
+              <w:rPr>
+                <w:rFonts w:asciiTheme="majorHAnsi" w:hAnsiTheme="majorHAnsi" w:cstheme="majorHAnsi"/>
+                <w:sz w:val="26"/>
+                <w:szCs w:val="26"/>
+              </w:rPr>
+            </w:pPr>
+            <w:r>
+              <w:rPr>
+                <w:rFonts w:asciiTheme="majorHAnsi" w:hAnsiTheme="majorHAnsi" w:cstheme="majorHAnsi"/>
+                <w:sz w:val="26"/>
+                <w:szCs w:val="26"/>
+              </w:rPr>
+              <w:t>Mất hoặc thay đổi dữ liệu</w:t>
+            </w:r>
+          </w:p>
+        </w:tc>
+        <w:tc>
+          <w:tcPr>
+            <w:tcW w:w="0" w:type="auto"/>
+            <w:hideMark/>
+          </w:tcPr>
+          <w:p>
+            <w:pPr>
+              <w:spacing w:after="160" w:line="278" w:lineRule="auto"/>
+              <w:rPr>
+                <w:rFonts w:asciiTheme="majorHAnsi" w:hAnsiTheme="majorHAnsi" w:cstheme="majorHAnsi"/>
+                <w:sz w:val="26"/>
+                <w:szCs w:val="26"/>
+              </w:rPr>
+            </w:pPr>
+            <w:r>
+              <w:rPr>
+                <w:rFonts w:asciiTheme="majorHAnsi" w:hAnsiTheme="majorHAnsi" w:cstheme="majorHAnsi"/>
+                <w:sz w:val="26"/>
+                <w:szCs w:val="26"/>
+              </w:rPr>
+              <w:t>Backup, least privilege, hash, logging</w:t>
+            </w:r>
+          </w:p>
+        </w:tc>
+      </w:tr>
+      <w:tr>
+        <w:tc>
+          <w:tcPr>
+            <w:tcW w:w="0" w:type="auto"/>
+            <w:hideMark/>
+          </w:tcPr>
+          <w:p>
+            <w:pPr>
+              <w:spacing w:after="160" w:line="278" w:lineRule="auto"/>
+              <w:rPr>
+                <w:rFonts w:asciiTheme="majorHAnsi" w:hAnsiTheme="majorHAnsi" w:cstheme="majorHAnsi"/>
+                <w:sz w:val="26"/>
+                <w:szCs w:val="26"/>
+              </w:rPr>
+            </w:pPr>
+            <w:r>
+              <w:rPr>
+                <w:rFonts w:asciiTheme="majorHAnsi" w:hAnsiTheme="majorHAnsi" w:cstheme="majorHAnsi"/>
+                <w:sz w:val="26"/>
+                <w:szCs w:val="26"/>
+              </w:rPr>
+              <w:t>Dịch vụ nghiệp vụ giả lập</w:t>
+            </w:r>
+          </w:p>
+        </w:tc>
+        <w:tc>
+          <w:tcPr>
+            <w:tcW w:w="0" w:type="auto"/>
+            <w:hideMark/>
+          </w:tcPr>
+          <w:p>
+            <w:pPr>
+              <w:spacing w:after="160" w:line="278" w:lineRule="auto"/>
+              <w:rPr>
+                <w:rFonts w:asciiTheme="majorHAnsi" w:hAnsiTheme="majorHAnsi" w:cstheme="majorHAnsi"/>
+                <w:sz w:val="26"/>
+                <w:szCs w:val="26"/>
+              </w:rPr>
+            </w:pPr>
+            <w:r>
+              <w:rPr>
+                <w:rFonts w:asciiTheme="majorHAnsi" w:hAnsiTheme="majorHAnsi" w:cstheme="majorHAnsi"/>
+                <w:sz w:val="26"/>
+                <w:szCs w:val="26"/>
+              </w:rPr>
+              <w:t>Cổng lắng nghe ngoài dự kiến, thiếu giám sát</w:t>
+            </w:r>
+          </w:p>
+        </w:tc>
+        <w:tc>
+          <w:tcPr>
+            <w:tcW w:w="0" w:type="auto"/>
+            <w:hideMark/>
+          </w:tcPr>
+          <w:p>
+            <w:pPr>
+              <w:spacing w:after="160" w:line="278" w:lineRule="auto"/>
+              <w:rPr>
+                <w:rFonts w:asciiTheme="majorHAnsi" w:hAnsiTheme="majorHAnsi" w:cstheme="majorHAnsi"/>
+                <w:sz w:val="26"/>
+                <w:szCs w:val="26"/>
+              </w:rPr>
+            </w:pPr>
+            <w:r>
+              <w:rPr>
+                <w:rFonts w:asciiTheme="majorHAnsi" w:hAnsiTheme="majorHAnsi" w:cstheme="majorHAnsi"/>
+                <w:sz w:val="26"/>
+                <w:szCs w:val="26"/>
+              </w:rPr>
+              <w:t>Backdoor, DoS</w:t>
+            </w:r>
+          </w:p>
+        </w:tc>
+        <w:tc>
+          <w:tcPr>
+            <w:tcW w:w="0" w:type="auto"/>
+            <w:hideMark/>
+          </w:tcPr>
+          <w:p>
+            <w:pPr>
+              <w:spacing w:after="160" w:line="278" w:lineRule="auto"/>
+              <w:rPr>
+                <w:rFonts w:asciiTheme="majorHAnsi" w:hAnsiTheme="majorHAnsi" w:cstheme="majorHAnsi"/>
+                <w:sz w:val="26"/>
+                <w:szCs w:val="26"/>
+              </w:rPr>
+            </w:pPr>
+            <w:r>
+              <w:rPr>
+                <w:rFonts w:asciiTheme="majorHAnsi" w:hAnsiTheme="majorHAnsi" w:cstheme="majorHAnsi"/>
+                <w:sz w:val="26"/>
+                <w:szCs w:val="26"/>
+              </w:rPr>
+              <w:t>Gián đoạn dịch vụ hoặc truy cập trái phép</w:t>
+            </w:r>
+          </w:p>
+        </w:tc>
+        <w:tc>
+          <w:tcPr>
+            <w:tcW w:w="0" w:type="auto"/>
+            <w:hideMark/>
+          </w:tcPr>
+          <w:p>
+            <w:pPr>
+              <w:spacing w:after="160" w:line="278" w:lineRule="auto"/>
+              <w:rPr>
+                <w:rFonts w:asciiTheme="majorHAnsi" w:hAnsiTheme="majorHAnsi" w:cstheme="majorHAnsi"/>
+                <w:sz w:val="26"/>
+                <w:szCs w:val="26"/>
+              </w:rPr>
+            </w:pPr>
+            <w:r>
+              <w:rPr>
+                <w:rFonts w:asciiTheme="majorHAnsi" w:hAnsiTheme="majorHAnsi" w:cstheme="majorHAnsi"/>
+                <w:sz w:val="26"/>
+                <w:szCs w:val="26"/>
+              </w:rPr>
+              <w:t>Firewall, giám sát process/network, allow-list</w:t>
+            </w:r>
+          </w:p>
+        </w:tc>
+      </w:tr>
+      <w:tr>
+        <w:tc>
+          <w:tcPr>
+            <w:tcW w:w="0" w:type="auto"/>
+            <w:hideMark/>
+          </w:tcPr>
+          <w:p>
+            <w:pPr>
+              <w:spacing w:after="160" w:line="278" w:lineRule="auto"/>
+              <w:rPr>
+                <w:rFonts w:asciiTheme="majorHAnsi" w:hAnsiTheme="majorHAnsi" w:cstheme="majorHAnsi"/>
+                <w:sz w:val="26"/>
+                <w:szCs w:val="26"/>
+              </w:rPr>
+            </w:pPr>
+            <w:r>
+              <w:rPr>
+                <w:rFonts w:asciiTheme="majorHAnsi" w:hAnsiTheme="majorHAnsi" w:cstheme="majorHAnsi"/>
+                <w:sz w:val="26"/>
+                <w:szCs w:val="26"/>
+              </w:rPr>
+              <w:t>Email/người dùng</w:t>
+            </w:r>
+          </w:p>
+        </w:tc>
+        <w:tc>
+          <w:tcPr>
+            <w:tcW w:w="0" w:type="auto"/>
+            <w:hideMark/>
+          </w:tcPr>
+          <w:p>
+            <w:pPr>
+              <w:spacing w:after="160" w:line="278" w:lineRule="auto"/>
+              <w:rPr>
+                <w:rFonts w:asciiTheme="majorHAnsi" w:hAnsiTheme="majorHAnsi" w:cstheme="majorHAnsi"/>
+                <w:sz w:val="26"/>
+                <w:szCs w:val="26"/>
+              </w:rPr>
+            </w:pPr>
+            <w:r>
+              <w:rPr>
+                <w:rFonts w:asciiTheme="majorHAnsi" w:hAnsiTheme="majorHAnsi" w:cstheme="majorHAnsi"/>
+                <w:sz w:val="26"/>
+                <w:szCs w:val="26"/>
+              </w:rPr>
+              <w:t>Thiếu xác minh domain hoặc người gửi</w:t>
+            </w:r>
+          </w:p>
+        </w:tc>
+        <w:tc>
+          <w:tcPr>
+            <w:tcW w:w="0" w:type="auto"/>
+            <w:hideMark/>
+          </w:tcPr>
+          <w:p>
+            <w:pPr>
+              <w:spacing w:after="160" w:line="278" w:lineRule="auto"/>
+              <w:rPr>
+                <w:rFonts w:asciiTheme="majorHAnsi" w:hAnsiTheme="majorHAnsi" w:cstheme="majorHAnsi"/>
+                <w:sz w:val="26"/>
+                <w:szCs w:val="26"/>
+              </w:rPr>
+            </w:pPr>
+            <w:r>
+              <w:rPr>
+                <w:rFonts w:asciiTheme="majorHAnsi" w:hAnsiTheme="majorHAnsi" w:cstheme="majorHAnsi"/>
+                <w:sz w:val="26"/>
+                <w:szCs w:val="26"/>
+              </w:rPr>
+              <w:t>Phishing, Spear Phishing</w:t>
+            </w:r>
+          </w:p>
+        </w:tc>
+        <w:tc>
+          <w:tcPr>
+            <w:tcW w:w="0" w:type="auto"/>
+            <w:hideMark/>
+          </w:tcPr>
+          <w:p>
+            <w:pPr>
+              <w:spacing w:after="160" w:line="278" w:lineRule="auto"/>
+              <w:rPr>
+                <w:rFonts w:asciiTheme="majorHAnsi" w:hAnsiTheme="majorHAnsi" w:cstheme="majorHAnsi"/>
+                <w:sz w:val="26"/>
+                <w:szCs w:val="26"/>
+              </w:rPr>
+            </w:pPr>
+            <w:r>
+              <w:rPr>
+                <w:rFonts w:asciiTheme="majorHAnsi" w:hAnsiTheme="majorHAnsi" w:cstheme="majorHAnsi"/>
+                <w:sz w:val="26"/>
+                <w:szCs w:val="26"/>
+              </w:rPr>
+              <w:t>Lộ thông tin xác thực</w:t>
+            </w:r>
+          </w:p>
+        </w:tc>
+        <w:tc>
+          <w:tcPr>
+            <w:tcW w:w="0" w:type="auto"/>
+            <w:hideMark/>
+          </w:tcPr>
+          <w:p>
+            <w:pPr>
+              <w:spacing w:after="160" w:line="278" w:lineRule="auto"/>
+              <w:rPr>
+                <w:rFonts w:asciiTheme="majorHAnsi" w:hAnsiTheme="majorHAnsi" w:cstheme="majorHAnsi"/>
+                <w:sz w:val="26"/>
+                <w:szCs w:val="26"/>
+              </w:rPr>
+            </w:pPr>
+            <w:r>
+              <w:rPr>
+                <w:rFonts w:asciiTheme="majorHAnsi" w:hAnsiTheme="majorHAnsi" w:cstheme="majorHAnsi"/>
+                <w:sz w:val="26"/>
+                <w:szCs w:val="26"/>
+              </w:rPr>
+              <w:t>Awareness, email filtering, MFA, xác minh qua kênh khác</w:t>
+            </w:r>
+          </w:p>
+        </w:tc>
+      </w:tr>
+      <w:tr>
+        <w:tc>
+          <w:tcPr>
+            <w:tcW w:w="0" w:type="auto"/>
+            <w:hideMark/>
+          </w:tcPr>
+          <w:p>
+            <w:pPr>
+              <w:spacing w:after="160" w:line="278" w:lineRule="auto"/>
+              <w:rPr>
+                <w:rFonts w:asciiTheme="majorHAnsi" w:hAnsiTheme="majorHAnsi" w:cstheme="majorHAnsi"/>
+                <w:sz w:val="26"/>
+                <w:szCs w:val="26"/>
+              </w:rPr>
+            </w:pPr>
+            <w:r>
+              <w:rPr>
+                <w:rFonts w:asciiTheme="majorHAnsi" w:hAnsiTheme="majorHAnsi" w:cstheme="majorHAnsi"/>
+                <w:sz w:val="26"/>
+                <w:szCs w:val="26"/>
+              </w:rPr>
+              <w:t>Máy ảo Windows 11</w:t>
+            </w:r>
+          </w:p>
+        </w:tc>
+        <w:tc>
+          <w:tcPr>
+            <w:tcW w:w="0" w:type="auto"/>
+            <w:hideMark/>
+          </w:tcPr>
+          <w:p>
+            <w:pPr>
+              <w:spacing w:after="160" w:line="278" w:lineRule="auto"/>
+              <w:rPr>
+                <w:rFonts w:asciiTheme="majorHAnsi" w:hAnsiTheme="majorHAnsi" w:cstheme="majorHAnsi"/>
+                <w:sz w:val="26"/>
+                <w:szCs w:val="26"/>
+              </w:rPr>
+            </w:pPr>
+            <w:r>
+              <w:rPr>
+                <w:rFonts w:asciiTheme="majorHAnsi" w:hAnsiTheme="majorHAnsi" w:cstheme="majorHAnsi"/>
+                <w:sz w:val="26"/>
+                <w:szCs w:val="26"/>
+              </w:rPr>
+              <w:t>Cấu hình hoặc phần mềm không được kiểm soát chặt</w:t>
+            </w:r>
+          </w:p>
+        </w:tc>
+        <w:tc>
+          <w:tcPr>
+            <w:tcW w:w="0" w:type="auto"/>
+            <w:hideMark/>
+          </w:tcPr>
+          <w:p>
+            <w:pPr>
+              <w:spacing w:after="160" w:line="278" w:lineRule="auto"/>
+              <w:rPr>
+                <w:rFonts w:asciiTheme="majorHAnsi" w:hAnsiTheme="majorHAnsi" w:cstheme="majorHAnsi"/>
+                <w:sz w:val="26"/>
+                <w:szCs w:val="26"/>
+              </w:rPr>
+            </w:pPr>
+            <w:r>
+              <w:rPr>
+                <w:rFonts w:asciiTheme="majorHAnsi" w:hAnsiTheme="majorHAnsi" w:cstheme="majorHAnsi"/>
+                <w:sz w:val="26"/>
+                <w:szCs w:val="26"/>
+              </w:rPr>
+              <w:t>Malware/persistence trái phép</w:t>
+            </w:r>
+          </w:p>
+        </w:tc>
+        <w:tc>
+          <w:tcPr>
+            <w:tcW w:w="0" w:type="auto"/>
+            <w:hideMark/>
+          </w:tcPr>
+          <w:p>
+            <w:pPr>
+              <w:spacing w:after="160" w:line="278" w:lineRule="auto"/>
+              <w:rPr>
+                <w:rFonts w:asciiTheme="majorHAnsi" w:hAnsiTheme="majorHAnsi" w:cstheme="majorHAnsi"/>
+                <w:sz w:val="26"/>
+                <w:szCs w:val="26"/>
+              </w:rPr>
+            </w:pPr>
+            <w:r>
+              <w:rPr>
+                <w:rFonts w:asciiTheme="majorHAnsi" w:hAnsiTheme="majorHAnsi" w:cstheme="majorHAnsi"/>
+                <w:sz w:val="26"/>
+                <w:szCs w:val="26"/>
+              </w:rPr>
+              <w:t>Hệ thống bị thay đổi hoặc mất kiểm soát</w:t>
+            </w:r>
+          </w:p>
+        </w:tc>
+        <w:tc>
+          <w:tcPr>
+            <w:tcW w:w="0" w:type="auto"/>
+            <w:hideMark/>
+          </w:tcPr>
+          <w:p>
+            <w:pPr>
+              <w:spacing w:after="160" w:line="278" w:lineRule="auto"/>
+              <w:rPr>
+                <w:rFonts w:asciiTheme="majorHAnsi" w:hAnsiTheme="majorHAnsi" w:cstheme="majorHAnsi"/>
+                <w:sz w:val="26"/>
+                <w:szCs w:val="26"/>
+              </w:rPr>
+            </w:pPr>
+            <w:r>
+              <w:rPr>
+                <w:rFonts w:asciiTheme="majorHAnsi" w:hAnsiTheme="majorHAnsi" w:cstheme="majorHAnsi"/>
+                <w:sz w:val="26"/>
+                <w:szCs w:val="26"/>
+              </w:rPr>
+              <w:t>Defender, Sysmon, cập nhật hệ thống, snapshot và giám sát log</w:t>
+            </w:r>
+          </w:p>
+        </w:tc>
+      </w:tr>
+    </w:tbl>
+    <w:p>
+      <w:pPr>
+        <w:rPr>
+          <w:rFonts w:asciiTheme="majorHAnsi" w:hAnsiTheme="majorHAnsi" w:cstheme="majorHAnsi"/>
+          <w:sz w:val="26"/>
+          <w:szCs w:val="26"/>
+          <w:lang w:val="en-US"/>
+        </w:rPr>
+      </w:pPr>
+    </w:p>
+    <w:p>
+      <w:pPr>
+        <w:rPr>
+          <w:rFonts w:asciiTheme="majorHAnsi" w:hAnsiTheme="majorHAnsi" w:cstheme="majorHAnsi"/>
+          <w:sz w:val="26"/>
+          <w:szCs w:val="26"/>
+        </w:rPr>
+      </w:pPr>
+      <w:r>
+        <w:rPr>
+          <w:rFonts w:asciiTheme="majorHAnsi" w:hAnsiTheme="majorHAnsi" w:cstheme="majorHAnsi"/>
+          <w:sz w:val="26"/>
+          <w:szCs w:val="26"/>
+        </w:rPr>
+        <w:br w:type="page"/>
+      </w:r>
+    </w:p>
+    <w:p>
+      <w:pPr>
+        <w:rPr>
+          <w:rFonts w:asciiTheme="majorHAnsi" w:hAnsiTheme="majorHAnsi" w:cstheme="majorHAnsi"/>
+          <w:sz w:val="26"/>
+          <w:szCs w:val="26"/>
+          <w:lang w:val="en-US"/>
+        </w:rPr>
+      </w:pPr>
+      <w:r>
+        <w:rPr>
+          <w:rFonts w:asciiTheme="majorHAnsi" w:hAnsiTheme="majorHAnsi" w:cstheme="majorHAnsi"/>
+          <w:sz w:val="26"/>
+          <w:szCs w:val="26"/>
+        </w:rPr>
+        <w:lastRenderedPageBreak/>
+        <w:t>Phân loại 5 nguồn đe dọa</w:t>
+      </w:r>
+    </w:p>
+    <w:tbl>
+      <w:tblPr>
+        <w:tblStyle w:val="TableGrid"/>
+        <w:tblW w:w="0" w:type="auto"/>
+        <w:tblLook w:val="04A0" w:firstRow="1" w:lastRow="0" w:firstColumn="1" w:lastColumn="0" w:noHBand="0" w:noVBand="1"/>
+      </w:tblPr>
+      <w:tblGrid>
+        <w:gridCol w:w="505"/>
+        <w:gridCol w:w="3814"/>
+        <w:gridCol w:w="1816"/>
+        <w:gridCol w:w="2881"/>
+      </w:tblGrid>
+      <w:tr>
+        <w:tc>
+          <w:tcPr>
+            <w:tcW w:w="0" w:type="auto"/>
+            <w:vAlign w:val="center"/>
+            <w:hideMark/>
+          </w:tcPr>
+          <w:p>
+            <w:pPr>
+              <w:spacing w:after="160" w:line="278" w:lineRule="auto"/>
+              <w:jc w:val="center"/>
+              <w:rPr>
+                <w:rFonts w:asciiTheme="majorHAnsi" w:hAnsiTheme="majorHAnsi" w:cstheme="majorHAnsi"/>
+                <w:b/>
+                <w:bCs/>
+                <w:sz w:val="26"/>
+                <w:szCs w:val="26"/>
+              </w:rPr>
+            </w:pPr>
+            <w:r>
+              <w:rPr>
+                <w:rFonts w:asciiTheme="majorHAnsi" w:hAnsiTheme="majorHAnsi" w:cstheme="majorHAnsi"/>
+                <w:b/>
+                <w:bCs/>
+                <w:sz w:val="26"/>
+                <w:szCs w:val="26"/>
+              </w:rPr>
+              <w:t>ID</w:t>
+            </w:r>
+          </w:p>
+        </w:tc>
+        <w:tc>
+          <w:tcPr>
+            <w:tcW w:w="0" w:type="auto"/>
+            <w:vAlign w:val="center"/>
+            <w:hideMark/>
+          </w:tcPr>
+          <w:p>
+            <w:pPr>
+              <w:spacing w:after="160" w:line="278" w:lineRule="auto"/>
+              <w:jc w:val="center"/>
+              <w:rPr>
+                <w:rFonts w:asciiTheme="majorHAnsi" w:hAnsiTheme="majorHAnsi" w:cstheme="majorHAnsi"/>
+                <w:b/>
+                <w:bCs/>
+                <w:sz w:val="26"/>
+                <w:szCs w:val="26"/>
+              </w:rPr>
+            </w:pPr>
+            <w:r>
+              <w:rPr>
+                <w:rFonts w:asciiTheme="majorHAnsi" w:hAnsiTheme="majorHAnsi" w:cstheme="majorHAnsi"/>
+                <w:b/>
+                <w:bCs/>
+                <w:sz w:val="26"/>
+                <w:szCs w:val="26"/>
+              </w:rPr>
+              <w:t>Tình huống</w:t>
+            </w:r>
+          </w:p>
+        </w:tc>
+        <w:tc>
+          <w:tcPr>
+            <w:tcW w:w="0" w:type="auto"/>
+            <w:vAlign w:val="center"/>
+            <w:hideMark/>
+          </w:tcPr>
+          <w:p>
+            <w:pPr>
+              <w:spacing w:after="160" w:line="278" w:lineRule="auto"/>
+              <w:jc w:val="center"/>
+              <w:rPr>
+                <w:rFonts w:asciiTheme="majorHAnsi" w:hAnsiTheme="majorHAnsi" w:cstheme="majorHAnsi"/>
+                <w:b/>
+                <w:bCs/>
+                <w:sz w:val="26"/>
+                <w:szCs w:val="26"/>
+              </w:rPr>
+            </w:pPr>
+            <w:r>
+              <w:rPr>
+                <w:rFonts w:asciiTheme="majorHAnsi" w:hAnsiTheme="majorHAnsi" w:cstheme="majorHAnsi"/>
+                <w:b/>
+                <w:bCs/>
+                <w:sz w:val="26"/>
+                <w:szCs w:val="26"/>
+              </w:rPr>
+              <w:t>Phân loại</w:t>
+            </w:r>
+          </w:p>
+        </w:tc>
+        <w:tc>
+          <w:tcPr>
+            <w:tcW w:w="0" w:type="auto"/>
+            <w:vAlign w:val="center"/>
+            <w:hideMark/>
+          </w:tcPr>
+          <w:p>
+            <w:pPr>
+              <w:spacing w:after="160" w:line="278" w:lineRule="auto"/>
+              <w:jc w:val="center"/>
+              <w:rPr>
+                <w:rFonts w:asciiTheme="majorHAnsi" w:hAnsiTheme="majorHAnsi" w:cstheme="majorHAnsi"/>
+                <w:b/>
+                <w:bCs/>
+                <w:sz w:val="26"/>
+                <w:szCs w:val="26"/>
+              </w:rPr>
+            </w:pPr>
+            <w:r>
+              <w:rPr>
+                <w:rFonts w:asciiTheme="majorHAnsi" w:hAnsiTheme="majorHAnsi" w:cstheme="majorHAnsi"/>
+                <w:b/>
+                <w:bCs/>
+                <w:sz w:val="26"/>
+                <w:szCs w:val="26"/>
+              </w:rPr>
+              <w:t>Giải thích ngắn</w:t>
+            </w:r>
+          </w:p>
+        </w:tc>
+      </w:tr>
+      <w:tr>
+        <w:tc>
+          <w:tcPr>
+            <w:tcW w:w="0" w:type="auto"/>
+            <w:hideMark/>
+          </w:tcPr>
+          <w:p>
+            <w:pPr>
+              <w:spacing w:after="160" w:line="278" w:lineRule="auto"/>
+              <w:rPr>
+                <w:rFonts w:asciiTheme="majorHAnsi" w:hAnsiTheme="majorHAnsi" w:cstheme="majorHAnsi"/>
+                <w:sz w:val="26"/>
+                <w:szCs w:val="26"/>
+              </w:rPr>
+            </w:pPr>
+            <w:r>
+              <w:rPr>
+                <w:rFonts w:asciiTheme="majorHAnsi" w:hAnsiTheme="majorHAnsi" w:cstheme="majorHAnsi"/>
+                <w:sz w:val="26"/>
+                <w:szCs w:val="26"/>
+              </w:rPr>
+              <w:t>1</w:t>
+            </w:r>
+          </w:p>
+        </w:tc>
+        <w:tc>
+          <w:tcPr>
+            <w:tcW w:w="0" w:type="auto"/>
+            <w:hideMark/>
+          </w:tcPr>
+          <w:p>
+            <w:pPr>
+              <w:spacing w:after="160" w:line="278" w:lineRule="auto"/>
+              <w:rPr>
+                <w:rFonts w:asciiTheme="majorHAnsi" w:hAnsiTheme="majorHAnsi" w:cstheme="majorHAnsi"/>
+                <w:sz w:val="26"/>
+                <w:szCs w:val="26"/>
+              </w:rPr>
+            </w:pPr>
+            <w:r>
+              <w:rPr>
+                <w:rFonts w:asciiTheme="majorHAnsi" w:hAnsiTheme="majorHAnsi" w:cstheme="majorHAnsi"/>
+                <w:sz w:val="26"/>
+                <w:szCs w:val="26"/>
+              </w:rPr>
+              <w:t>Nhân viên xóa nhầm tệp cấu hình đang dùng</w:t>
+            </w:r>
+          </w:p>
+        </w:tc>
+        <w:tc>
+          <w:tcPr>
+            <w:tcW w:w="0" w:type="auto"/>
+            <w:hideMark/>
+          </w:tcPr>
+          <w:p>
+            <w:pPr>
+              <w:spacing w:after="160" w:line="278" w:lineRule="auto"/>
+              <w:rPr>
+                <w:rFonts w:asciiTheme="majorHAnsi" w:hAnsiTheme="majorHAnsi" w:cstheme="majorHAnsi"/>
+                <w:sz w:val="26"/>
+                <w:szCs w:val="26"/>
+              </w:rPr>
+            </w:pPr>
+            <w:r>
+              <w:rPr>
+                <w:rFonts w:asciiTheme="majorHAnsi" w:hAnsiTheme="majorHAnsi" w:cstheme="majorHAnsi"/>
+                <w:sz w:val="26"/>
+                <w:szCs w:val="26"/>
+              </w:rPr>
+              <w:t>Hành động vô ý</w:t>
+            </w:r>
+          </w:p>
+        </w:tc>
+        <w:tc>
+          <w:tcPr>
+            <w:tcW w:w="0" w:type="auto"/>
+            <w:hideMark/>
+          </w:tcPr>
+          <w:p>
+            <w:pPr>
+              <w:spacing w:after="160" w:line="278" w:lineRule="auto"/>
+              <w:rPr>
+                <w:rFonts w:asciiTheme="majorHAnsi" w:hAnsiTheme="majorHAnsi" w:cstheme="majorHAnsi"/>
+                <w:sz w:val="26"/>
+                <w:szCs w:val="26"/>
+              </w:rPr>
+            </w:pPr>
+            <w:r>
+              <w:rPr>
+                <w:rFonts w:asciiTheme="majorHAnsi" w:hAnsiTheme="majorHAnsi" w:cstheme="majorHAnsi"/>
+                <w:sz w:val="26"/>
+                <w:szCs w:val="26"/>
+              </w:rPr>
+              <w:t>Sai sót do người dùng thực hiện không có chủ đích gây hại</w:t>
+            </w:r>
+          </w:p>
+        </w:tc>
+      </w:tr>
+      <w:tr>
+        <w:tc>
+          <w:tcPr>
+            <w:tcW w:w="0" w:type="auto"/>
+            <w:hideMark/>
+          </w:tcPr>
+          <w:p>
+            <w:pPr>
+              <w:spacing w:after="160" w:line="278" w:lineRule="auto"/>
+              <w:rPr>
+                <w:rFonts w:asciiTheme="majorHAnsi" w:hAnsiTheme="majorHAnsi" w:cstheme="majorHAnsi"/>
+                <w:sz w:val="26"/>
+                <w:szCs w:val="26"/>
+              </w:rPr>
+            </w:pPr>
+            <w:r>
+              <w:rPr>
+                <w:rFonts w:asciiTheme="majorHAnsi" w:hAnsiTheme="majorHAnsi" w:cstheme="majorHAnsi"/>
+                <w:sz w:val="26"/>
+                <w:szCs w:val="26"/>
+              </w:rPr>
+              <w:t>2</w:t>
+            </w:r>
+          </w:p>
+        </w:tc>
+        <w:tc>
+          <w:tcPr>
+            <w:tcW w:w="0" w:type="auto"/>
+            <w:hideMark/>
+          </w:tcPr>
+          <w:p>
+            <w:pPr>
+              <w:spacing w:after="160" w:line="278" w:lineRule="auto"/>
+              <w:rPr>
+                <w:rFonts w:asciiTheme="majorHAnsi" w:hAnsiTheme="majorHAnsi" w:cstheme="majorHAnsi"/>
+                <w:sz w:val="26"/>
+                <w:szCs w:val="26"/>
+              </w:rPr>
+            </w:pPr>
+            <w:r>
+              <w:rPr>
+                <w:rFonts w:asciiTheme="majorHAnsi" w:hAnsiTheme="majorHAnsi" w:cstheme="majorHAnsi"/>
+                <w:sz w:val="26"/>
+                <w:szCs w:val="26"/>
+              </w:rPr>
+              <w:t>Người có ác ý cài phần mềm thu thập dữ liệu</w:t>
+            </w:r>
+          </w:p>
+        </w:tc>
+        <w:tc>
+          <w:tcPr>
+            <w:tcW w:w="0" w:type="auto"/>
+            <w:hideMark/>
+          </w:tcPr>
+          <w:p>
+            <w:pPr>
+              <w:spacing w:after="160" w:line="278" w:lineRule="auto"/>
+              <w:rPr>
+                <w:rFonts w:asciiTheme="majorHAnsi" w:hAnsiTheme="majorHAnsi" w:cstheme="majorHAnsi"/>
+                <w:sz w:val="26"/>
+                <w:szCs w:val="26"/>
+              </w:rPr>
+            </w:pPr>
+            <w:r>
+              <w:rPr>
+                <w:rFonts w:asciiTheme="majorHAnsi" w:hAnsiTheme="majorHAnsi" w:cstheme="majorHAnsi"/>
+                <w:sz w:val="26"/>
+                <w:szCs w:val="26"/>
+              </w:rPr>
+              <w:t>Hành động cố ý</w:t>
+            </w:r>
+          </w:p>
+        </w:tc>
+        <w:tc>
+          <w:tcPr>
+            <w:tcW w:w="0" w:type="auto"/>
+            <w:hideMark/>
+          </w:tcPr>
+          <w:p>
+            <w:pPr>
+              <w:spacing w:after="160" w:line="278" w:lineRule="auto"/>
+              <w:rPr>
+                <w:rFonts w:asciiTheme="majorHAnsi" w:hAnsiTheme="majorHAnsi" w:cstheme="majorHAnsi"/>
+                <w:sz w:val="26"/>
+                <w:szCs w:val="26"/>
+              </w:rPr>
+            </w:pPr>
+            <w:r>
+              <w:rPr>
+                <w:rFonts w:asciiTheme="majorHAnsi" w:hAnsiTheme="majorHAnsi" w:cstheme="majorHAnsi"/>
+                <w:sz w:val="26"/>
+                <w:szCs w:val="26"/>
+              </w:rPr>
+              <w:t>Người thực hiện có chủ đích thu thập hoặc đánh cắp dữ liệu</w:t>
+            </w:r>
+          </w:p>
+        </w:tc>
+      </w:tr>
+      <w:tr>
+        <w:tc>
+          <w:tcPr>
+            <w:tcW w:w="0" w:type="auto"/>
+            <w:hideMark/>
+          </w:tcPr>
+          <w:p>
+            <w:pPr>
+              <w:spacing w:after="160" w:line="278" w:lineRule="auto"/>
+              <w:rPr>
+                <w:rFonts w:asciiTheme="majorHAnsi" w:hAnsiTheme="majorHAnsi" w:cstheme="majorHAnsi"/>
+                <w:sz w:val="26"/>
+                <w:szCs w:val="26"/>
+              </w:rPr>
+            </w:pPr>
+            <w:r>
+              <w:rPr>
+                <w:rFonts w:asciiTheme="majorHAnsi" w:hAnsiTheme="majorHAnsi" w:cstheme="majorHAnsi"/>
+                <w:sz w:val="26"/>
+                <w:szCs w:val="26"/>
+              </w:rPr>
+              <w:t>3</w:t>
+            </w:r>
+          </w:p>
+        </w:tc>
+        <w:tc>
+          <w:tcPr>
+            <w:tcW w:w="0" w:type="auto"/>
+            <w:hideMark/>
+          </w:tcPr>
+          <w:p>
+            <w:pPr>
+              <w:spacing w:after="160" w:line="278" w:lineRule="auto"/>
+              <w:rPr>
+                <w:rFonts w:asciiTheme="majorHAnsi" w:hAnsiTheme="majorHAnsi" w:cstheme="majorHAnsi"/>
+                <w:sz w:val="26"/>
+                <w:szCs w:val="26"/>
+              </w:rPr>
+            </w:pPr>
+            <w:r>
+              <w:rPr>
+                <w:rFonts w:asciiTheme="majorHAnsi" w:hAnsiTheme="majorHAnsi" w:cstheme="majorHAnsi"/>
+                <w:sz w:val="26"/>
+                <w:szCs w:val="26"/>
+              </w:rPr>
+              <w:t>Mất điện kéo dài làm dịch vụ dừng và file chưa ghi bị mất</w:t>
+            </w:r>
+          </w:p>
+        </w:tc>
+        <w:tc>
+          <w:tcPr>
+            <w:tcW w:w="0" w:type="auto"/>
+            <w:hideMark/>
+          </w:tcPr>
+          <w:p>
+            <w:pPr>
+              <w:spacing w:after="160" w:line="278" w:lineRule="auto"/>
+              <w:rPr>
+                <w:rFonts w:asciiTheme="majorHAnsi" w:hAnsiTheme="majorHAnsi" w:cstheme="majorHAnsi"/>
+                <w:sz w:val="26"/>
+                <w:szCs w:val="26"/>
+              </w:rPr>
+            </w:pPr>
+            <w:r>
+              <w:rPr>
+                <w:rFonts w:asciiTheme="majorHAnsi" w:hAnsiTheme="majorHAnsi" w:cstheme="majorHAnsi"/>
+                <w:sz w:val="26"/>
+                <w:szCs w:val="26"/>
+              </w:rPr>
+              <w:t>Thảm họa/tác động môi trường</w:t>
+            </w:r>
+          </w:p>
+        </w:tc>
+        <w:tc>
+          <w:tcPr>
+            <w:tcW w:w="0" w:type="auto"/>
+            <w:hideMark/>
+          </w:tcPr>
+          <w:p>
+            <w:pPr>
+              <w:spacing w:after="160" w:line="278" w:lineRule="auto"/>
+              <w:rPr>
+                <w:rFonts w:asciiTheme="majorHAnsi" w:hAnsiTheme="majorHAnsi" w:cstheme="majorHAnsi"/>
+                <w:sz w:val="26"/>
+                <w:szCs w:val="26"/>
+              </w:rPr>
+            </w:pPr>
+            <w:r>
+              <w:rPr>
+                <w:rFonts w:asciiTheme="majorHAnsi" w:hAnsiTheme="majorHAnsi" w:cstheme="majorHAnsi"/>
+                <w:sz w:val="26"/>
+                <w:szCs w:val="26"/>
+              </w:rPr>
+              <w:t>Sự cố bên ngoài làm hệ thống mất khả năng hoạt động</w:t>
+            </w:r>
+          </w:p>
+        </w:tc>
+      </w:tr>
+      <w:tr>
+        <w:tc>
+          <w:tcPr>
+            <w:tcW w:w="0" w:type="auto"/>
+            <w:hideMark/>
+          </w:tcPr>
+          <w:p>
+            <w:pPr>
+              <w:spacing w:after="160" w:line="278" w:lineRule="auto"/>
+              <w:rPr>
+                <w:rFonts w:asciiTheme="majorHAnsi" w:hAnsiTheme="majorHAnsi" w:cstheme="majorHAnsi"/>
+                <w:sz w:val="26"/>
+                <w:szCs w:val="26"/>
+              </w:rPr>
+            </w:pPr>
+            <w:r>
+              <w:rPr>
+                <w:rFonts w:asciiTheme="majorHAnsi" w:hAnsiTheme="majorHAnsi" w:cstheme="majorHAnsi"/>
+                <w:sz w:val="26"/>
+                <w:szCs w:val="26"/>
+              </w:rPr>
+              <w:t>4</w:t>
+            </w:r>
+          </w:p>
+        </w:tc>
+        <w:tc>
+          <w:tcPr>
+            <w:tcW w:w="0" w:type="auto"/>
+            <w:hideMark/>
+          </w:tcPr>
+          <w:p>
+            <w:pPr>
+              <w:spacing w:after="160" w:line="278" w:lineRule="auto"/>
+              <w:rPr>
+                <w:rFonts w:asciiTheme="majorHAnsi" w:hAnsiTheme="majorHAnsi" w:cstheme="majorHAnsi"/>
+                <w:sz w:val="26"/>
+                <w:szCs w:val="26"/>
+              </w:rPr>
+            </w:pPr>
+            <w:r>
+              <w:rPr>
+                <w:rFonts w:asciiTheme="majorHAnsi" w:hAnsiTheme="majorHAnsi" w:cstheme="majorHAnsi"/>
+                <w:sz w:val="26"/>
+                <w:szCs w:val="26"/>
+              </w:rPr>
+              <w:t>Ổ đĩa hỏng hoặc dịch vụ treo do lỗi phần mềm</w:t>
+            </w:r>
+          </w:p>
+        </w:tc>
+        <w:tc>
+          <w:tcPr>
+            <w:tcW w:w="0" w:type="auto"/>
+            <w:hideMark/>
+          </w:tcPr>
+          <w:p>
+            <w:pPr>
+              <w:spacing w:after="160" w:line="278" w:lineRule="auto"/>
+              <w:rPr>
+                <w:rFonts w:asciiTheme="majorHAnsi" w:hAnsiTheme="majorHAnsi" w:cstheme="majorHAnsi"/>
+                <w:sz w:val="26"/>
+                <w:szCs w:val="26"/>
+              </w:rPr>
+            </w:pPr>
+            <w:r>
+              <w:rPr>
+                <w:rFonts w:asciiTheme="majorHAnsi" w:hAnsiTheme="majorHAnsi" w:cstheme="majorHAnsi"/>
+                <w:sz w:val="26"/>
+                <w:szCs w:val="26"/>
+              </w:rPr>
+              <w:t>Lỗi kỹ thuật</w:t>
+            </w:r>
+          </w:p>
+        </w:tc>
+        <w:tc>
+          <w:tcPr>
+            <w:tcW w:w="0" w:type="auto"/>
+            <w:hideMark/>
+          </w:tcPr>
+          <w:p>
+            <w:pPr>
+              <w:spacing w:after="160" w:line="278" w:lineRule="auto"/>
+              <w:rPr>
+                <w:rFonts w:asciiTheme="majorHAnsi" w:hAnsiTheme="majorHAnsi" w:cstheme="majorHAnsi"/>
+                <w:sz w:val="26"/>
+                <w:szCs w:val="26"/>
+              </w:rPr>
+            </w:pPr>
+            <w:r>
+              <w:rPr>
+                <w:rFonts w:asciiTheme="majorHAnsi" w:hAnsiTheme="majorHAnsi" w:cstheme="majorHAnsi"/>
+                <w:sz w:val="26"/>
+                <w:szCs w:val="26"/>
+              </w:rPr>
+              <w:t>Xuất phát từ phần cứng hoặc phần mềm</w:t>
+            </w:r>
+          </w:p>
+        </w:tc>
+      </w:tr>
+      <w:tr>
+        <w:tc>
+          <w:tcPr>
+            <w:tcW w:w="0" w:type="auto"/>
+            <w:hideMark/>
+          </w:tcPr>
+          <w:p>
+            <w:pPr>
+              <w:spacing w:after="160" w:line="278" w:lineRule="auto"/>
+              <w:rPr>
+                <w:rFonts w:asciiTheme="majorHAnsi" w:hAnsiTheme="majorHAnsi" w:cstheme="majorHAnsi"/>
+                <w:sz w:val="26"/>
+                <w:szCs w:val="26"/>
+              </w:rPr>
+            </w:pPr>
+            <w:r>
+              <w:rPr>
+                <w:rFonts w:asciiTheme="majorHAnsi" w:hAnsiTheme="majorHAnsi" w:cstheme="majorHAnsi"/>
+                <w:sz w:val="26"/>
+                <w:szCs w:val="26"/>
+              </w:rPr>
+              <w:t>5</w:t>
+            </w:r>
+          </w:p>
+        </w:tc>
+        <w:tc>
+          <w:tcPr>
+            <w:tcW w:w="0" w:type="auto"/>
+            <w:hideMark/>
+          </w:tcPr>
+          <w:p>
+            <w:pPr>
+              <w:spacing w:after="160" w:line="278" w:lineRule="auto"/>
+              <w:rPr>
+                <w:rFonts w:asciiTheme="majorHAnsi" w:hAnsiTheme="majorHAnsi" w:cstheme="majorHAnsi"/>
+                <w:sz w:val="26"/>
+                <w:szCs w:val="26"/>
+              </w:rPr>
+            </w:pPr>
+            <w:r>
+              <w:rPr>
+                <w:rFonts w:asciiTheme="majorHAnsi" w:hAnsiTheme="majorHAnsi" w:cstheme="majorHAnsi"/>
+                <w:sz w:val="26"/>
+                <w:szCs w:val="26"/>
+              </w:rPr>
+              <w:t>Tổ chức không áp dụng chính sách backup/patching dù đã có yêu cầu</w:t>
+            </w:r>
+          </w:p>
+        </w:tc>
+        <w:tc>
+          <w:tcPr>
+            <w:tcW w:w="0" w:type="auto"/>
+            <w:hideMark/>
+          </w:tcPr>
+          <w:p>
+            <w:pPr>
+              <w:spacing w:after="160" w:line="278" w:lineRule="auto"/>
+              <w:rPr>
+                <w:rFonts w:asciiTheme="majorHAnsi" w:hAnsiTheme="majorHAnsi" w:cstheme="majorHAnsi"/>
+                <w:sz w:val="26"/>
+                <w:szCs w:val="26"/>
+              </w:rPr>
+            </w:pPr>
+            <w:r>
+              <w:rPr>
+                <w:rFonts w:asciiTheme="majorHAnsi" w:hAnsiTheme="majorHAnsi" w:cstheme="majorHAnsi"/>
+                <w:sz w:val="26"/>
+                <w:szCs w:val="26"/>
+              </w:rPr>
+              <w:t>Lỗi quản lý</w:t>
+            </w:r>
+          </w:p>
+        </w:tc>
+        <w:tc>
+          <w:tcPr>
+            <w:tcW w:w="0" w:type="auto"/>
+            <w:hideMark/>
+          </w:tcPr>
+          <w:p>
+            <w:pPr>
+              <w:spacing w:after="160" w:line="278" w:lineRule="auto"/>
+              <w:rPr>
+                <w:rFonts w:asciiTheme="majorHAnsi" w:hAnsiTheme="majorHAnsi" w:cstheme="majorHAnsi"/>
+                <w:sz w:val="26"/>
+                <w:szCs w:val="26"/>
+              </w:rPr>
+            </w:pPr>
+            <w:r>
+              <w:rPr>
+                <w:rFonts w:asciiTheme="majorHAnsi" w:hAnsiTheme="majorHAnsi" w:cstheme="majorHAnsi"/>
+                <w:sz w:val="26"/>
+                <w:szCs w:val="26"/>
+              </w:rPr>
+              <w:t>Nguyên nhân đến từ thiếu thực thi chính sách và quản trị</w:t>
+            </w:r>
+          </w:p>
+        </w:tc>
+      </w:tr>
+    </w:tbl>
+    <w:p>
+      <w:pPr>
+        <w:rPr>
+          <w:rFonts w:asciiTheme="majorHAnsi" w:hAnsiTheme="majorHAnsi" w:cstheme="majorHAnsi"/>
+          <w:sz w:val="26"/>
+          <w:szCs w:val="26"/>
+          <w:lang w:val="en-US"/>
+        </w:rPr>
+      </w:pPr>
+    </w:p>
+    <w:p>
+      <w:pPr>
+        <w:rPr>
+          <w:rFonts w:asciiTheme="majorHAnsi" w:hAnsiTheme="majorHAnsi" w:cstheme="majorHAnsi"/>
+          <w:b/>
+          <w:bCs/>
+          <w:sz w:val="26"/>
+          <w:szCs w:val="26"/>
+          <w:lang w:val="en-US"/>
+        </w:rPr>
+      </w:pPr>
+      <w:r>
+        <w:rPr>
+          <w:rFonts w:asciiTheme="majorHAnsi" w:hAnsiTheme="majorHAnsi" w:cstheme="majorHAnsi"/>
+          <w:b/>
+          <w:bCs/>
+          <w:sz w:val="26"/>
+          <w:szCs w:val="26"/>
+        </w:rPr>
+        <w:t>Tình huống 2 – Mã độc: kiểm chứng chu trình phát hiện bằng EICAR</w:t>
+      </w:r>
+    </w:p>
+    <w:p>
+      <w:pPr>
+        <w:rPr>
+          <w:rFonts w:asciiTheme="majorHAnsi" w:hAnsiTheme="majorHAnsi" w:cstheme="majorHAnsi"/>
+          <w:sz w:val="26"/>
+          <w:szCs w:val="26"/>
+          <w:lang w:val="en-US"/>
+        </w:rPr>
+      </w:pPr>
+      <w:r>
+        <w:rPr>
+          <w:rFonts w:asciiTheme="majorHAnsi" w:hAnsiTheme="majorHAnsi" w:cstheme="majorHAnsi"/>
+          <w:sz w:val="26"/>
+          <w:szCs w:val="26"/>
+          <w:lang w:val="en-US"/>
+        </w:rPr>
+        <w:drawing>
+          <wp:inline distT="0" distB="0" distL="0" distR="0" wp14:anchorId="40705FF7" wp14:editId="6CAFD558">
+            <wp:extent cx="5731510" cy="3080385"/>
+            <wp:effectExtent l="0" t="0" r="2540" b="5715"/>
+            <wp:docPr id="10" name="Picture 10"/>
+            <wp:cNvGraphicFramePr>
+              <a:graphicFrameLocks xmlns:a="http://schemas.openxmlformats.org/drawingml/2006/main" noChangeAspect="1"/>
+            </wp:cNvGraphicFramePr>
+            <a:graphic xmlns:a="http://schemas.openxmlformats.org/drawingml/2006/main">
+              <a:graphicData uri="http://schemas.openxmlformats.org/drawingml/2006/picture">
+                <pic:pic xmlns:pic="http://schemas.openxmlformats.org/drawingml/2006/picture">
+                  <pic:nvPicPr>
+                    <pic:cNvPr id="1" name=""/>
+                    <pic:cNvPicPr/>
+                  </pic:nvPicPr>
+                  <pic:blipFill>
+                    <a:blip r:embed="rId10"/>
+                    <a:stretch>
+                      <a:fillRect/>
+                    </a:stretch>
+                  </pic:blipFill>
+                  <pic:spPr>
+                    <a:xfrm>
+                      <a:off x="0" y="0"/>
+                      <a:ext cx="5731510" cy="3080385"/>
+                    </a:xfrm>
+                    <a:prstGeom prst="rect">
+                      <a:avLst/>
+                    </a:prstGeom>
+                  </pic:spPr>
+                </pic:pic>
+              </a:graphicData>
+            </a:graphic>
+          </wp:inline>
+        </w:drawing>
+      </w:r>
+    </w:p>
+    <w:p>
+      <w:pPr>
+        <w:rPr>
+          <w:rFonts w:asciiTheme="majorHAnsi" w:hAnsiTheme="majorHAnsi" w:cstheme="majorHAnsi"/>
+          <w:sz w:val="26"/>
+          <w:szCs w:val="26"/>
+          <w:lang w:val="en-US"/>
+        </w:rPr>
+      </w:pPr>
+      <w:r>
+        <w:rPr>
+          <w:rFonts w:asciiTheme="majorHAnsi" w:hAnsiTheme="majorHAnsi" w:cstheme="majorHAnsi"/>
+          <w:sz w:val="26"/>
+          <w:szCs w:val="26"/>
+          <w:lang w:val="en-US"/>
+        </w:rPr>
+        <w:lastRenderedPageBreak/>
+        <w:drawing>
+          <wp:inline distT="0" distB="0" distL="0" distR="0" wp14:anchorId="5D7E9F10" wp14:editId="38068833">
+            <wp:extent cx="5731510" cy="4549140"/>
+            <wp:effectExtent l="0" t="0" r="2540" b="3810"/>
+            <wp:docPr id="9" name="Picture 9"/>
+            <wp:cNvGraphicFramePr>
+              <a:graphicFrameLocks xmlns:a="http://schemas.openxmlformats.org/drawingml/2006/main" noChangeAspect="1"/>
+            </wp:cNvGraphicFramePr>
+            <a:graphic xmlns:a="http://schemas.openxmlformats.org/drawingml/2006/main">
+              <a:graphicData uri="http://schemas.openxmlformats.org/drawingml/2006/picture">
+                <pic:pic xmlns:pic="http://schemas.openxmlformats.org/drawingml/2006/picture">
+                  <pic:nvPicPr>
+                    <pic:cNvPr id="1" name=""/>
+                    <pic:cNvPicPr/>
+                  </pic:nvPicPr>
+                  <pic:blipFill>
+                    <a:blip r:embed="rId11"/>
+                    <a:stretch>
+                      <a:fillRect/>
+                    </a:stretch>
+                  </pic:blipFill>
+                  <pic:spPr>
+                    <a:xfrm>
+                      <a:off x="0" y="0"/>
+                      <a:ext cx="5731510" cy="4549140"/>
+                    </a:xfrm>
+                    <a:prstGeom prst="rect">
+                      <a:avLst/>
+                    </a:prstGeom>
+                  </pic:spPr>
+                </pic:pic>
+              </a:graphicData>
+            </a:graphic>
+          </wp:inline>
+        </w:drawing>
+      </w:r>
+    </w:p>
+    <w:p>
+      <w:pPr>
+        <w:rPr>
+          <w:rFonts w:asciiTheme="majorHAnsi" w:hAnsiTheme="majorHAnsi" w:cstheme="majorHAnsi"/>
+          <w:sz w:val="26"/>
+          <w:szCs w:val="26"/>
+          <w:lang w:val="en-US"/>
+        </w:rPr>
+      </w:pPr>
+      <w:r>
+        <w:rPr>
+          <w:rFonts w:asciiTheme="majorHAnsi" w:hAnsiTheme="majorHAnsi" w:cstheme="majorHAnsi"/>
+          <w:b/>
+          <w:bCs/>
+          <w:sz w:val="26"/>
+          <w:szCs w:val="26"/>
+        </w:rPr>
+        <w:t>TH3 – Tấn công mật khẩu và nguy cơ keylogging</w:t>
+      </w:r>
+      <w:r>
+        <w:rPr>
+          <w:rFonts w:asciiTheme="majorHAnsi" w:hAnsiTheme="majorHAnsi" w:cstheme="majorHAnsi"/>
+          <w:sz w:val="26"/>
+          <w:szCs w:val="26"/>
+        </w:rPr>
+        <w:t>.</w:t>
+      </w:r>
+    </w:p>
+    <w:p>
+      <w:pPr>
+        <w:rPr>
+          <w:rFonts w:asciiTheme="majorHAnsi" w:hAnsiTheme="majorHAnsi" w:cstheme="majorHAnsi"/>
+          <w:sz w:val="26"/>
+          <w:szCs w:val="26"/>
+          <w:lang w:val="en-US"/>
+        </w:rPr>
+      </w:pPr>
+      <w:r>
+        <w:rPr>
+          <w:rFonts w:asciiTheme="majorHAnsi" w:hAnsiTheme="majorHAnsi" w:cstheme="majorHAnsi"/>
+          <w:sz w:val="26"/>
+          <w:szCs w:val="26"/>
+          <w:lang w:val="en-US"/>
+        </w:rPr>
+        <w:drawing>
+          <wp:inline distT="0" distB="0" distL="0" distR="0" wp14:anchorId="4FBCE276" wp14:editId="10E5663A">
+            <wp:extent cx="5731510" cy="3046095"/>
+            <wp:effectExtent l="0" t="0" r="2540" b="1905"/>
+            <wp:docPr id="11" name="Picture 11"/>
+            <wp:cNvGraphicFramePr>
+              <a:graphicFrameLocks xmlns:a="http://schemas.openxmlformats.org/drawingml/2006/main" noChangeAspect="1"/>
+            </wp:cNvGraphicFramePr>
+            <a:graphic xmlns:a="http://schemas.openxmlformats.org/drawingml/2006/main">
+              <a:graphicData uri="http://schemas.openxmlformats.org/drawingml/2006/picture">
+                <pic:pic xmlns:pic="http://schemas.openxmlformats.org/drawingml/2006/picture">
+                  <pic:nvPicPr>
+                    <pic:cNvPr id="1" name=""/>
+                    <pic:cNvPicPr/>
+                  </pic:nvPicPr>
+                  <pic:blipFill>
+                    <a:blip r:embed="rId12"/>
+                    <a:stretch>
+                      <a:fillRect/>
+                    </a:stretch>
+                  </pic:blipFill>
+                  <pic:spPr>
+                    <a:xfrm>
+                      <a:off x="0" y="0"/>
+                      <a:ext cx="5731510" cy="3046095"/>
+                    </a:xfrm>
+                    <a:prstGeom prst="rect">
+                      <a:avLst/>
+                    </a:prstGeom>
+                  </pic:spPr>
+                </pic:pic>
+              </a:graphicData>
+            </a:graphic>
+          </wp:inline>
+        </w:drawing>
+      </w:r>
+    </w:p>
+    <w:p>
+      <w:pPr>
+        <w:rPr>
+          <w:rFonts w:asciiTheme="majorHAnsi" w:hAnsiTheme="majorHAnsi" w:cstheme="majorHAnsi"/>
+          <w:sz w:val="26"/>
+          <w:szCs w:val="26"/>
+          <w:lang w:val="en-US"/>
+        </w:rPr>
+      </w:pPr>
+      <w:r>
+        <w:rPr>
+          <w:rFonts w:asciiTheme="majorHAnsi" w:hAnsiTheme="majorHAnsi" w:cstheme="majorHAnsi"/>
+          <w:noProof/>
+          <w:sz w:val="26"/>
+          <w:szCs w:val="26"/>
+          <w:lang w:val="en-US"/>
+        </w:rPr>
+        <w:lastRenderedPageBreak/>
+        <w:drawing>
+          <wp:inline distT="0" distB="0" distL="0" distR="0" wp14:anchorId="5C276370" wp14:editId="024575A6">
+            <wp:extent cx="5731510" cy="3495675"/>
+            <wp:effectExtent l="0" t="0" r="2540" b="9525"/>
+            <wp:docPr id="13" name="Picture 13" descr="A computer screen shot of a black screen&#10;&#10;AI-generated content may be incorrect."/>
+            <wp:cNvGraphicFramePr>
+              <a:graphicFrameLocks xmlns:a="http://schemas.openxmlformats.org/drawingml/2006/main" noChangeAspect="1"/>
+            </wp:cNvGraphicFramePr>
+            <a:graphic xmlns:a="http://schemas.openxmlformats.org/drawingml/2006/main">
+              <a:graphicData uri="http://schemas.openxmlformats.org/drawingml/2006/picture">
+                <pic:pic xmlns:pic="http://schemas.openxmlformats.org/drawingml/2006/picture">
+                  <pic:nvPicPr>
+                    <pic:cNvPr id="13" name="Picture 13" descr="A computer screen shot of a black screen&#10;&#10;AI-generated content may be incorrect."/>
+                    <pic:cNvPicPr/>
+                  </pic:nvPicPr>
+                  <pic:blipFill>
+                    <a:blip r:embed="rId13">
+                      <a:extLst>
+                        <a:ext uri="{28A0092B-C50C-407E-A947-70E740481C1C}">
+                          <a14:useLocalDpi xmlns:a14="http://schemas.microsoft.com/office/drawing/2010/main" val="0"/>
+                        </a:ext>
+                      </a:extLst>
+                    </a:blip>
+                    <a:stretch>
+                      <a:fillRect/>
+                    </a:stretch>
+                  </pic:blipFill>
+                  <pic:spPr>
+                    <a:xfrm>
+                      <a:off x="0" y="0"/>
+                      <a:ext cx="5731510" cy="3495675"/>
+                    </a:xfrm>
+                    <a:prstGeom prst="rect">
+                      <a:avLst/>
+                    </a:prstGeom>
+                  </pic:spPr>
+                </pic:pic>
+              </a:graphicData>
+            </a:graphic>
+          </wp:inline>
+        </w:drawing>
+      </w:r>
+    </w:p>
+    <w:p>
+      <w:pPr>
+        <w:rPr>
+          <w:rFonts w:asciiTheme="majorHAnsi" w:hAnsiTheme="majorHAnsi" w:cstheme="majorHAnsi"/>
+          <w:sz w:val="26"/>
+          <w:szCs w:val="26"/>
+          <w:lang w:val="en-US"/>
+        </w:rPr>
+      </w:pPr>
+      <w:r>
+        <w:rPr>
+          <w:rFonts w:asciiTheme="majorHAnsi" w:hAnsiTheme="majorHAnsi" w:cstheme="majorHAnsi"/>
+          <w:noProof/>
+          <w:sz w:val="26"/>
+          <w:szCs w:val="26"/>
+          <w:lang w:val="en-US"/>
+        </w:rPr>
+        <w:drawing>
+          <wp:inline distT="0" distB="0" distL="0" distR="0" wp14:anchorId="2211BC61" wp14:editId="570EEC38">
+            <wp:extent cx="5731510" cy="4741545"/>
+            <wp:effectExtent l="0" t="0" r="2540" b="1905"/>
+            <wp:docPr id="14" name="Picture 14" descr="A screenshot of a computer&#10;&#10;AI-generated content may be incorrect."/>
+            <wp:cNvGraphicFramePr>
+              <a:graphicFrameLocks xmlns:a="http://schemas.openxmlformats.org/drawingml/2006/main" noChangeAspect="1"/>
+            </wp:cNvGraphicFramePr>
+            <a:graphic xmlns:a="http://schemas.openxmlformats.org/drawingml/2006/main">
+              <a:graphicData uri="http://schemas.openxmlformats.org/drawingml/2006/picture">
+                <pic:pic xmlns:pic="http://schemas.openxmlformats.org/drawingml/2006/picture">
+                  <pic:nvPicPr>
+                    <pic:cNvPr id="14" name="Picture 14" descr="A screenshot of a computer&#10;&#10;AI-generated content may be incorrect."/>
+                    <pic:cNvPicPr/>
+                  </pic:nvPicPr>
+                  <pic:blipFill>
+                    <a:blip r:embed="rId14">
+                      <a:extLst>
+                        <a:ext uri="{28A0092B-C50C-407E-A947-70E740481C1C}">
+                          <a14:useLocalDpi xmlns:a14="http://schemas.microsoft.com/office/drawing/2010/main" val="0"/>
+                        </a:ext>
+                      </a:extLst>
+                    </a:blip>
+                    <a:stretch>
+                      <a:fillRect/>
+                    </a:stretch>
+                  </pic:blipFill>
+                  <pic:spPr>
+                    <a:xfrm>
+                      <a:off x="0" y="0"/>
+                      <a:ext cx="5731510" cy="4741545"/>
+                    </a:xfrm>
+                    <a:prstGeom prst="rect">
+                      <a:avLst/>
+                    </a:prstGeom>
+                  </pic:spPr>
+                </pic:pic>
+              </a:graphicData>
+            </a:graphic>
+          </wp:inline>
+        </w:drawing>
+      </w:r>
+    </w:p>
+    <w:p>
+      <w:pPr>
+        <w:rPr>
+          <w:rFonts w:asciiTheme="majorHAnsi" w:hAnsiTheme="majorHAnsi" w:cstheme="majorHAnsi"/>
+          <w:sz w:val="26"/>
+          <w:szCs w:val="26"/>
+          <w:lang w:val="en-US"/>
+        </w:rPr>
+      </w:pPr>
+      <w:r>
+        <w:rPr>
+          <w:rFonts w:asciiTheme="majorHAnsi" w:hAnsiTheme="majorHAnsi" w:cstheme="majorHAnsi"/>
+          <w:sz w:val="26"/>
+          <w:szCs w:val="26"/>
+          <w:lang w:val="en-US"/>
+        </w:rPr>
+        <w:lastRenderedPageBreak/>
+        <w:drawing>
+          <wp:inline distT="0" distB="0" distL="0" distR="0" wp14:anchorId="2AB8DA68" wp14:editId="3FCD476E">
+            <wp:extent cx="5731510" cy="3001010"/>
+            <wp:effectExtent l="0" t="0" r="2540" b="8890"/>
+            <wp:docPr id="15" name="Picture 15"/>
+            <wp:cNvGraphicFramePr>
+              <a:graphicFrameLocks xmlns:a="http://schemas.openxmlformats.org/drawingml/2006/main" noChangeAspect="1"/>
+            </wp:cNvGraphicFramePr>
+            <a:graphic xmlns:a="http://schemas.openxmlformats.org/drawingml/2006/main">
+              <a:graphicData uri="http://schemas.openxmlformats.org/drawingml/2006/picture">
+                <pic:pic xmlns:pic="http://schemas.openxmlformats.org/drawingml/2006/picture">
+                  <pic:nvPicPr>
+                    <pic:cNvPr id="1" name=""/>
+                    <pic:cNvPicPr/>
+                  </pic:nvPicPr>
+                  <pic:blipFill>
+                    <a:blip r:embed="rId15"/>
+                    <a:stretch>
+                      <a:fillRect/>
+                    </a:stretch>
+                  </pic:blipFill>
+                  <pic:spPr>
+                    <a:xfrm>
+                      <a:off x="0" y="0"/>
+                      <a:ext cx="5731510" cy="3001010"/>
+                    </a:xfrm>
+                    <a:prstGeom prst="rect">
+                      <a:avLst/>
+                    </a:prstGeom>
+                  </pic:spPr>
+                </pic:pic>
+              </a:graphicData>
+            </a:graphic>
+          </wp:inline>
+        </w:drawing>
+      </w:r>
+    </w:p>
+    <w:p>
+      <w:pPr>
+        <w:rPr>
+          <w:rFonts w:asciiTheme="majorHAnsi" w:hAnsiTheme="majorHAnsi" w:cstheme="majorHAnsi"/>
+          <w:sz w:val="26"/>
+          <w:szCs w:val="26"/>
+          <w:lang w:val="en-US"/>
+        </w:rPr>
+      </w:pPr>
+      <w:r>
+        <w:rPr>
+          <w:rFonts w:asciiTheme="majorHAnsi" w:hAnsiTheme="majorHAnsi" w:cstheme="majorHAnsi"/>
+          <w:sz w:val="26"/>
+          <w:szCs w:val="26"/>
+          <w:lang w:val="en-US"/>
+        </w:rPr>
+        <w:drawing>
+          <wp:inline distT="0" distB="0" distL="0" distR="0" wp14:anchorId="257AA23A" wp14:editId="06992FCE">
+            <wp:extent cx="5731510" cy="4307205"/>
+            <wp:effectExtent l="0" t="0" r="2540" b="0"/>
+            <wp:docPr id="16" name="Picture 16"/>
+            <wp:cNvGraphicFramePr>
+              <a:graphicFrameLocks xmlns:a="http://schemas.openxmlformats.org/drawingml/2006/main" noChangeAspect="1"/>
+            </wp:cNvGraphicFramePr>
+            <a:graphic xmlns:a="http://schemas.openxmlformats.org/drawingml/2006/main">
+              <a:graphicData uri="http://schemas.openxmlformats.org/drawingml/2006/picture">
+                <pic:pic xmlns:pic="http://schemas.openxmlformats.org/drawingml/2006/picture">
+                  <pic:nvPicPr>
+                    <pic:cNvPr id="1" name=""/>
+                    <pic:cNvPicPr/>
+                  </pic:nvPicPr>
+                  <pic:blipFill>
+                    <a:blip r:embed="rId16"/>
+                    <a:stretch>
+                      <a:fillRect/>
+                    </a:stretch>
+                  </pic:blipFill>
+                  <pic:spPr>
+                    <a:xfrm>
+                      <a:off x="0" y="0"/>
+                      <a:ext cx="5731510" cy="4307205"/>
+                    </a:xfrm>
+                    <a:prstGeom prst="rect">
+                      <a:avLst/>
+                    </a:prstGeom>
+                  </pic:spPr>
+                </pic:pic>
+              </a:graphicData>
+            </a:graphic>
+          </wp:inline>
+        </w:drawing>
+      </w:r>
+    </w:p>
+    <w:p>
+      <w:pPr>
+        <w:rPr>
+          <w:rFonts w:asciiTheme="majorHAnsi" w:hAnsiTheme="majorHAnsi" w:cstheme="majorHAnsi"/>
+          <w:sz w:val="26"/>
+          <w:szCs w:val="26"/>
+          <w:lang w:val="en-US"/>
+        </w:rPr>
+      </w:pPr>
+      <w:r>
+        <w:rPr>
+          <w:rFonts w:asciiTheme="majorHAnsi" w:hAnsiTheme="majorHAnsi" w:cstheme="majorHAnsi"/>
+          <w:sz w:val="26"/>
+          <w:szCs w:val="26"/>
+        </w:rPr>
+        <w:t>Sau khi tạo một lần đăng nhập hợp lệ, hai lần nhập sai mật khẩu được thực hiện có kiểm soát. Windows Security Log ghi nhận các sự kiện xác thực, trong đó Event ID 4625 thể hiện lần đăng nhập không thành công.</w:t>
+      </w:r>
+    </w:p>
+    <w:p>
+      <w:pPr>
+        <w:rPr>
+          <w:rFonts w:asciiTheme="majorHAnsi" w:hAnsiTheme="majorHAnsi" w:cstheme="majorHAnsi"/>
+          <w:sz w:val="26"/>
+          <w:szCs w:val="26"/>
+          <w:lang w:val="en-US"/>
+        </w:rPr>
+      </w:pPr>
+      <w:r>
+        <w:rPr>
+          <w:rFonts w:asciiTheme="majorHAnsi" w:hAnsiTheme="majorHAnsi" w:cstheme="majorHAnsi"/>
+          <w:sz w:val="26"/>
+          <w:szCs w:val="26"/>
+        </w:rPr>
+        <w:lastRenderedPageBreak/>
+        <w:t>Sau khi thay đổi mật khẩu, thông tin xác thực cũ không còn sử dụng được, trong khi mật khẩu mới vẫn cho phép đăng nhập thành công. Điều này cho thấy quá trình credential rotation đã có hiệu lực.</w:t>
+      </w:r>
+    </w:p>
+    <w:p>
+      <w:pPr>
+        <w:rPr>
+          <w:rFonts w:asciiTheme="majorHAnsi" w:hAnsiTheme="majorHAnsi" w:cstheme="majorHAnsi"/>
+          <w:b/>
+          <w:bCs/>
+          <w:sz w:val="26"/>
+          <w:szCs w:val="26"/>
+          <w:lang w:val="en-US"/>
+        </w:rPr>
+      </w:pPr>
+      <w:r>
+        <w:rPr>
+          <w:rFonts w:asciiTheme="majorHAnsi" w:hAnsiTheme="majorHAnsi" w:cstheme="majorHAnsi"/>
+          <w:b/>
+          <w:bCs/>
+          <w:sz w:val="26"/>
+          <w:szCs w:val="26"/>
+        </w:rPr>
+        <w:t>Tình huống 4 – Backdoor: nhận diện persistence và dịch vụ lắng nghe không được phê duyệt</w:t>
+      </w:r>
+    </w:p>
+    <w:p>
+      <w:pPr>
+        <w:rPr>
+          <w:rFonts w:asciiTheme="majorHAnsi" w:hAnsiTheme="majorHAnsi" w:cstheme="majorHAnsi"/>
+          <w:sz w:val="26"/>
+          <w:szCs w:val="26"/>
+          <w:lang w:val="en-US"/>
+        </w:rPr>
+      </w:pPr>
+      <w:r>
+        <w:rPr>
+          <w:rFonts w:asciiTheme="majorHAnsi" w:hAnsiTheme="majorHAnsi" w:cstheme="majorHAnsi"/>
+          <w:sz w:val="26"/>
+          <w:szCs w:val="26"/>
+          <w:lang w:val="en-US"/>
+        </w:rPr>
+        <w:drawing>
+          <wp:inline distT="0" distB="0" distL="0" distR="0" wp14:anchorId="1E39951D" wp14:editId="68C49032">
+            <wp:extent cx="5731510" cy="4309745"/>
+            <wp:effectExtent l="0" t="0" r="2540" b="0"/>
+            <wp:docPr id="17" name="Picture 17"/>
+            <wp:cNvGraphicFramePr>
+              <a:graphicFrameLocks xmlns:a="http://schemas.openxmlformats.org/drawingml/2006/main" noChangeAspect="1"/>
+            </wp:cNvGraphicFramePr>
+            <a:graphic xmlns:a="http://schemas.openxmlformats.org/drawingml/2006/main">
+              <a:graphicData uri="http://schemas.openxmlformats.org/drawingml/2006/picture">
+                <pic:pic xmlns:pic="http://schemas.openxmlformats.org/drawingml/2006/picture">
+                  <pic:nvPicPr>
+                    <pic:cNvPr id="1" name=""/>
+                    <pic:cNvPicPr/>
+                  </pic:nvPicPr>
+                  <pic:blipFill>
+                    <a:blip r:embed="rId17"/>
+                    <a:stretch>
+                      <a:fillRect/>
+                    </a:stretch>
+                  </pic:blipFill>
+                  <pic:spPr>
+                    <a:xfrm>
+                      <a:off x="0" y="0"/>
+                      <a:ext cx="5731510" cy="4309745"/>
+                    </a:xfrm>
+                    <a:prstGeom prst="rect">
+                      <a:avLst/>
+                    </a:prstGeom>
+                  </pic:spPr>
+                </pic:pic>
+              </a:graphicData>
+            </a:graphic>
+          </wp:inline>
+        </w:drawing>
+      </w:r>
+    </w:p>
+    <w:p>
+      <w:pPr>
+        <w:rPr>
+          <w:rFonts w:asciiTheme="majorHAnsi" w:hAnsiTheme="majorHAnsi" w:cstheme="majorHAnsi"/>
+          <w:sz w:val="26"/>
+          <w:szCs w:val="26"/>
+          <w:lang w:val="en-US"/>
+        </w:rPr>
+      </w:pPr>
+      <w:r>
+        <w:rPr>
+          <w:rFonts w:asciiTheme="majorHAnsi" w:hAnsiTheme="majorHAnsi" w:cstheme="majorHAnsi"/>
+          <w:sz w:val="26"/>
+          <w:szCs w:val="26"/>
+        </w:rPr>
+        <w:t>Sysmon được cài đặt để giám sát hoạt động hệ thống. Sau khi khởi chạy Notepad, Sysmon ghi nhận sự kiện Process Create với Event ID 1.</w:t>
+      </w:r>
+    </w:p>
+    <w:p>
+      <w:pPr>
+        <w:rPr>
+          <w:rFonts w:asciiTheme="majorHAnsi" w:hAnsiTheme="majorHAnsi" w:cstheme="majorHAnsi"/>
+          <w:sz w:val="26"/>
+          <w:szCs w:val="26"/>
+          <w:lang w:val="en-US"/>
+        </w:rPr>
+      </w:pPr>
+      <w:r>
+        <w:rPr>
+          <w:rFonts w:asciiTheme="majorHAnsi" w:hAnsiTheme="majorHAnsi" w:cstheme="majorHAnsi"/>
+          <w:sz w:val="26"/>
+          <w:szCs w:val="26"/>
+          <w:lang w:val="en-US"/>
+        </w:rPr>
+        <w:lastRenderedPageBreak/>
+        <w:drawing>
+          <wp:inline distT="0" distB="0" distL="0" distR="0" wp14:anchorId="4A107C02" wp14:editId="0B494474">
+            <wp:extent cx="5731510" cy="4283075"/>
+            <wp:effectExtent l="0" t="0" r="2540" b="3175"/>
+            <wp:docPr id="18" name="Picture 18"/>
+            <wp:cNvGraphicFramePr>
+              <a:graphicFrameLocks xmlns:a="http://schemas.openxmlformats.org/drawingml/2006/main" noChangeAspect="1"/>
+            </wp:cNvGraphicFramePr>
+            <a:graphic xmlns:a="http://schemas.openxmlformats.org/drawingml/2006/main">
+              <a:graphicData uri="http://schemas.openxmlformats.org/drawingml/2006/picture">
+                <pic:pic xmlns:pic="http://schemas.openxmlformats.org/drawingml/2006/picture">
+                  <pic:nvPicPr>
+                    <pic:cNvPr id="1" name=""/>
+                    <pic:cNvPicPr/>
+                  </pic:nvPicPr>
+                  <pic:blipFill>
+                    <a:blip r:embed="rId18"/>
+                    <a:stretch>
+                      <a:fillRect/>
+                    </a:stretch>
+                  </pic:blipFill>
+                  <pic:spPr>
+                    <a:xfrm>
+                      <a:off x="0" y="0"/>
+                      <a:ext cx="5731510" cy="4283075"/>
+                    </a:xfrm>
+                    <a:prstGeom prst="rect">
+                      <a:avLst/>
+                    </a:prstGeom>
+                  </pic:spPr>
+                </pic:pic>
+              </a:graphicData>
+            </a:graphic>
+          </wp:inline>
+        </w:drawing>
+      </w:r>
+    </w:p>
+    <w:p>
+      <w:pPr>
+        <w:rPr>
+          <w:rFonts w:asciiTheme="majorHAnsi" w:hAnsiTheme="majorHAnsi" w:cstheme="majorHAnsi"/>
+          <w:b/>
+          <w:bCs/>
+          <w:sz w:val="26"/>
+          <w:szCs w:val="26"/>
+          <w:lang w:val="en-US"/>
+        </w:rPr>
+      </w:pPr>
+      <w:r>
+        <w:rPr>
+          <w:rFonts w:asciiTheme="majorHAnsi" w:hAnsiTheme="majorHAnsi" w:cstheme="majorHAnsi"/>
+          <w:b/>
+          <w:bCs/>
+          <w:sz w:val="26"/>
+          <w:szCs w:val="26"/>
+        </w:rPr>
+        <w:t>Tình huống 5 – Sniffing, MITM và Spoofing: quan sát HTTP so với HTTPS</w:t>
+      </w:r>
+    </w:p>
+    <w:p>
+      <w:pPr>
+        <w:rPr>
+          <w:rFonts w:asciiTheme="majorHAnsi" w:hAnsiTheme="majorHAnsi" w:cstheme="majorHAnsi"/>
+          <w:sz w:val="26"/>
+          <w:szCs w:val="26"/>
+          <w:lang w:val="en-US"/>
+        </w:rPr>
+      </w:pPr>
+      <w:r>
+        <w:rPr>
+          <w:rFonts w:asciiTheme="majorHAnsi" w:hAnsiTheme="majorHAnsi" w:cstheme="majorHAnsi"/>
+          <w:sz w:val="26"/>
+          <w:szCs w:val="26"/>
+          <w:lang w:val="en-US"/>
+        </w:rPr>
+        <w:lastRenderedPageBreak/>
+        <w:drawing>
+          <wp:inline distT="0" distB="0" distL="0" distR="0" wp14:anchorId="5BDFFD68" wp14:editId="1E24E43D">
+            <wp:extent cx="5731510" cy="4308475"/>
+            <wp:effectExtent l="0" t="0" r="2540" b="0"/>
+            <wp:docPr id="19" name="Picture 19"/>
+            <wp:cNvGraphicFramePr>
+              <a:graphicFrameLocks xmlns:a="http://schemas.openxmlformats.org/drawingml/2006/main" noChangeAspect="1"/>
+            </wp:cNvGraphicFramePr>
+            <a:graphic xmlns:a="http://schemas.openxmlformats.org/drawingml/2006/main">
+              <a:graphicData uri="http://schemas.openxmlformats.org/drawingml/2006/picture">
+                <pic:pic xmlns:pic="http://schemas.openxmlformats.org/drawingml/2006/picture">
+                  <pic:nvPicPr>
+                    <pic:cNvPr id="1" name=""/>
+                    <pic:cNvPicPr/>
+                  </pic:nvPicPr>
+                  <pic:blipFill>
+                    <a:blip r:embed="rId19"/>
+                    <a:stretch>
+                      <a:fillRect/>
+                    </a:stretch>
+                  </pic:blipFill>
+                  <pic:spPr>
+                    <a:xfrm>
+                      <a:off x="0" y="0"/>
+                      <a:ext cx="5731510" cy="4308475"/>
+                    </a:xfrm>
+                    <a:prstGeom prst="rect">
+                      <a:avLst/>
+                    </a:prstGeom>
+                  </pic:spPr>
+                </pic:pic>
+              </a:graphicData>
+            </a:graphic>
+          </wp:inline>
+        </w:drawing>
+      </w:r>
+    </w:p>
+    <w:p>
+      <w:pPr>
+        <w:rPr>
+          <w:rFonts w:asciiTheme="majorHAnsi" w:hAnsiTheme="majorHAnsi" w:cstheme="majorHAnsi"/>
+          <w:sz w:val="26"/>
+          <w:szCs w:val="26"/>
+          <w:lang w:val="en-US"/>
+        </w:rPr>
+      </w:pPr>
+      <w:r>
+        <w:rPr>
+          <w:rFonts w:asciiTheme="majorHAnsi" w:hAnsiTheme="majorHAnsi" w:cstheme="majorHAnsi"/>
+          <w:sz w:val="26"/>
+          <w:szCs w:val="26"/>
+        </w:rPr>
+        <w:t>Kết quả cho thấy dữ liệu truyền qua HTTP không được mã hóa nên chuỗi TRAINING_ONLY có thể được quan sát trực tiếp trong packet capture.</w:t>
+      </w:r>
+    </w:p>
+    <w:p>
+      <w:pPr>
+        <w:rPr>
+          <w:rFonts w:asciiTheme="majorHAnsi" w:hAnsiTheme="majorHAnsi" w:cstheme="majorHAnsi"/>
+          <w:sz w:val="26"/>
+          <w:szCs w:val="26"/>
+          <w:lang w:val="en-US"/>
+        </w:rPr>
+      </w:pPr>
+      <w:r>
+        <w:rPr>
+          <w:rFonts w:asciiTheme="majorHAnsi" w:hAnsiTheme="majorHAnsi" w:cstheme="majorHAnsi"/>
+          <w:sz w:val="26"/>
+          <w:szCs w:val="26"/>
+          <w:lang w:val="en-US"/>
+        </w:rPr>
+        <w:t xml:space="preserve">Tình huống 6 - </w:t>
+      </w:r>
+      <w:r>
+        <w:rPr>
+          <w:rFonts w:asciiTheme="majorHAnsi" w:hAnsiTheme="majorHAnsi" w:cstheme="majorHAnsi"/>
+          <w:sz w:val="26"/>
+          <w:szCs w:val="26"/>
+        </w:rPr>
+        <w:t>DoS – tải cục bộ có giới hạn</w:t>
+      </w:r>
+    </w:p>
+    <w:p>
+      <w:pPr>
+        <w:rPr>
+          <w:rFonts w:asciiTheme="majorHAnsi" w:hAnsiTheme="majorHAnsi" w:cstheme="majorHAnsi"/>
+          <w:sz w:val="26"/>
+          <w:szCs w:val="26"/>
+          <w:lang w:val="en-US"/>
+        </w:rPr>
+      </w:pPr>
+      <w:r>
+        <w:rPr>
+          <w:rFonts w:asciiTheme="majorHAnsi" w:hAnsiTheme="majorHAnsi" w:cstheme="majorHAnsi"/>
+          <w:sz w:val="26"/>
+          <w:szCs w:val="26"/>
+          <w:lang w:val="en-US"/>
+        </w:rPr>
+        <w:drawing>
+          <wp:inline distT="0" distB="0" distL="0" distR="0" wp14:anchorId="2361D302" wp14:editId="124EEC56">
+            <wp:extent cx="5731510" cy="3192145"/>
+            <wp:effectExtent l="0" t="0" r="2540" b="8255"/>
+            <wp:docPr id="20" name="Picture 20"/>
+            <wp:cNvGraphicFramePr>
+              <a:graphicFrameLocks xmlns:a="http://schemas.openxmlformats.org/drawingml/2006/main" noChangeAspect="1"/>
+            </wp:cNvGraphicFramePr>
+            <a:graphic xmlns:a="http://schemas.openxmlformats.org/drawingml/2006/main">
+              <a:graphicData uri="http://schemas.openxmlformats.org/drawingml/2006/picture">
+                <pic:pic xmlns:pic="http://schemas.openxmlformats.org/drawingml/2006/picture">
+                  <pic:nvPicPr>
+                    <pic:cNvPr id="1" name=""/>
+                    <pic:cNvPicPr/>
+                  </pic:nvPicPr>
+                  <pic:blipFill>
+                    <a:blip r:embed="rId20"/>
+                    <a:stretch>
+                      <a:fillRect/>
+                    </a:stretch>
+                  </pic:blipFill>
+                  <pic:spPr>
+                    <a:xfrm>
+                      <a:off x="0" y="0"/>
+                      <a:ext cx="5731510" cy="3192145"/>
+                    </a:xfrm>
+                    <a:prstGeom prst="rect">
+                      <a:avLst/>
+                    </a:prstGeom>
+                  </pic:spPr>
+                </pic:pic>
+              </a:graphicData>
+            </a:graphic>
+          </wp:inline>
+        </w:drawing>
+      </w:r>
+    </w:p>
+    <w:p>
+      <w:pPr>
+        <w:rPr>
+          <w:rFonts w:asciiTheme="majorHAnsi" w:hAnsiTheme="majorHAnsi" w:cstheme="majorHAnsi"/>
+          <w:sz w:val="26"/>
+          <w:szCs w:val="26"/>
+          <w:lang w:val="en-US"/>
+        </w:rPr>
+      </w:pPr>
+      <w:r>
+        <w:rPr>
+          <w:rFonts w:asciiTheme="majorHAnsi" w:hAnsiTheme="majorHAnsi" w:cstheme="majorHAnsi"/>
+          <w:sz w:val="26"/>
+          <w:szCs w:val="26"/>
+          <w:lang w:val="en-US"/>
+        </w:rPr>
+        <w:lastRenderedPageBreak/>
+        <w:drawing>
+          <wp:inline distT="0" distB="0" distL="0" distR="0" wp14:anchorId="6BE1AE0C" wp14:editId="7E6DD0C8">
+            <wp:extent cx="5731510" cy="3176270"/>
+            <wp:effectExtent l="0" t="0" r="2540" b="5080"/>
+            <wp:docPr id="21" name="Picture 21"/>
+            <wp:cNvGraphicFramePr>
+              <a:graphicFrameLocks xmlns:a="http://schemas.openxmlformats.org/drawingml/2006/main" noChangeAspect="1"/>
+            </wp:cNvGraphicFramePr>
+            <a:graphic xmlns:a="http://schemas.openxmlformats.org/drawingml/2006/main">
+              <a:graphicData uri="http://schemas.openxmlformats.org/drawingml/2006/picture">
+                <pic:pic xmlns:pic="http://schemas.openxmlformats.org/drawingml/2006/picture">
+                  <pic:nvPicPr>
+                    <pic:cNvPr id="1" name=""/>
+                    <pic:cNvPicPr/>
+                  </pic:nvPicPr>
+                  <pic:blipFill>
+                    <a:blip r:embed="rId21"/>
+                    <a:stretch>
+                      <a:fillRect/>
+                    </a:stretch>
+                  </pic:blipFill>
+                  <pic:spPr>
+                    <a:xfrm>
+                      <a:off x="0" y="0"/>
+                      <a:ext cx="5731510" cy="3176270"/>
+                    </a:xfrm>
+                    <a:prstGeom prst="rect">
+                      <a:avLst/>
+                    </a:prstGeom>
+                  </pic:spPr>
+                </pic:pic>
+              </a:graphicData>
+            </a:graphic>
+          </wp:inline>
+        </w:drawing>
+      </w:r>
+    </w:p>
+    <w:p>
+      <w:pPr>
+        <w:rPr>
+          <w:rFonts w:asciiTheme="majorHAnsi" w:hAnsiTheme="majorHAnsi" w:cstheme="majorHAnsi"/>
+          <w:sz w:val="26"/>
+          <w:szCs w:val="26"/>
+          <w:lang w:val="en-US"/>
+        </w:rPr>
+      </w:pPr>
+      <w:r>
+        <w:rPr>
+          <w:rFonts w:asciiTheme="majorHAnsi" w:hAnsiTheme="majorHAnsi" w:cstheme="majorHAnsi"/>
+          <w:sz w:val="26"/>
+          <w:szCs w:val="26"/>
+          <w:lang w:val="en-US"/>
+        </w:rPr>
+        <w:drawing>
+          <wp:inline distT="0" distB="0" distL="0" distR="0" wp14:anchorId="3EBE0EDC" wp14:editId="419194B7">
+            <wp:extent cx="5731510" cy="3157220"/>
+            <wp:effectExtent l="0" t="0" r="2540" b="5080"/>
+            <wp:docPr id="22" name="Picture 22"/>
+            <wp:cNvGraphicFramePr>
+              <a:graphicFrameLocks xmlns:a="http://schemas.openxmlformats.org/drawingml/2006/main" noChangeAspect="1"/>
+            </wp:cNvGraphicFramePr>
+            <a:graphic xmlns:a="http://schemas.openxmlformats.org/drawingml/2006/main">
+              <a:graphicData uri="http://schemas.openxmlformats.org/drawingml/2006/picture">
+                <pic:pic xmlns:pic="http://schemas.openxmlformats.org/drawingml/2006/picture">
+                  <pic:nvPicPr>
+                    <pic:cNvPr id="1" name=""/>
+                    <pic:cNvPicPr/>
+                  </pic:nvPicPr>
+                  <pic:blipFill>
+                    <a:blip r:embed="rId22"/>
+                    <a:stretch>
+                      <a:fillRect/>
+                    </a:stretch>
+                  </pic:blipFill>
+                  <pic:spPr>
+                    <a:xfrm>
+                      <a:off x="0" y="0"/>
+                      <a:ext cx="5731510" cy="3157220"/>
+                    </a:xfrm>
+                    <a:prstGeom prst="rect">
+                      <a:avLst/>
+                    </a:prstGeom>
+                  </pic:spPr>
+                </pic:pic>
+              </a:graphicData>
+            </a:graphic>
+          </wp:inline>
+        </w:drawing>
+      </w:r>
+    </w:p>
+    <w:p>
+      <w:pPr>
+        <w:rPr>
+          <w:rFonts w:asciiTheme="majorHAnsi" w:hAnsiTheme="majorHAnsi" w:cstheme="majorHAnsi"/>
+          <w:sz w:val="26"/>
+          <w:szCs w:val="26"/>
+          <w:lang w:val="en-US"/>
+        </w:rPr>
+      </w:pPr>
+      <w:r>
+        <w:rPr>
+          <w:rFonts w:asciiTheme="majorHAnsi" w:hAnsiTheme="majorHAnsi" w:cstheme="majorHAnsi"/>
+          <w:sz w:val="26"/>
+          <w:szCs w:val="26"/>
+        </w:rPr>
+        <w:t>Kết quả cho thấy phép tạo tải chỉ nhắm tới 127.0.0.1:8080 và có quy mô nhỏ. Dataset DDoS thể hiện nhiều địa chỉ nguồn, trong khi log mail bombing cho phép nhận diện sender và volume bất thường. Qua đó có thể phân biệt DoS một nguồn, DDoS nhiều nguồn và mail bombing dựa trên đặc điểm dữ liệu quan sát được.</w:t>
+      </w:r>
+    </w:p>
+    <w:p>
+      <w:pPr>
+        <w:rPr>
+          <w:rFonts w:asciiTheme="majorHAnsi" w:hAnsiTheme="majorHAnsi" w:cstheme="majorHAnsi"/>
+          <w:b/>
+          <w:bCs/>
+          <w:sz w:val="26"/>
+          <w:szCs w:val="26"/>
+          <w:lang w:val="en-US"/>
+        </w:rPr>
+      </w:pPr>
+      <w:r>
+        <w:rPr>
+          <w:rFonts w:asciiTheme="majorHAnsi" w:hAnsiTheme="majorHAnsi" w:cstheme="majorHAnsi"/>
+          <w:b/>
+          <w:bCs/>
+          <w:sz w:val="26"/>
+          <w:szCs w:val="26"/>
+          <w:lang w:val="en-US"/>
+        </w:rPr>
+        <w:t>Tình Huống 7</w:t>
+      </w:r>
+      <w:r>
+        <w:rPr>
+          <w:rFonts w:asciiTheme="majorHAnsi" w:hAnsiTheme="majorHAnsi" w:cstheme="majorHAnsi"/>
+          <w:b/>
+          <w:bCs/>
+          <w:sz w:val="26"/>
+          <w:szCs w:val="26"/>
+        </w:rPr>
+        <w:t xml:space="preserve"> – Social Engineering, Phishing và Spear Phishing</w:t>
+      </w:r>
+    </w:p>
+    <w:tbl>
+      <w:tblPr>
+        <w:tblStyle w:val="TableGrid"/>
+        <w:tblW w:w="0" w:type="auto"/>
+        <w:tblLook w:val="04A0" w:firstRow="1" w:lastRow="0" w:firstColumn="1" w:lastColumn="0" w:noHBand="0" w:noVBand="1"/>
+      </w:tblPr>
+      <w:tblGrid>
+        <w:gridCol w:w="996"/>
+        <w:gridCol w:w="1388"/>
+        <w:gridCol w:w="3096"/>
+        <w:gridCol w:w="3536"/>
+      </w:tblGrid>
+      <w:tr>
+        <w:tc>
+          <w:tcPr>
+            <w:tcW w:w="0" w:type="auto"/>
+            <w:hideMark/>
+          </w:tcPr>
+          <w:p>
+            <w:pPr>
+              <w:spacing w:after="160" w:line="278" w:lineRule="auto"/>
+              <w:rPr>
+                <w:rFonts w:asciiTheme="majorHAnsi" w:hAnsiTheme="majorHAnsi" w:cstheme="majorHAnsi"/>
+                <w:sz w:val="26"/>
+                <w:szCs w:val="26"/>
+              </w:rPr>
+            </w:pPr>
+            <w:r>
+              <w:rPr>
+                <w:rFonts w:asciiTheme="majorHAnsi" w:hAnsiTheme="majorHAnsi" w:cstheme="majorHAnsi"/>
+                <w:sz w:val="26"/>
+                <w:szCs w:val="26"/>
+              </w:rPr>
+              <w:t>CaseID</w:t>
+            </w:r>
+          </w:p>
+        </w:tc>
+        <w:tc>
+          <w:tcPr>
+            <w:tcW w:w="0" w:type="auto"/>
+            <w:hideMark/>
+          </w:tcPr>
+          <w:p>
+            <w:pPr>
+              <w:spacing w:after="160" w:line="278" w:lineRule="auto"/>
+              <w:rPr>
+                <w:rFonts w:asciiTheme="majorHAnsi" w:hAnsiTheme="majorHAnsi" w:cstheme="majorHAnsi"/>
+                <w:sz w:val="26"/>
+                <w:szCs w:val="26"/>
+              </w:rPr>
+            </w:pPr>
+            <w:r>
+              <w:rPr>
+                <w:rFonts w:asciiTheme="majorHAnsi" w:hAnsiTheme="majorHAnsi" w:cstheme="majorHAnsi"/>
+                <w:sz w:val="26"/>
+                <w:szCs w:val="26"/>
+              </w:rPr>
+              <w:t>Loại tấn công</w:t>
+            </w:r>
+          </w:p>
+        </w:tc>
+        <w:tc>
+          <w:tcPr>
+            <w:tcW w:w="0" w:type="auto"/>
+            <w:hideMark/>
+          </w:tcPr>
+          <w:p>
+            <w:pPr>
+              <w:spacing w:after="160" w:line="278" w:lineRule="auto"/>
+              <w:rPr>
+                <w:rFonts w:asciiTheme="majorHAnsi" w:hAnsiTheme="majorHAnsi" w:cstheme="majorHAnsi"/>
+                <w:sz w:val="26"/>
+                <w:szCs w:val="26"/>
+              </w:rPr>
+            </w:pPr>
+            <w:r>
+              <w:rPr>
+                <w:rFonts w:asciiTheme="majorHAnsi" w:hAnsiTheme="majorHAnsi" w:cstheme="majorHAnsi"/>
+                <w:sz w:val="26"/>
+                <w:szCs w:val="26"/>
+              </w:rPr>
+              <w:t>Dấu hiệu nhận biết</w:t>
+            </w:r>
+          </w:p>
+        </w:tc>
+        <w:tc>
+          <w:tcPr>
+            <w:tcW w:w="0" w:type="auto"/>
+            <w:hideMark/>
+          </w:tcPr>
+          <w:p>
+            <w:pPr>
+              <w:spacing w:after="160" w:line="278" w:lineRule="auto"/>
+              <w:rPr>
+                <w:rFonts w:asciiTheme="majorHAnsi" w:hAnsiTheme="majorHAnsi" w:cstheme="majorHAnsi"/>
+                <w:sz w:val="26"/>
+                <w:szCs w:val="26"/>
+              </w:rPr>
+            </w:pPr>
+            <w:r>
+              <w:rPr>
+                <w:rFonts w:asciiTheme="majorHAnsi" w:hAnsiTheme="majorHAnsi" w:cstheme="majorHAnsi"/>
+                <w:sz w:val="26"/>
+                <w:szCs w:val="26"/>
+              </w:rPr>
+              <w:t>Biện pháp phòng tránh</w:t>
+            </w:r>
+          </w:p>
+        </w:tc>
+      </w:tr>
+      <w:tr>
+        <w:tc>
+          <w:tcPr>
+            <w:tcW w:w="0" w:type="auto"/>
+            <w:hideMark/>
+          </w:tcPr>
+          <w:p>
+            <w:pPr>
+              <w:spacing w:after="160" w:line="278" w:lineRule="auto"/>
+              <w:rPr>
+                <w:rFonts w:asciiTheme="majorHAnsi" w:hAnsiTheme="majorHAnsi" w:cstheme="majorHAnsi"/>
+                <w:sz w:val="26"/>
+                <w:szCs w:val="26"/>
+              </w:rPr>
+            </w:pPr>
+            <w:r>
+              <w:rPr>
+                <w:rFonts w:asciiTheme="majorHAnsi" w:hAnsiTheme="majorHAnsi" w:cstheme="majorHAnsi"/>
+                <w:sz w:val="26"/>
+                <w:szCs w:val="26"/>
+              </w:rPr>
+              <w:lastRenderedPageBreak/>
+              <w:t>SE01</w:t>
+            </w:r>
+          </w:p>
+        </w:tc>
+        <w:tc>
+          <w:tcPr>
+            <w:tcW w:w="0" w:type="auto"/>
+            <w:hideMark/>
+          </w:tcPr>
+          <w:p>
+            <w:pPr>
+              <w:spacing w:after="160" w:line="278" w:lineRule="auto"/>
+              <w:rPr>
+                <w:rFonts w:asciiTheme="majorHAnsi" w:hAnsiTheme="majorHAnsi" w:cstheme="majorHAnsi"/>
+                <w:sz w:val="26"/>
+                <w:szCs w:val="26"/>
+              </w:rPr>
+            </w:pPr>
+            <w:r>
+              <w:rPr>
+                <w:rFonts w:asciiTheme="majorHAnsi" w:hAnsiTheme="majorHAnsi" w:cstheme="majorHAnsi"/>
+                <w:sz w:val="26"/>
+                <w:szCs w:val="26"/>
+              </w:rPr>
+              <w:t>Phishing</w:t>
+            </w:r>
+          </w:p>
+        </w:tc>
+        <w:tc>
+          <w:tcPr>
+            <w:tcW w:w="0" w:type="auto"/>
+            <w:hideMark/>
+          </w:tcPr>
+          <w:p>
+            <w:pPr>
+              <w:spacing w:after="160" w:line="278" w:lineRule="auto"/>
+              <w:rPr>
+                <w:rFonts w:asciiTheme="majorHAnsi" w:hAnsiTheme="majorHAnsi" w:cstheme="majorHAnsi"/>
+                <w:sz w:val="26"/>
+                <w:szCs w:val="26"/>
+              </w:rPr>
+            </w:pPr>
+            <w:r>
+              <w:rPr>
+                <w:rFonts w:asciiTheme="majorHAnsi" w:hAnsiTheme="majorHAnsi" w:cstheme="majorHAnsi"/>
+                <w:sz w:val="26"/>
+                <w:szCs w:val="26"/>
+              </w:rPr>
+              <w:t>Email gửi hàng loạt giả mạo công ty dịch vụ và yêu cầu bấm link đăng nhập</w:t>
+            </w:r>
+          </w:p>
+        </w:tc>
+        <w:tc>
+          <w:tcPr>
+            <w:tcW w:w="0" w:type="auto"/>
+            <w:hideMark/>
+          </w:tcPr>
+          <w:p>
+            <w:pPr>
+              <w:spacing w:after="160" w:line="278" w:lineRule="auto"/>
+              <w:rPr>
+                <w:rFonts w:asciiTheme="majorHAnsi" w:hAnsiTheme="majorHAnsi" w:cstheme="majorHAnsi"/>
+                <w:sz w:val="26"/>
+                <w:szCs w:val="26"/>
+              </w:rPr>
+            </w:pPr>
+            <w:r>
+              <w:rPr>
+                <w:rFonts w:asciiTheme="majorHAnsi" w:hAnsiTheme="majorHAnsi" w:cstheme="majorHAnsi"/>
+                <w:sz w:val="26"/>
+                <w:szCs w:val="26"/>
+              </w:rPr>
+              <w:t>Kiểm tra domain/người gửi, không bấm link đáng ngờ, dùng MFA</w:t>
+            </w:r>
+          </w:p>
+        </w:tc>
+      </w:tr>
+      <w:tr>
+        <w:tc>
+          <w:tcPr>
+            <w:tcW w:w="0" w:type="auto"/>
+            <w:hideMark/>
+          </w:tcPr>
+          <w:p>
+            <w:pPr>
+              <w:spacing w:after="160" w:line="278" w:lineRule="auto"/>
+              <w:rPr>
+                <w:rFonts w:asciiTheme="majorHAnsi" w:hAnsiTheme="majorHAnsi" w:cstheme="majorHAnsi"/>
+                <w:sz w:val="26"/>
+                <w:szCs w:val="26"/>
+              </w:rPr>
+            </w:pPr>
+            <w:r>
+              <w:rPr>
+                <w:rFonts w:asciiTheme="majorHAnsi" w:hAnsiTheme="majorHAnsi" w:cstheme="majorHAnsi"/>
+                <w:sz w:val="26"/>
+                <w:szCs w:val="26"/>
+              </w:rPr>
+              <w:t>SE02</w:t>
+            </w:r>
+          </w:p>
+        </w:tc>
+        <w:tc>
+          <w:tcPr>
+            <w:tcW w:w="0" w:type="auto"/>
+            <w:hideMark/>
+          </w:tcPr>
+          <w:p>
+            <w:pPr>
+              <w:spacing w:after="160" w:line="278" w:lineRule="auto"/>
+              <w:rPr>
+                <w:rFonts w:asciiTheme="majorHAnsi" w:hAnsiTheme="majorHAnsi" w:cstheme="majorHAnsi"/>
+                <w:sz w:val="26"/>
+                <w:szCs w:val="26"/>
+              </w:rPr>
+            </w:pPr>
+            <w:r>
+              <w:rPr>
+                <w:rFonts w:asciiTheme="majorHAnsi" w:hAnsiTheme="majorHAnsi" w:cstheme="majorHAnsi"/>
+                <w:sz w:val="26"/>
+                <w:szCs w:val="26"/>
+              </w:rPr>
+              <w:t>Spear Phishing</w:t>
+            </w:r>
+          </w:p>
+        </w:tc>
+        <w:tc>
+          <w:tcPr>
+            <w:tcW w:w="0" w:type="auto"/>
+            <w:hideMark/>
+          </w:tcPr>
+          <w:p>
+            <w:pPr>
+              <w:spacing w:after="160" w:line="278" w:lineRule="auto"/>
+              <w:rPr>
+                <w:rFonts w:asciiTheme="majorHAnsi" w:hAnsiTheme="majorHAnsi" w:cstheme="majorHAnsi"/>
+                <w:sz w:val="26"/>
+                <w:szCs w:val="26"/>
+              </w:rPr>
+            </w:pPr>
+            <w:r>
+              <w:rPr>
+                <w:rFonts w:asciiTheme="majorHAnsi" w:hAnsiTheme="majorHAnsi" w:cstheme="majorHAnsi"/>
+                <w:sz w:val="26"/>
+                <w:szCs w:val="26"/>
+              </w:rPr>
+              <w:t>Email được cá nhân hóa bằng tên, chức danh và tên đồng nghiệp của một nhân viên cụ thể</w:t>
+            </w:r>
+          </w:p>
+        </w:tc>
+        <w:tc>
+          <w:tcPr>
+            <w:tcW w:w="0" w:type="auto"/>
+            <w:hideMark/>
+          </w:tcPr>
+          <w:p>
+            <w:pPr>
+              <w:spacing w:after="160" w:line="278" w:lineRule="auto"/>
+              <w:rPr>
+                <w:rFonts w:asciiTheme="majorHAnsi" w:hAnsiTheme="majorHAnsi" w:cstheme="majorHAnsi"/>
+                <w:sz w:val="26"/>
+                <w:szCs w:val="26"/>
+              </w:rPr>
+            </w:pPr>
+            <w:r>
+              <w:rPr>
+                <w:rFonts w:asciiTheme="majorHAnsi" w:hAnsiTheme="majorHAnsi" w:cstheme="majorHAnsi"/>
+                <w:sz w:val="26"/>
+                <w:szCs w:val="26"/>
+              </w:rPr>
+              <w:t>Xác minh người gửi qua kênh khác, kiểm tra domain, hạn chế công khai thông tin cá nhân/công việc</w:t>
+            </w:r>
+          </w:p>
+        </w:tc>
+      </w:tr>
+      <w:tr>
+        <w:tc>
+          <w:tcPr>
+            <w:tcW w:w="0" w:type="auto"/>
+            <w:hideMark/>
+          </w:tcPr>
+          <w:p>
+            <w:pPr>
+              <w:spacing w:after="160" w:line="278" w:lineRule="auto"/>
+              <w:rPr>
+                <w:rFonts w:asciiTheme="majorHAnsi" w:hAnsiTheme="majorHAnsi" w:cstheme="majorHAnsi"/>
+                <w:sz w:val="26"/>
+                <w:szCs w:val="26"/>
+              </w:rPr>
+            </w:pPr>
+            <w:r>
+              <w:rPr>
+                <w:rFonts w:asciiTheme="majorHAnsi" w:hAnsiTheme="majorHAnsi" w:cstheme="majorHAnsi"/>
+                <w:sz w:val="26"/>
+                <w:szCs w:val="26"/>
+              </w:rPr>
+              <w:t>SE03</w:t>
+            </w:r>
+          </w:p>
+        </w:tc>
+        <w:tc>
+          <w:tcPr>
+            <w:tcW w:w="0" w:type="auto"/>
+            <w:hideMark/>
+          </w:tcPr>
+          <w:p>
+            <w:pPr>
+              <w:spacing w:after="160" w:line="278" w:lineRule="auto"/>
+              <w:rPr>
+                <w:rFonts w:asciiTheme="majorHAnsi" w:hAnsiTheme="majorHAnsi" w:cstheme="majorHAnsi"/>
+                <w:sz w:val="26"/>
+                <w:szCs w:val="26"/>
+              </w:rPr>
+            </w:pPr>
+            <w:r>
+              <w:rPr>
+                <w:rFonts w:asciiTheme="majorHAnsi" w:hAnsiTheme="majorHAnsi" w:cstheme="majorHAnsi"/>
+                <w:sz w:val="26"/>
+                <w:szCs w:val="26"/>
+              </w:rPr>
+              <w:t>Pretexting</w:t>
+            </w:r>
+          </w:p>
+        </w:tc>
+        <w:tc>
+          <w:tcPr>
+            <w:tcW w:w="0" w:type="auto"/>
+            <w:hideMark/>
+          </w:tcPr>
+          <w:p>
+            <w:pPr>
+              <w:spacing w:after="160" w:line="278" w:lineRule="auto"/>
+              <w:rPr>
+                <w:rFonts w:asciiTheme="majorHAnsi" w:hAnsiTheme="majorHAnsi" w:cstheme="majorHAnsi"/>
+                <w:sz w:val="26"/>
+                <w:szCs w:val="26"/>
+              </w:rPr>
+            </w:pPr>
+            <w:r>
+              <w:rPr>
+                <w:rFonts w:asciiTheme="majorHAnsi" w:hAnsiTheme="majorHAnsi" w:cstheme="majorHAnsi"/>
+                <w:sz w:val="26"/>
+                <w:szCs w:val="26"/>
+              </w:rPr>
+              <w:t>Kẻ xấu giả làm nhân viên hỗ trợ kỹ thuật và gọi điện xin mã xác minh</w:t>
+            </w:r>
+          </w:p>
+        </w:tc>
+        <w:tc>
+          <w:tcPr>
+            <w:tcW w:w="0" w:type="auto"/>
+            <w:hideMark/>
+          </w:tcPr>
+          <w:p>
+            <w:pPr>
+              <w:spacing w:after="160" w:line="278" w:lineRule="auto"/>
+              <w:rPr>
+                <w:rFonts w:asciiTheme="majorHAnsi" w:hAnsiTheme="majorHAnsi" w:cstheme="majorHAnsi"/>
+                <w:sz w:val="26"/>
+                <w:szCs w:val="26"/>
+              </w:rPr>
+            </w:pPr>
+            <w:r>
+              <w:rPr>
+                <w:rFonts w:asciiTheme="majorHAnsi" w:hAnsiTheme="majorHAnsi" w:cstheme="majorHAnsi"/>
+                <w:sz w:val="26"/>
+                <w:szCs w:val="26"/>
+              </w:rPr>
+              <w:t>Không cung cấp OTP/mã xác minh; xác minh danh tính qua kênh chính thức</w:t>
+            </w:r>
+          </w:p>
+        </w:tc>
+      </w:tr>
+      <w:tr>
+        <w:tc>
+          <w:tcPr>
+            <w:tcW w:w="0" w:type="auto"/>
+            <w:hideMark/>
+          </w:tcPr>
+          <w:p>
+            <w:pPr>
+              <w:spacing w:after="160" w:line="278" w:lineRule="auto"/>
+              <w:rPr>
+                <w:rFonts w:asciiTheme="majorHAnsi" w:hAnsiTheme="majorHAnsi" w:cstheme="majorHAnsi"/>
+                <w:sz w:val="26"/>
+                <w:szCs w:val="26"/>
+              </w:rPr>
+            </w:pPr>
+            <w:r>
+              <w:rPr>
+                <w:rFonts w:asciiTheme="majorHAnsi" w:hAnsiTheme="majorHAnsi" w:cstheme="majorHAnsi"/>
+                <w:sz w:val="26"/>
+                <w:szCs w:val="26"/>
+              </w:rPr>
+              <w:t>SE04</w:t>
+            </w:r>
+          </w:p>
+        </w:tc>
+        <w:tc>
+          <w:tcPr>
+            <w:tcW w:w="0" w:type="auto"/>
+            <w:hideMark/>
+          </w:tcPr>
+          <w:p>
+            <w:pPr>
+              <w:spacing w:after="160" w:line="278" w:lineRule="auto"/>
+              <w:rPr>
+                <w:rFonts w:asciiTheme="majorHAnsi" w:hAnsiTheme="majorHAnsi" w:cstheme="majorHAnsi"/>
+                <w:sz w:val="26"/>
+                <w:szCs w:val="26"/>
+              </w:rPr>
+            </w:pPr>
+            <w:r>
+              <w:rPr>
+                <w:rFonts w:asciiTheme="majorHAnsi" w:hAnsiTheme="majorHAnsi" w:cstheme="majorHAnsi"/>
+                <w:sz w:val="26"/>
+                <w:szCs w:val="26"/>
+              </w:rPr>
+              <w:t>Baiting</w:t>
+            </w:r>
+          </w:p>
+        </w:tc>
+        <w:tc>
+          <w:tcPr>
+            <w:tcW w:w="0" w:type="auto"/>
+            <w:hideMark/>
+          </w:tcPr>
+          <w:p>
+            <w:pPr>
+              <w:spacing w:after="160" w:line="278" w:lineRule="auto"/>
+              <w:rPr>
+                <w:rFonts w:asciiTheme="majorHAnsi" w:hAnsiTheme="majorHAnsi" w:cstheme="majorHAnsi"/>
+                <w:sz w:val="26"/>
+                <w:szCs w:val="26"/>
+              </w:rPr>
+            </w:pPr>
+            <w:r>
+              <w:rPr>
+                <w:rFonts w:asciiTheme="majorHAnsi" w:hAnsiTheme="majorHAnsi" w:cstheme="majorHAnsi"/>
+                <w:sz w:val="26"/>
+                <w:szCs w:val="26"/>
+              </w:rPr>
+              <w:t>USB có nhãn hấp dẫn Luong-thuong-2026 được để ở nơi công cộng nhằm dụ người dùng cắm vào máy</w:t>
+            </w:r>
+          </w:p>
+        </w:tc>
+        <w:tc>
+          <w:tcPr>
+            <w:tcW w:w="0" w:type="auto"/>
+            <w:hideMark/>
+          </w:tcPr>
+          <w:p>
+            <w:pPr>
+              <w:spacing w:after="160" w:line="278" w:lineRule="auto"/>
+              <w:rPr>
+                <w:rFonts w:asciiTheme="majorHAnsi" w:hAnsiTheme="majorHAnsi" w:cstheme="majorHAnsi"/>
+                <w:sz w:val="26"/>
+                <w:szCs w:val="26"/>
+              </w:rPr>
+            </w:pPr>
+            <w:r>
+              <w:rPr>
+                <w:rFonts w:asciiTheme="majorHAnsi" w:hAnsiTheme="majorHAnsi" w:cstheme="majorHAnsi"/>
+                <w:sz w:val="26"/>
+                <w:szCs w:val="26"/>
+              </w:rPr>
+              <w:t>Không sử dụng USB không rõ nguồn gốc, kiểm soát thiết bị ngoại vi</w:t>
+            </w:r>
+          </w:p>
+        </w:tc>
+      </w:tr>
+      <w:tr>
+        <w:tc>
+          <w:tcPr>
+            <w:tcW w:w="0" w:type="auto"/>
+            <w:hideMark/>
+          </w:tcPr>
+          <w:p>
+            <w:pPr>
+              <w:spacing w:after="160" w:line="278" w:lineRule="auto"/>
+              <w:rPr>
+                <w:rFonts w:asciiTheme="majorHAnsi" w:hAnsiTheme="majorHAnsi" w:cstheme="majorHAnsi"/>
+                <w:sz w:val="26"/>
+                <w:szCs w:val="26"/>
+              </w:rPr>
+            </w:pPr>
+            <w:r>
+              <w:rPr>
+                <w:rFonts w:asciiTheme="majorHAnsi" w:hAnsiTheme="majorHAnsi" w:cstheme="majorHAnsi"/>
+                <w:sz w:val="26"/>
+                <w:szCs w:val="26"/>
+              </w:rPr>
+              <w:t>SE05</w:t>
+            </w:r>
+          </w:p>
+        </w:tc>
+        <w:tc>
+          <w:tcPr>
+            <w:tcW w:w="0" w:type="auto"/>
+            <w:hideMark/>
+          </w:tcPr>
+          <w:p>
+            <w:pPr>
+              <w:spacing w:after="160" w:line="278" w:lineRule="auto"/>
+              <w:rPr>
+                <w:rFonts w:asciiTheme="majorHAnsi" w:hAnsiTheme="majorHAnsi" w:cstheme="majorHAnsi"/>
+                <w:sz w:val="26"/>
+                <w:szCs w:val="26"/>
+              </w:rPr>
+            </w:pPr>
+            <w:r>
+              <w:rPr>
+                <w:rFonts w:asciiTheme="majorHAnsi" w:hAnsiTheme="majorHAnsi" w:cstheme="majorHAnsi"/>
+                <w:sz w:val="26"/>
+                <w:szCs w:val="26"/>
+              </w:rPr>
+              <w:t>Quid Pro Quo</w:t>
+            </w:r>
+          </w:p>
+        </w:tc>
+        <w:tc>
+          <w:tcPr>
+            <w:tcW w:w="0" w:type="auto"/>
+            <w:hideMark/>
+          </w:tcPr>
+          <w:p>
+            <w:pPr>
+              <w:spacing w:after="160" w:line="278" w:lineRule="auto"/>
+              <w:rPr>
+                <w:rFonts w:asciiTheme="majorHAnsi" w:hAnsiTheme="majorHAnsi" w:cstheme="majorHAnsi"/>
+                <w:sz w:val="26"/>
+                <w:szCs w:val="26"/>
+              </w:rPr>
+            </w:pPr>
+            <w:r>
+              <w:rPr>
+                <w:rFonts w:asciiTheme="majorHAnsi" w:hAnsiTheme="majorHAnsi" w:cstheme="majorHAnsi"/>
+                <w:sz w:val="26"/>
+                <w:szCs w:val="26"/>
+              </w:rPr>
+              <w:t>Hứa tặng quà hoặc ưu đãi để đổi lấy thông tin hoặc hành động của người dùng</w:t>
+            </w:r>
+          </w:p>
+        </w:tc>
+        <w:tc>
+          <w:tcPr>
+            <w:tcW w:w="0" w:type="auto"/>
+            <w:hideMark/>
+          </w:tcPr>
+          <w:p>
+            <w:pPr>
+              <w:spacing w:after="160" w:line="278" w:lineRule="auto"/>
+              <w:rPr>
+                <w:rFonts w:asciiTheme="majorHAnsi" w:hAnsiTheme="majorHAnsi" w:cstheme="majorHAnsi"/>
+                <w:sz w:val="26"/>
+                <w:szCs w:val="26"/>
+              </w:rPr>
+            </w:pPr>
+            <w:r>
+              <w:rPr>
+                <w:rFonts w:asciiTheme="majorHAnsi" w:hAnsiTheme="majorHAnsi" w:cstheme="majorHAnsi"/>
+                <w:sz w:val="26"/>
+                <w:szCs w:val="26"/>
+              </w:rPr>
+              <w:t>Không trao đổi thông tin nhạy cảm để nhận ưu đãi, xác minh chương trình qua kênh chính thức</w:t>
+            </w:r>
+          </w:p>
+        </w:tc>
+      </w:tr>
+      <w:tr>
+        <w:tc>
+          <w:tcPr>
+            <w:tcW w:w="0" w:type="auto"/>
+            <w:hideMark/>
+          </w:tcPr>
+          <w:p>
+            <w:pPr>
+              <w:spacing w:after="160" w:line="278" w:lineRule="auto"/>
+              <w:rPr>
+                <w:rFonts w:asciiTheme="majorHAnsi" w:hAnsiTheme="majorHAnsi" w:cstheme="majorHAnsi"/>
+                <w:sz w:val="26"/>
+                <w:szCs w:val="26"/>
+              </w:rPr>
+            </w:pPr>
+            <w:r>
+              <w:rPr>
+                <w:rFonts w:asciiTheme="majorHAnsi" w:hAnsiTheme="majorHAnsi" w:cstheme="majorHAnsi"/>
+                <w:sz w:val="26"/>
+                <w:szCs w:val="26"/>
+              </w:rPr>
+              <w:t>SE06</w:t>
+            </w:r>
+          </w:p>
+        </w:tc>
+        <w:tc>
+          <w:tcPr>
+            <w:tcW w:w="0" w:type="auto"/>
+            <w:hideMark/>
+          </w:tcPr>
+          <w:p>
+            <w:pPr>
+              <w:spacing w:after="160" w:line="278" w:lineRule="auto"/>
+              <w:rPr>
+                <w:rFonts w:asciiTheme="majorHAnsi" w:hAnsiTheme="majorHAnsi" w:cstheme="majorHAnsi"/>
+                <w:sz w:val="26"/>
+                <w:szCs w:val="26"/>
+              </w:rPr>
+            </w:pPr>
+            <w:r>
+              <w:rPr>
+                <w:rFonts w:asciiTheme="majorHAnsi" w:hAnsiTheme="majorHAnsi" w:cstheme="majorHAnsi"/>
+                <w:sz w:val="26"/>
+                <w:szCs w:val="26"/>
+              </w:rPr>
+              <w:t>Watering Hole</w:t>
+            </w:r>
+          </w:p>
+        </w:tc>
+        <w:tc>
+          <w:tcPr>
+            <w:tcW w:w="0" w:type="auto"/>
+            <w:hideMark/>
+          </w:tcPr>
+          <w:p>
+            <w:pPr>
+              <w:spacing w:after="160" w:line="278" w:lineRule="auto"/>
+              <w:rPr>
+                <w:rFonts w:asciiTheme="majorHAnsi" w:hAnsiTheme="majorHAnsi" w:cstheme="majorHAnsi"/>
+                <w:sz w:val="26"/>
+                <w:szCs w:val="26"/>
+              </w:rPr>
+            </w:pPr>
+            <w:r>
+              <w:rPr>
+                <w:rFonts w:asciiTheme="majorHAnsi" w:hAnsiTheme="majorHAnsi" w:cstheme="majorHAnsi"/>
+                <w:sz w:val="26"/>
+                <w:szCs w:val="26"/>
+              </w:rPr>
+              <w:t>Website mà nhóm mục tiêu thường truy cập bị chèn nội dung độc hại</w:t>
+            </w:r>
+          </w:p>
+        </w:tc>
+        <w:tc>
+          <w:tcPr>
+            <w:tcW w:w="0" w:type="auto"/>
+            <w:hideMark/>
+          </w:tcPr>
+          <w:p>
+            <w:pPr>
+              <w:spacing w:after="160" w:line="278" w:lineRule="auto"/>
+              <w:rPr>
+                <w:rFonts w:asciiTheme="majorHAnsi" w:hAnsiTheme="majorHAnsi" w:cstheme="majorHAnsi"/>
+                <w:sz w:val="26"/>
+                <w:szCs w:val="26"/>
+              </w:rPr>
+            </w:pPr>
+            <w:r>
+              <w:rPr>
+                <w:rFonts w:asciiTheme="majorHAnsi" w:hAnsiTheme="majorHAnsi" w:cstheme="majorHAnsi"/>
+                <w:sz w:val="26"/>
+                <w:szCs w:val="26"/>
+              </w:rPr>
+              <w:t>Cập nhật trình duyệt/hệ thống, endpoint protection, lọc web và hạn chế website không tin cậy</w:t>
+            </w:r>
+          </w:p>
+        </w:tc>
+      </w:tr>
+    </w:tbl>
+    <w:p>
+      <w:pPr>
+        <w:rPr>
+          <w:rFonts w:asciiTheme="majorHAnsi" w:hAnsiTheme="majorHAnsi" w:cstheme="majorHAnsi"/>
+          <w:b/>
+          <w:bCs/>
+          <w:sz w:val="26"/>
+          <w:szCs w:val="26"/>
+          <w:lang w:val="en-US"/>
+        </w:rPr>
+      </w:pPr>
+      <w:r>
+        <w:rPr>
+          <w:rFonts w:asciiTheme="majorHAnsi" w:hAnsiTheme="majorHAnsi" w:cstheme="majorHAnsi"/>
+          <w:b/>
+          <w:bCs/>
+          <w:sz w:val="26"/>
+          <w:szCs w:val="26"/>
+          <w:lang w:val="en-US"/>
+        </w:rPr>
+        <w:lastRenderedPageBreak/>
+        <w:drawing>
+          <wp:inline distT="0" distB="0" distL="0" distR="0" wp14:anchorId="0A06C880" wp14:editId="75B77163">
+            <wp:extent cx="5731510" cy="4342765"/>
+            <wp:effectExtent l="0" t="0" r="2540" b="635"/>
+            <wp:docPr id="23" name="Picture 23"/>
+            <wp:cNvGraphicFramePr>
+              <a:graphicFrameLocks xmlns:a="http://schemas.openxmlformats.org/drawingml/2006/main" noChangeAspect="1"/>
+            </wp:cNvGraphicFramePr>
+            <a:graphic xmlns:a="http://schemas.openxmlformats.org/drawingml/2006/main">
+              <a:graphicData uri="http://schemas.openxmlformats.org/drawingml/2006/picture">
+                <pic:pic xmlns:pic="http://schemas.openxmlformats.org/drawingml/2006/picture">
+                  <pic:nvPicPr>
+                    <pic:cNvPr id="1" name=""/>
+                    <pic:cNvPicPr/>
+                  </pic:nvPicPr>
+                  <pic:blipFill>
+                    <a:blip r:embed="rId23"/>
+                    <a:stretch>
+                      <a:fillRect/>
+                    </a:stretch>
+                  </pic:blipFill>
+                  <pic:spPr>
+                    <a:xfrm>
+                      <a:off x="0" y="0"/>
+                      <a:ext cx="5731510" cy="4342765"/>
+                    </a:xfrm>
+                    <a:prstGeom prst="rect">
+                      <a:avLst/>
+                    </a:prstGeom>
+                  </pic:spPr>
+                </pic:pic>
+              </a:graphicData>
+            </a:graphic>
+          </wp:inline>
+        </w:drawing>
+      </w:r>
+    </w:p>
+    <w:p>
+      <w:pPr>
+        <w:rPr>
+          <w:rFonts w:asciiTheme="majorHAnsi" w:hAnsiTheme="majorHAnsi" w:cstheme="majorHAnsi"/>
+          <w:b/>
+          <w:bCs/>
+          <w:sz w:val="26"/>
+          <w:szCs w:val="26"/>
+          <w:lang w:val="en-US"/>
+        </w:rPr>
+      </w:pPr>
+      <w:r>
+        <w:rPr>
+          <w:rFonts w:asciiTheme="majorHAnsi" w:hAnsiTheme="majorHAnsi" w:cstheme="majorHAnsi"/>
+          <w:b/>
+          <w:bCs/>
+          <w:sz w:val="26"/>
+          <w:szCs w:val="26"/>
+          <w:lang w:val="en-US"/>
+        </w:rPr>
+        <w:t>Trả lời câu hỏi</w:t>
+      </w:r>
+    </w:p>
+    <w:p>
+      <w:pPr>
+        <w:rPr>
+          <w:rFonts w:asciiTheme="majorHAnsi" w:hAnsiTheme="majorHAnsi" w:cstheme="majorHAnsi"/>
+          <w:sz w:val="26"/>
+          <w:szCs w:val="26"/>
+        </w:rPr>
+      </w:pPr>
+      <w:r>
+        <w:rPr>
+          <w:rFonts w:asciiTheme="majorHAnsi" w:hAnsiTheme="majorHAnsi" w:cstheme="majorHAnsi"/>
+          <w:b/>
+          <w:bCs/>
+          <w:sz w:val="26"/>
+          <w:szCs w:val="26"/>
+          <w:lang w:val="en-US"/>
+        </w:rPr>
+        <w:t xml:space="preserve">1. </w:t>
+      </w:r>
+      <w:r>
+        <w:rPr>
+          <w:rFonts w:asciiTheme="majorHAnsi" w:hAnsiTheme="majorHAnsi" w:cstheme="majorHAnsi"/>
+          <w:b/>
+          <w:bCs/>
+          <w:sz w:val="26"/>
+          <w:szCs w:val="26"/>
+        </w:rPr>
+        <w:t>Dùng một ví dụ từ VM để phân biệt Asset, Vulnerability, Threat, Risk và Attack.</w:t>
+      </w:r>
+      <w:r>
+        <w:rPr>
+          <w:rFonts w:asciiTheme="majorHAnsi" w:hAnsiTheme="majorHAnsi" w:cstheme="majorHAnsi"/>
+          <w:sz w:val="26"/>
+          <w:szCs w:val="26"/>
+        </w:rPr>
+        <w:br/>
+        <w:t xml:space="preserve">Asset là tài khoản lab3user. Vulnerability là mật khẩu yếu hoặc bị lộ. Threat là hành vi dò mật khẩu hoặc keylogging. Risk là tài khoản có thể bị chiếm quyền. Attack là hành động thực tế sử dụng thông tin thu được để đăng nhập trái phép. </w:t>
+      </w:r>
+    </w:p>
+    <w:p>
+      <w:pPr>
+        <w:rPr>
+          <w:rFonts w:asciiTheme="majorHAnsi" w:hAnsiTheme="majorHAnsi" w:cstheme="majorHAnsi"/>
+          <w:sz w:val="26"/>
+          <w:szCs w:val="26"/>
+        </w:rPr>
+      </w:pPr>
+      <w:r>
+        <w:rPr>
+          <w:rFonts w:asciiTheme="majorHAnsi" w:hAnsiTheme="majorHAnsi" w:cstheme="majorHAnsi"/>
+          <w:b/>
+          <w:bCs/>
+          <w:sz w:val="26"/>
+          <w:szCs w:val="26"/>
+          <w:lang w:val="en-US"/>
+        </w:rPr>
+        <w:t xml:space="preserve">2. </w:t>
+      </w:r>
+      <w:r>
+        <w:rPr>
+          <w:rFonts w:asciiTheme="majorHAnsi" w:hAnsiTheme="majorHAnsi" w:cstheme="majorHAnsi"/>
+          <w:b/>
+          <w:bCs/>
+          <w:sz w:val="26"/>
+          <w:szCs w:val="26"/>
+        </w:rPr>
+        <w:t>Phân loại năm tình huống ở TH1 và giải thích tiêu chí.</w:t>
+      </w:r>
+      <w:r>
+        <w:rPr>
+          <w:rFonts w:asciiTheme="majorHAnsi" w:hAnsiTheme="majorHAnsi" w:cstheme="majorHAnsi"/>
+          <w:sz w:val="26"/>
+          <w:szCs w:val="26"/>
+        </w:rPr>
+        <w:br/>
+        <w:t xml:space="preserve">Xóa nhầm file là hành động vô ý; cố ý cài phần mềm thu thập dữ liệu là hành động cố ý; mất điện kéo dài là thảm họa/tác động môi trường; ổ đĩa hỏng hoặc phần mềm treo là lỗi kỹ thuật; không thực hiện backup/patching là lỗi quản lý. Tiêu chí dựa vào nguyên nhân gây ra sự cố. </w:t>
+      </w:r>
+    </w:p>
+    <w:p>
+      <w:pPr>
+        <w:rPr>
+          <w:rFonts w:asciiTheme="majorHAnsi" w:hAnsiTheme="majorHAnsi" w:cstheme="majorHAnsi"/>
+          <w:sz w:val="26"/>
+          <w:szCs w:val="26"/>
+        </w:rPr>
+      </w:pPr>
+      <w:r>
+        <w:rPr>
+          <w:rFonts w:asciiTheme="majorHAnsi" w:hAnsiTheme="majorHAnsi" w:cstheme="majorHAnsi"/>
+          <w:b/>
+          <w:bCs/>
+          <w:sz w:val="26"/>
+          <w:szCs w:val="26"/>
+          <w:lang w:val="en-US"/>
+        </w:rPr>
+        <w:t>3.</w:t>
+      </w:r>
+      <w:r>
+        <w:rPr>
+          <w:rFonts w:asciiTheme="majorHAnsi" w:hAnsiTheme="majorHAnsi" w:cstheme="majorHAnsi"/>
+          <w:b/>
+          <w:bCs/>
+          <w:sz w:val="26"/>
+          <w:szCs w:val="26"/>
+        </w:rPr>
+        <w:t xml:space="preserve"> EICAR trong TH2 chứng minh được điều gì và không chứng minh điều gì?</w:t>
+      </w:r>
+      <w:r>
+        <w:rPr>
+          <w:rFonts w:asciiTheme="majorHAnsi" w:hAnsiTheme="majorHAnsi" w:cstheme="majorHAnsi"/>
+          <w:sz w:val="26"/>
+          <w:szCs w:val="26"/>
+        </w:rPr>
+        <w:br/>
+        <w:t xml:space="preserve">EICAR chứng minh Defender đang hoạt động và có khả năng phát hiện, cách ly mẫu kiểm thử. Nó không chứng minh máy đang có malware thật vì EICAR chỉ là chuỗi kiểm thử an toàn. </w:t>
+      </w:r>
+    </w:p>
+    <w:p>
+      <w:pPr>
+        <w:rPr>
+          <w:rFonts w:asciiTheme="majorHAnsi" w:hAnsiTheme="majorHAnsi" w:cstheme="majorHAnsi"/>
+          <w:sz w:val="26"/>
+          <w:szCs w:val="26"/>
+        </w:rPr>
+      </w:pPr>
+      <w:r>
+        <w:rPr>
+          <w:rFonts w:asciiTheme="majorHAnsi" w:hAnsiTheme="majorHAnsi" w:cstheme="majorHAnsi"/>
+          <w:b/>
+          <w:bCs/>
+          <w:sz w:val="26"/>
+          <w:szCs w:val="26"/>
+          <w:lang w:val="en-US"/>
+        </w:rPr>
+        <w:t xml:space="preserve">4. </w:t>
+      </w:r>
+      <w:r>
+        <w:rPr>
+          <w:rFonts w:asciiTheme="majorHAnsi" w:hAnsiTheme="majorHAnsi" w:cstheme="majorHAnsi"/>
+          <w:b/>
+          <w:bCs/>
+          <w:sz w:val="26"/>
+          <w:szCs w:val="26"/>
+        </w:rPr>
+        <w:t>Vì sao không được tắt Defender/EDR để “cho mẫu chạy”?</w:t>
+      </w:r>
+      <w:r>
+        <w:rPr>
+          <w:rFonts w:asciiTheme="majorHAnsi" w:hAnsiTheme="majorHAnsi" w:cstheme="majorHAnsi"/>
+          <w:sz w:val="26"/>
+          <w:szCs w:val="26"/>
+        </w:rPr>
+        <w:br/>
+        <w:t xml:space="preserve">Tắt Defender làm mất lớp bảo vệ và tăng nguy cơ mã độc hoạt động. Nếu phần mềm </w:t>
+      </w:r>
+      <w:r>
+        <w:rPr>
+          <w:rFonts w:asciiTheme="majorHAnsi" w:hAnsiTheme="majorHAnsi" w:cstheme="majorHAnsi"/>
+          <w:sz w:val="26"/>
+          <w:szCs w:val="26"/>
+        </w:rPr>
+        <w:lastRenderedPageBreak/>
+        <w:t xml:space="preserve">hợp lệ bị chặn, cần kiểm tra cảnh báo, nguồn file, hash, chữ ký số, hành vi, xác minh với bộ phận an toàn thông tin rồi mới allow-list nếu được phê duyệt. </w:t>
+      </w:r>
+    </w:p>
+    <w:p>
+      <w:pPr>
+        <w:rPr>
+          <w:rFonts w:asciiTheme="majorHAnsi" w:hAnsiTheme="majorHAnsi" w:cstheme="majorHAnsi"/>
+          <w:sz w:val="26"/>
+          <w:szCs w:val="26"/>
+        </w:rPr>
+      </w:pPr>
+      <w:r>
+        <w:rPr>
+          <w:rFonts w:asciiTheme="majorHAnsi" w:hAnsiTheme="majorHAnsi" w:cstheme="majorHAnsi"/>
+          <w:b/>
+          <w:bCs/>
+          <w:sz w:val="26"/>
+          <w:szCs w:val="26"/>
+          <w:lang w:val="en-US"/>
+        </w:rPr>
+        <w:t xml:space="preserve">5. </w:t>
+      </w:r>
+      <w:r>
+        <w:rPr>
+          <w:rFonts w:asciiTheme="majorHAnsi" w:hAnsiTheme="majorHAnsi" w:cstheme="majorHAnsi"/>
+          <w:b/>
+          <w:bCs/>
+          <w:sz w:val="26"/>
+          <w:szCs w:val="26"/>
+        </w:rPr>
+        <w:t>So sánh Brute Force, Dictionary Attack và Key Logger Attack.</w:t>
+      </w:r>
+      <w:r>
+        <w:rPr>
+          <w:rFonts w:asciiTheme="majorHAnsi" w:hAnsiTheme="majorHAnsi" w:cstheme="majorHAnsi"/>
+          <w:sz w:val="26"/>
+          <w:szCs w:val="26"/>
+        </w:rPr>
+        <w:br/>
+        <w:t xml:space="preserve">Brute Force thử nhiều tổ hợp mật khẩu, Dictionary Attack dùng danh sách mật khẩu phổ biến, còn Key Logger ghi lại phím người dùng nhập. Brute Force và Dictionary thường để lại nhiều lần đăng nhập thất bại; Key Logger cần giám sát endpoint và tiến trình. Biện pháp giảm thiểu gồm mật khẩu mạnh, giới hạn đăng nhập, MFA và endpoint protection. </w:t>
+      </w:r>
+    </w:p>
+    <w:p>
+      <w:pPr>
+        <w:rPr>
+          <w:rFonts w:asciiTheme="majorHAnsi" w:hAnsiTheme="majorHAnsi" w:cstheme="majorHAnsi"/>
+          <w:sz w:val="26"/>
+          <w:szCs w:val="26"/>
+        </w:rPr>
+      </w:pPr>
+      <w:r>
+        <w:rPr>
+          <w:rFonts w:asciiTheme="majorHAnsi" w:hAnsiTheme="majorHAnsi" w:cstheme="majorHAnsi"/>
+          <w:b/>
+          <w:bCs/>
+          <w:sz w:val="26"/>
+          <w:szCs w:val="26"/>
+          <w:lang w:val="en-US"/>
+        </w:rPr>
+        <w:t>6.</w:t>
+      </w:r>
+      <w:r>
+        <w:rPr>
+          <w:rFonts w:asciiTheme="majorHAnsi" w:hAnsiTheme="majorHAnsi" w:cstheme="majorHAnsi"/>
+          <w:sz w:val="26"/>
+          <w:szCs w:val="26"/>
+          <w:lang w:val="en-US"/>
+        </w:rPr>
+        <w:t xml:space="preserve"> </w:t>
+      </w:r>
+      <w:r>
+        <w:rPr>
+          <w:rFonts w:asciiTheme="majorHAnsi" w:hAnsiTheme="majorHAnsi" w:cstheme="majorHAnsi"/>
+          <w:b/>
+          <w:bCs/>
+          <w:sz w:val="26"/>
+          <w:szCs w:val="26"/>
+        </w:rPr>
+        <w:t>Dùng Event ID 4624, 4625 và 4648 để giải thích trạng thái xác thực của lab3user.</w:t>
+      </w:r>
+      <w:r>
+        <w:rPr>
+          <w:rFonts w:asciiTheme="majorHAnsi" w:hAnsiTheme="majorHAnsi" w:cstheme="majorHAnsi"/>
+          <w:sz w:val="26"/>
+          <w:szCs w:val="26"/>
+        </w:rPr>
+        <w:br/>
+        <w:t xml:space="preserve">Event 4624 thể hiện đăng nhập thành công, 4625 thể hiện xác thực thất bại, còn 4648 cho biết credential được sử dụng rõ ràng. Sau khi đổi mật khẩu, mật khẩu cũ thất bại còn mật khẩu mới đăng nhập thành công. </w:t>
+      </w:r>
+    </w:p>
+    <w:p>
+      <w:pPr>
+        <w:rPr>
+          <w:rFonts w:asciiTheme="majorHAnsi" w:hAnsiTheme="majorHAnsi" w:cstheme="majorHAnsi"/>
+          <w:sz w:val="26"/>
+          <w:szCs w:val="26"/>
+        </w:rPr>
+      </w:pPr>
+      <w:r>
+        <w:rPr>
+          <w:rFonts w:asciiTheme="majorHAnsi" w:hAnsiTheme="majorHAnsi" w:cstheme="majorHAnsi"/>
+          <w:b/>
+          <w:bCs/>
+          <w:sz w:val="26"/>
+          <w:szCs w:val="26"/>
+          <w:lang w:val="en-US"/>
+        </w:rPr>
+        <w:t>7.</w:t>
+      </w:r>
+      <w:r>
+        <w:rPr>
+          <w:rFonts w:asciiTheme="majorHAnsi" w:hAnsiTheme="majorHAnsi" w:cstheme="majorHAnsi"/>
+          <w:sz w:val="26"/>
+          <w:szCs w:val="26"/>
+          <w:lang w:val="en-US"/>
+        </w:rPr>
+        <w:t xml:space="preserve"> </w:t>
+      </w:r>
+      <w:r>
+        <w:rPr>
+          <w:rFonts w:asciiTheme="majorHAnsi" w:hAnsiTheme="majorHAnsi" w:cstheme="majorHAnsi"/>
+          <w:b/>
+          <w:bCs/>
+          <w:sz w:val="26"/>
+          <w:szCs w:val="26"/>
+        </w:rPr>
+        <w:t>Vì sao mật khẩu dài/phức tạp không tự ngăn được keylogging? Vai trò của MFA, push MFA và FIDO2/passkey?</w:t>
+      </w:r>
+      <w:r>
+        <w:rPr>
+          <w:rFonts w:asciiTheme="majorHAnsi" w:hAnsiTheme="majorHAnsi" w:cstheme="majorHAnsi"/>
+          <w:sz w:val="26"/>
+          <w:szCs w:val="26"/>
+        </w:rPr>
+        <w:br/>
+        <w:t xml:space="preserve">Keylogger có thể ghi lại chính xác mật khẩu dù mật khẩu dài. MFA tăng thêm lớp xác thực nhưng push MFA có thể bị lạm dụng bằng MFA fatigue. FIDO2/passkey chống phishing tốt hơn vì xác thực gắn với domain hợp lệ, nhưng vẫn cần bảo vệ endpoint. </w:t>
+      </w:r>
+    </w:p>
+    <w:p>
+      <w:pPr>
+        <w:rPr>
+          <w:rFonts w:asciiTheme="majorHAnsi" w:hAnsiTheme="majorHAnsi" w:cstheme="majorHAnsi"/>
+          <w:sz w:val="26"/>
+          <w:szCs w:val="26"/>
+        </w:rPr>
+      </w:pPr>
+      <w:r>
+        <w:rPr>
+          <w:rFonts w:asciiTheme="majorHAnsi" w:hAnsiTheme="majorHAnsi" w:cstheme="majorHAnsi"/>
+          <w:b/>
+          <w:bCs/>
+          <w:sz w:val="26"/>
+          <w:szCs w:val="26"/>
+          <w:lang w:val="en-US"/>
+        </w:rPr>
+        <w:t xml:space="preserve">8. </w:t>
+      </w:r>
+      <w:r>
+        <w:rPr>
+          <w:rFonts w:asciiTheme="majorHAnsi" w:hAnsiTheme="majorHAnsi" w:cstheme="majorHAnsi"/>
+          <w:b/>
+          <w:bCs/>
+          <w:sz w:val="26"/>
+          <w:szCs w:val="26"/>
+        </w:rPr>
+        <w:t>Một cổng đang Listen có đủ để kết luận có backdoor không?</w:t>
+      </w:r>
+      <w:r>
+        <w:rPr>
+          <w:rFonts w:asciiTheme="majorHAnsi" w:hAnsiTheme="majorHAnsi" w:cstheme="majorHAnsi"/>
+          <w:sz w:val="26"/>
+          <w:szCs w:val="26"/>
+        </w:rPr>
+        <w:br/>
+        <w:t xml:space="preserve">Không. Cần đối chiếu ít nhất process/PID, đường dẫn file thực thi, command line, user chạy tiến trình, chữ ký/publisher và log Sysmon/Autoruns. Trong lab, port 8080 là dịch vụ Python hợp lệ chỉ bind 127.0.0.1. </w:t>
+      </w:r>
+    </w:p>
+    <w:p>
+      <w:pPr>
+        <w:rPr>
+          <w:rFonts w:asciiTheme="majorHAnsi" w:hAnsiTheme="majorHAnsi" w:cstheme="majorHAnsi"/>
+          <w:sz w:val="26"/>
+          <w:szCs w:val="26"/>
+        </w:rPr>
+      </w:pPr>
+      <w:r>
+        <w:rPr>
+          <w:rFonts w:asciiTheme="majorHAnsi" w:hAnsiTheme="majorHAnsi" w:cstheme="majorHAnsi"/>
+          <w:b/>
+          <w:bCs/>
+          <w:sz w:val="26"/>
+          <w:szCs w:val="26"/>
+          <w:lang w:val="en-US"/>
+        </w:rPr>
+        <w:t xml:space="preserve">9. </w:t>
+      </w:r>
+      <w:r>
+        <w:rPr>
+          <w:rFonts w:asciiTheme="majorHAnsi" w:hAnsiTheme="majorHAnsi" w:cstheme="majorHAnsi"/>
+          <w:b/>
+          <w:bCs/>
+          <w:sz w:val="26"/>
+          <w:szCs w:val="26"/>
+        </w:rPr>
+        <w:t>Run value và Scheduled Task tạo persistence như thế nào?</w:t>
+      </w:r>
+      <w:r>
+        <w:rPr>
+          <w:rFonts w:asciiTheme="majorHAnsi" w:hAnsiTheme="majorHAnsi" w:cstheme="majorHAnsi"/>
+          <w:sz w:val="26"/>
+          <w:szCs w:val="26"/>
+        </w:rPr>
+        <w:br/>
+        <w:t xml:space="preserve">Run value khởi chạy chương trình khi người dùng đăng nhập, còn Scheduled Task có thể tự chạy theo trigger đã cấu hình. Trước khi xóa cần kiểm tra tên, đường dẫn, publisher, command line và context vì entry đó có thể là thành phần hợp lệ của hệ thống. </w:t>
+      </w:r>
+    </w:p>
+    <w:p>
+      <w:pPr>
+        <w:rPr>
+          <w:rFonts w:asciiTheme="majorHAnsi" w:hAnsiTheme="majorHAnsi" w:cstheme="majorHAnsi"/>
+          <w:sz w:val="26"/>
+          <w:szCs w:val="26"/>
+        </w:rPr>
+      </w:pPr>
+      <w:r>
+        <w:rPr>
+          <w:rFonts w:asciiTheme="majorHAnsi" w:hAnsiTheme="majorHAnsi" w:cstheme="majorHAnsi"/>
+          <w:b/>
+          <w:bCs/>
+          <w:sz w:val="26"/>
+          <w:szCs w:val="26"/>
+          <w:lang w:val="en-US"/>
+        </w:rPr>
+        <w:t>10.</w:t>
+      </w:r>
+      <w:r>
+        <w:rPr>
+          <w:rFonts w:asciiTheme="majorHAnsi" w:hAnsiTheme="majorHAnsi" w:cstheme="majorHAnsi"/>
+          <w:sz w:val="26"/>
+          <w:szCs w:val="26"/>
+          <w:lang w:val="en-US"/>
+        </w:rPr>
+        <w:t xml:space="preserve"> </w:t>
+      </w:r>
+      <w:r>
+        <w:rPr>
+          <w:rFonts w:asciiTheme="majorHAnsi" w:hAnsiTheme="majorHAnsi" w:cstheme="majorHAnsi"/>
+          <w:b/>
+          <w:bCs/>
+          <w:sz w:val="26"/>
+          <w:szCs w:val="26"/>
+        </w:rPr>
+        <w:t>So sánh DoS và DDoS bằng local_load_test.py và ddos_sample.csv.</w:t>
+      </w:r>
+      <w:r>
+        <w:rPr>
+          <w:rFonts w:asciiTheme="majorHAnsi" w:hAnsiTheme="majorHAnsi" w:cstheme="majorHAnsi"/>
+          <w:sz w:val="26"/>
+          <w:szCs w:val="26"/>
+        </w:rPr>
+        <w:br/>
+        <w:t xml:space="preserve">local_load_test.py tạo tải nhỏ từ một nguồn tới 127.0.0.1:8080, còn dataset DDoS có nhiều SourceIP khác nhau. DDoS khó chặn bằng một rule IP vì lưu lượng đến từ nhiều nguồn phân tán. </w:t>
+      </w:r>
+    </w:p>
+    <w:p>
+      <w:pPr>
+        <w:rPr>
+          <w:rFonts w:asciiTheme="majorHAnsi" w:hAnsiTheme="majorHAnsi" w:cstheme="majorHAnsi"/>
+          <w:sz w:val="26"/>
+          <w:szCs w:val="26"/>
+        </w:rPr>
+      </w:pPr>
+      <w:r>
+        <w:rPr>
+          <w:rFonts w:asciiTheme="majorHAnsi" w:hAnsiTheme="majorHAnsi" w:cstheme="majorHAnsi"/>
+          <w:b/>
+          <w:bCs/>
+          <w:sz w:val="26"/>
+          <w:szCs w:val="26"/>
+          <w:lang w:val="en-US"/>
+        </w:rPr>
+        <w:t>11.</w:t>
+      </w:r>
+      <w:r>
+        <w:rPr>
+          <w:rFonts w:asciiTheme="majorHAnsi" w:hAnsiTheme="majorHAnsi" w:cstheme="majorHAnsi"/>
+          <w:sz w:val="26"/>
+          <w:szCs w:val="26"/>
+          <w:lang w:val="en-US"/>
+        </w:rPr>
+        <w:t xml:space="preserve"> </w:t>
+      </w:r>
+      <w:r>
+        <w:rPr>
+          <w:rFonts w:asciiTheme="majorHAnsi" w:hAnsiTheme="majorHAnsi" w:cstheme="majorHAnsi"/>
+          <w:b/>
+          <w:bCs/>
+          <w:sz w:val="26"/>
+          <w:szCs w:val="26"/>
+        </w:rPr>
+        <w:t>Mail bombing ảnh hưởng chủ yếu tới thuộc tính nào? Hai chỉ số phát hiện bất thường là gì?</w:t>
+      </w:r>
+      <w:r>
+        <w:rPr>
+          <w:rFonts w:asciiTheme="majorHAnsi" w:hAnsiTheme="majorHAnsi" w:cstheme="majorHAnsi"/>
+          <w:sz w:val="26"/>
+          <w:szCs w:val="26"/>
+        </w:rPr>
+        <w:br/>
+        <w:t xml:space="preserve">Mail bombing chủ yếu ảnh hưởng tính sẵn sàng. Hai chỉ số phù hợp là số lượng email theo sender và tổng/trung bình dung lượng SizeBytes. </w:t>
+      </w:r>
+    </w:p>
+    <w:p>
+      <w:pPr>
+        <w:rPr>
+          <w:rFonts w:asciiTheme="majorHAnsi" w:hAnsiTheme="majorHAnsi" w:cstheme="majorHAnsi"/>
+          <w:sz w:val="26"/>
+          <w:szCs w:val="26"/>
+        </w:rPr>
+      </w:pPr>
+      <w:r>
+        <w:rPr>
+          <w:rFonts w:asciiTheme="majorHAnsi" w:hAnsiTheme="majorHAnsi" w:cstheme="majorHAnsi"/>
+          <w:b/>
+          <w:bCs/>
+          <w:sz w:val="26"/>
+          <w:szCs w:val="26"/>
+          <w:lang w:val="en-US"/>
+        </w:rPr>
+        <w:lastRenderedPageBreak/>
+        <w:t xml:space="preserve">12. </w:t>
+      </w:r>
+      <w:r>
+        <w:rPr>
+          <w:rFonts w:asciiTheme="majorHAnsi" w:hAnsiTheme="majorHAnsi" w:cstheme="majorHAnsi"/>
+          <w:b/>
+          <w:bCs/>
+          <w:sz w:val="26"/>
+          <w:szCs w:val="26"/>
+        </w:rPr>
+        <w:t>Sniffing hợp pháp và bất hợp pháp như thế nào? HTTP và HTTPS khác nhau ra sao?</w:t>
+      </w:r>
+      <w:r>
+        <w:rPr>
+          <w:rFonts w:asciiTheme="majorHAnsi" w:hAnsiTheme="majorHAnsi" w:cstheme="majorHAnsi"/>
+          <w:sz w:val="26"/>
+          <w:szCs w:val="26"/>
+        </w:rPr>
+        <w:br/>
+        <w:t xml:space="preserve">Sniffing hợp pháp dùng để chẩn đoán và giám sát mạng; bất hợp pháp khi thu thập dữ liệu trái phép. Trong lab, HTTP cho thấy trực tiếp TRAINING_ONLY trong Request URI, còn HTTPS/TLS chỉ quan sát được metadata chứ không đọc trực tiếp nội dung ứng dụng. </w:t>
+      </w:r>
+    </w:p>
+    <w:p>
+      <w:pPr>
+        <w:rPr>
+          <w:rFonts w:asciiTheme="majorHAnsi" w:hAnsiTheme="majorHAnsi" w:cstheme="majorHAnsi"/>
+          <w:sz w:val="26"/>
+          <w:szCs w:val="26"/>
+        </w:rPr>
+      </w:pPr>
+      <w:r>
+        <w:rPr>
+          <w:rFonts w:asciiTheme="majorHAnsi" w:hAnsiTheme="majorHAnsi" w:cstheme="majorHAnsi"/>
+          <w:b/>
+          <w:bCs/>
+          <w:sz w:val="26"/>
+          <w:szCs w:val="26"/>
+          <w:lang w:val="en-US"/>
+        </w:rPr>
+        <w:t>13.</w:t>
+      </w:r>
+      <w:r>
+        <w:rPr>
+          <w:rFonts w:asciiTheme="majorHAnsi" w:hAnsiTheme="majorHAnsi" w:cstheme="majorHAnsi"/>
+          <w:sz w:val="26"/>
+          <w:szCs w:val="26"/>
+        </w:rPr>
+        <w:t xml:space="preserve"> </w:t>
+      </w:r>
+      <w:r>
+        <w:rPr>
+          <w:rFonts w:asciiTheme="majorHAnsi" w:hAnsiTheme="majorHAnsi" w:cstheme="majorHAnsi"/>
+          <w:b/>
+          <w:bCs/>
+          <w:sz w:val="26"/>
+          <w:szCs w:val="26"/>
+        </w:rPr>
+        <w:t>Email Hijacking, Wi-Fi Eavesdropping, Session Hijacking và Spoofing trong MITM là gì?</w:t>
+      </w:r>
+      <w:r>
+        <w:rPr>
+          <w:rFonts w:asciiTheme="majorHAnsi" w:hAnsiTheme="majorHAnsi" w:cstheme="majorHAnsi"/>
+          <w:sz w:val="26"/>
+          <w:szCs w:val="26"/>
+        </w:rPr>
+        <w:br/>
+        <w:t xml:space="preserve">Email Hijacking chiếm quyền email để giả mạo trao đổi, Wi-Fi Eavesdropping nghe lén mạng không an toàn, Session Hijacking chiếm phiên đăng nhập, còn IP/DNS/HTTPS Spoofing giả mạo thông tin mạng hoặc website. Lab không thực hiện chủ động ARP poisoning, DNS spoofing, session hijacking hay chèn chứng chỉ vì có thể ảnh hưởng hệ thống ngoài phạm vi thực hành. </w:t>
+      </w:r>
+    </w:p>
+    <w:p>
+      <w:pPr>
+        <w:rPr>
+          <w:rFonts w:asciiTheme="majorHAnsi" w:hAnsiTheme="majorHAnsi" w:cstheme="majorHAnsi"/>
+          <w:sz w:val="26"/>
+          <w:szCs w:val="26"/>
+        </w:rPr>
+      </w:pPr>
+      <w:r>
+        <w:rPr>
+          <w:rFonts w:asciiTheme="majorHAnsi" w:hAnsiTheme="majorHAnsi" w:cstheme="majorHAnsi"/>
+          <w:b/>
+          <w:bCs/>
+          <w:sz w:val="26"/>
+          <w:szCs w:val="26"/>
+          <w:lang w:val="en-US"/>
+        </w:rPr>
+        <w:t>14.</w:t>
+      </w:r>
+      <w:r>
+        <w:rPr>
+          <w:rFonts w:asciiTheme="majorHAnsi" w:hAnsiTheme="majorHAnsi" w:cstheme="majorHAnsi"/>
+          <w:sz w:val="26"/>
+          <w:szCs w:val="26"/>
+          <w:lang w:val="en-US"/>
+        </w:rPr>
+        <w:t xml:space="preserve"> </w:t>
+      </w:r>
+      <w:r>
+        <w:rPr>
+          <w:rFonts w:asciiTheme="majorHAnsi" w:hAnsiTheme="majorHAnsi" w:cstheme="majorHAnsi"/>
+          <w:b/>
+          <w:bCs/>
+          <w:sz w:val="26"/>
+          <w:szCs w:val="26"/>
+        </w:rPr>
+        <w:t>HTTPS, HSTS và VPN giảm rủi ro MITM như thế nào?</w:t>
+      </w:r>
+      <w:r>
+        <w:rPr>
+          <w:rFonts w:asciiTheme="majorHAnsi" w:hAnsiTheme="majorHAnsi" w:cstheme="majorHAnsi"/>
+          <w:sz w:val="26"/>
+          <w:szCs w:val="26"/>
+        </w:rPr>
+        <w:br/>
+        <w:t xml:space="preserve">HTTPS mã hóa dữ liệu truyền, HSTS buộc trình duyệt dùng HTTPS, VPN tạo đường hầm mã hóa qua mạng không tin cậy. Các biện pháp này không tự ngăn phishing và cũng không xử lý được endpoint đã bị compromise. </w:t>
+      </w:r>
+    </w:p>
+    <w:p>
+      <w:pPr>
+        <w:rPr>
+          <w:rFonts w:asciiTheme="majorHAnsi" w:hAnsiTheme="majorHAnsi" w:cstheme="majorHAnsi"/>
+          <w:sz w:val="26"/>
+          <w:szCs w:val="26"/>
+        </w:rPr>
+      </w:pPr>
+      <w:r>
+        <w:rPr>
+          <w:rFonts w:asciiTheme="majorHAnsi" w:hAnsiTheme="majorHAnsi" w:cstheme="majorHAnsi"/>
+          <w:b/>
+          <w:bCs/>
+          <w:sz w:val="26"/>
+          <w:szCs w:val="26"/>
+          <w:lang w:val="en-US"/>
+        </w:rPr>
+        <w:t>15.</w:t>
+      </w:r>
+      <w:r>
+        <w:rPr>
+          <w:rFonts w:asciiTheme="majorHAnsi" w:hAnsiTheme="majorHAnsi" w:cstheme="majorHAnsi"/>
+          <w:sz w:val="26"/>
+          <w:szCs w:val="26"/>
+          <w:lang w:val="en-US"/>
+        </w:rPr>
+        <w:t xml:space="preserve"> </w:t>
+      </w:r>
+      <w:r>
+        <w:rPr>
+          <w:rFonts w:asciiTheme="majorHAnsi" w:hAnsiTheme="majorHAnsi" w:cstheme="majorHAnsi"/>
+          <w:b/>
+          <w:bCs/>
+          <w:sz w:val="26"/>
+          <w:szCs w:val="26"/>
+        </w:rPr>
+        <w:t>Phân biệt spoofing ở lớp IP, DNS và website/domain.</w:t>
+      </w:r>
+      <w:r>
+        <w:rPr>
+          <w:rFonts w:asciiTheme="majorHAnsi" w:hAnsiTheme="majorHAnsi" w:cstheme="majorHAnsi"/>
+          <w:sz w:val="26"/>
+          <w:szCs w:val="26"/>
+        </w:rPr>
+        <w:br/>
+        <w:t xml:space="preserve">IP spoofing giả địa chỉ IP nguồn, có thể kiểm tra bằng firewall/network log. DNS spoofing trả về kết quả phân giải sai, có thể kiểm tra DNS log hoặc dùng DNSSEC. Website/domain spoofing dùng tên miền hoặc giao diện giả, cần kiểm tra domain, chứng chỉ và bộ lọc web. </w:t>
+      </w:r>
+    </w:p>
+    <w:p>
+      <w:pPr>
+        <w:rPr>
+          <w:rFonts w:asciiTheme="majorHAnsi" w:hAnsiTheme="majorHAnsi" w:cstheme="majorHAnsi"/>
+          <w:sz w:val="26"/>
+          <w:szCs w:val="26"/>
+        </w:rPr>
+      </w:pPr>
+      <w:r>
+        <w:rPr>
+          <w:rFonts w:asciiTheme="majorHAnsi" w:hAnsiTheme="majorHAnsi" w:cstheme="majorHAnsi"/>
+          <w:b/>
+          <w:bCs/>
+          <w:sz w:val="26"/>
+          <w:szCs w:val="26"/>
+          <w:lang w:val="en-US"/>
+        </w:rPr>
+        <w:t>16.</w:t>
+      </w:r>
+      <w:r>
+        <w:rPr>
+          <w:rFonts w:asciiTheme="majorHAnsi" w:hAnsiTheme="majorHAnsi" w:cstheme="majorHAnsi"/>
+          <w:sz w:val="26"/>
+          <w:szCs w:val="26"/>
+        </w:rPr>
+        <w:t xml:space="preserve"> </w:t>
+      </w:r>
+      <w:r>
+        <w:rPr>
+          <w:rFonts w:asciiTheme="majorHAnsi" w:hAnsiTheme="majorHAnsi" w:cstheme="majorHAnsi"/>
+          <w:b/>
+          <w:bCs/>
+          <w:sz w:val="26"/>
+          <w:szCs w:val="26"/>
+        </w:rPr>
+        <w:t>Phân biệt Phishing, Spear Phishing, Watering Hole, Pretexting, Baiting và Quid Pro Quo.</w:t>
+      </w:r>
+      <w:r>
+        <w:rPr>
+          <w:rFonts w:asciiTheme="majorHAnsi" w:hAnsiTheme="majorHAnsi" w:cstheme="majorHAnsi"/>
+          <w:sz w:val="26"/>
+          <w:szCs w:val="26"/>
+        </w:rPr>
+        <w:br/>
+        <w:t xml:space="preserve">Phishing gửi thông điệp giả mạo rộng rãi; Spear Phishing nhắm mục tiêu cụ thể; Watering Hole khai thác website mà nhóm mục tiêu thường truy cập; Pretexting dựng câu chuyện giả để lấy thông tin; Baiting dùng “mồi” hấp dẫn; Quid Pro Quo hứa lợi ích để đổi lấy thông tin hoặc hành động. </w:t>
+      </w:r>
+    </w:p>
+    <w:p>
+      <w:pPr>
+        <w:rPr>
+          <w:rFonts w:asciiTheme="majorHAnsi" w:hAnsiTheme="majorHAnsi" w:cstheme="majorHAnsi"/>
+          <w:sz w:val="26"/>
+          <w:szCs w:val="26"/>
+        </w:rPr>
+      </w:pPr>
+      <w:r>
+        <w:rPr>
+          <w:rFonts w:asciiTheme="majorHAnsi" w:hAnsiTheme="majorHAnsi" w:cstheme="majorHAnsi"/>
+          <w:b/>
+          <w:bCs/>
+          <w:sz w:val="26"/>
+          <w:szCs w:val="26"/>
+          <w:lang w:val="en-US"/>
+        </w:rPr>
+        <w:t>17.</w:t>
+      </w:r>
+      <w:r>
+        <w:rPr>
+          <w:rFonts w:asciiTheme="majorHAnsi" w:hAnsiTheme="majorHAnsi" w:cstheme="majorHAnsi"/>
+          <w:sz w:val="26"/>
+          <w:szCs w:val="26"/>
+          <w:lang w:val="en-US"/>
+        </w:rPr>
+        <w:t xml:space="preserve"> </w:t>
+      </w:r>
+      <w:r>
+        <w:rPr>
+          <w:rFonts w:asciiTheme="majorHAnsi" w:hAnsiTheme="majorHAnsi" w:cstheme="majorHAnsi"/>
+          <w:b/>
+          <w:bCs/>
+          <w:sz w:val="26"/>
+          <w:szCs w:val="26"/>
+        </w:rPr>
+        <w:t>Các chỉ dấu trong phishing_email.txt là gì?</w:t>
+      </w:r>
+      <w:r>
+        <w:rPr>
+          <w:rFonts w:asciiTheme="majorHAnsi" w:hAnsiTheme="majorHAnsi" w:cstheme="majorHAnsi"/>
+          <w:sz w:val="26"/>
+          <w:szCs w:val="26"/>
+        </w:rPr>
+        <w:br/>
+        <w:t xml:space="preserve">“IT Support” tạo uy tín giả, yêu cầu xác minh trong 15 phút tạo cảm giác khẩn cấp, domain người gửi cần được kiểm tra, Reply-To khác From, và email yêu cầu truy cập link rồi nhập thông tin xác thực. </w:t>
+      </w:r>
+    </w:p>
+    <w:p>
+      <w:pPr>
+        <w:rPr>
+          <w:rFonts w:asciiTheme="majorHAnsi" w:hAnsiTheme="majorHAnsi" w:cstheme="majorHAnsi"/>
+          <w:sz w:val="26"/>
+          <w:szCs w:val="26"/>
+        </w:rPr>
+      </w:pPr>
+      <w:r>
+        <w:rPr>
+          <w:rFonts w:asciiTheme="majorHAnsi" w:hAnsiTheme="majorHAnsi" w:cstheme="majorHAnsi"/>
+          <w:b/>
+          <w:bCs/>
+          <w:sz w:val="26"/>
+          <w:szCs w:val="26"/>
+          <w:lang w:val="en-US"/>
+        </w:rPr>
+        <w:t>18.</w:t>
+      </w:r>
+      <w:r>
+        <w:rPr>
+          <w:rFonts w:asciiTheme="majorHAnsi" w:hAnsiTheme="majorHAnsi" w:cstheme="majorHAnsi"/>
+          <w:sz w:val="26"/>
+          <w:szCs w:val="26"/>
+          <w:lang w:val="en-US"/>
+        </w:rPr>
+        <w:t xml:space="preserve"> </w:t>
+      </w:r>
+      <w:r>
+        <w:rPr>
+          <w:rFonts w:asciiTheme="majorHAnsi" w:hAnsiTheme="majorHAnsi" w:cstheme="majorHAnsi"/>
+          <w:b/>
+          <w:bCs/>
+          <w:sz w:val="26"/>
+          <w:szCs w:val="26"/>
+        </w:rPr>
+        <w:t>Quy trình incident response cho endpoint nghi có keylogger/backdoor.</w:t>
+      </w:r>
+      <w:r>
+        <w:rPr>
+          <w:rFonts w:asciiTheme="majorHAnsi" w:hAnsiTheme="majorHAnsi" w:cstheme="majorHAnsi"/>
+          <w:sz w:val="26"/>
+          <w:szCs w:val="26"/>
+        </w:rPr>
+        <w:br/>
+        <w:t xml:space="preserve">Triage để xác định mức độ ảnh hưởng; preserve evidence bằng cách lưu log, process, network và hash; contain bằng cách cô lập máy; đổi hoặc thu hồi credential; eradicate bằng cách xóa thành phần độc hại; recover bằng cách khôi phục hệ thống sạch; cuối cùng tiếp tục monitor để phát hiện tái diễn. </w:t>
+      </w:r>
+    </w:p>
+    <w:p>
+      <w:pPr>
+        <w:rPr>
+          <w:rFonts w:asciiTheme="majorHAnsi" w:hAnsiTheme="majorHAnsi" w:cstheme="majorHAnsi"/>
+          <w:sz w:val="26"/>
+          <w:szCs w:val="26"/>
+        </w:rPr>
+      </w:pPr>
+      <w:r>
+        <w:rPr>
+          <w:rFonts w:asciiTheme="majorHAnsi" w:hAnsiTheme="majorHAnsi" w:cstheme="majorHAnsi"/>
+          <w:b/>
+          <w:bCs/>
+          <w:sz w:val="26"/>
+          <w:szCs w:val="26"/>
+          <w:lang w:val="en-US"/>
+        </w:rPr>
+        <w:lastRenderedPageBreak/>
+        <w:t>19.</w:t>
+      </w:r>
+      <w:r>
+        <w:rPr>
+          <w:rFonts w:asciiTheme="majorHAnsi" w:hAnsiTheme="majorHAnsi" w:cstheme="majorHAnsi"/>
+          <w:sz w:val="26"/>
+          <w:szCs w:val="26"/>
+        </w:rPr>
+        <w:t xml:space="preserve"> </w:t>
+      </w:r>
+      <w:r>
+        <w:rPr>
+          <w:rFonts w:asciiTheme="majorHAnsi" w:hAnsiTheme="majorHAnsi" w:cstheme="majorHAnsi"/>
+          <w:b/>
+          <w:bCs/>
+          <w:sz w:val="26"/>
+          <w:szCs w:val="26"/>
+        </w:rPr>
+        <w:t>SHA-256 giúp chứng minh điều gì và không chứng minh điều gì?</w:t>
+      </w:r>
+      <w:r>
+        <w:rPr>
+          <w:rFonts w:asciiTheme="majorHAnsi" w:hAnsiTheme="majorHAnsi" w:cstheme="majorHAnsi"/>
+          <w:sz w:val="26"/>
+          <w:szCs w:val="26"/>
+        </w:rPr>
+        <w:br/>
+        <w:t xml:space="preserve">SHA-256 giúp kiểm tra file có bị thay đổi so với giá trị hash đã ghi nhận hay không. Nó không tự chứng minh file đến từ nguồn đáng tin cậy hoặc nội dung bên trong file là đúng và an toàn. </w:t>
+      </w:r>
+    </w:p>
+    <w:p>
+      <w:pPr>
+        <w:rPr>
+          <w:rFonts w:asciiTheme="majorHAnsi" w:hAnsiTheme="majorHAnsi" w:cstheme="majorHAnsi"/>
+          <w:sz w:val="26"/>
+          <w:szCs w:val="26"/>
+          <w:lang w:val="en-US"/>
+        </w:rPr>
+      </w:pPr>
+      <w:r>
+        <w:rPr>
+          <w:rFonts w:asciiTheme="majorHAnsi" w:hAnsiTheme="majorHAnsi" w:cstheme="majorHAnsi"/>
+          <w:b/>
+          <w:bCs/>
+          <w:sz w:val="26"/>
+          <w:szCs w:val="26"/>
+          <w:lang w:val="en-US"/>
+        </w:rPr>
+        <w:t>20.</w:t>
+      </w:r>
+      <w:r>
+        <w:rPr>
+          <w:rFonts w:asciiTheme="majorHAnsi" w:hAnsiTheme="majorHAnsi" w:cstheme="majorHAnsi"/>
+          <w:sz w:val="26"/>
+          <w:szCs w:val="26"/>
+          <w:lang w:val="en-US"/>
+        </w:rPr>
+        <w:t xml:space="preserve"> </w:t>
+      </w:r>
+      <w:r>
+        <w:rPr>
+          <w:rFonts w:asciiTheme="majorHAnsi" w:hAnsiTheme="majorHAnsi" w:cstheme="majorHAnsi"/>
+          <w:b/>
+          <w:bCs/>
+          <w:sz w:val="26"/>
+          <w:szCs w:val="26"/>
+        </w:rPr>
+        <w:t>Đề xuất defense-in-depth cho máy kế toán hoặc máy quản trị.</w:t>
+      </w:r>
+      <w:r>
+        <w:rPr>
+          <w:rFonts w:asciiTheme="majorHAnsi" w:hAnsiTheme="majorHAnsi" w:cstheme="majorHAnsi"/>
+          <w:sz w:val="26"/>
+          <w:szCs w:val="26"/>
+        </w:rPr>
+        <w:br/>
+        <w:t>Nên kết hợp endpoint protection, tài khoản least privilege, application control, logging tập trung, firewall và phân đoạn mạng, backup định kỳ, cùng MFA/FIDO2 và bảo vệ credential. Nhiều lớp kiểm soát giúp giảm ảnh hưởng khi một biện pháp riêng lẻ bị vượt qua.</w:t>
+      </w:r>
     </w:p>
     <w:sectPr>
       <w:pgSz w:w="11906" w:h="16838"/>
@@ -1270,6 +5700,25 @@
       <w:spacing w:val="5"/>
     </w:rPr>
   </w:style>
+  <w:style w:type="table" w:styleId="TableGrid">
+    <w:name w:val="Table Grid"/>
+    <w:basedOn w:val="TableNormal"/>
+    <w:uiPriority w:val="39"/>
+    <w:rsid w:val="00F3052E"/>
+    <w:pPr>
+      <w:spacing w:after="0" w:line="240" w:lineRule="auto"/>
+    </w:pPr>
+    <w:tblPr>
+      <w:tblBorders>
+        <w:top w:val="single" w:sz="4" w:space="0" w:color="auto"/>
+        <w:left w:val="single" w:sz="4" w:space="0" w:color="auto"/>
+        <w:bottom w:val="single" w:sz="4" w:space="0" w:color="auto"/>
+        <w:right w:val="single" w:sz="4" w:space="0" w:color="auto"/>
+        <w:insideH w:val="single" w:sz="4" w:space="0" w:color="auto"/>
+        <w:insideV w:val="single" w:sz="4" w:space="0" w:color="auto"/>
+      </w:tblBorders>
+    </w:tblPr>
+  </w:style>
 </w:styles>
 </file>
 
